--- a/PI-Transfer-Tracker-Getting-Started.docx
+++ b/PI-Transfer-Tracker-Getting-Started.docx
@@ -35,7 +35,7 @@
           <w:szCs w:val="21"/>
           <w:lang w:val="en"/>
         </w:rPr>
-        <w:t>A day-one guide for your new pharmacy location.</w:t>
+        <w:t>A day-one guide for [LOCATION] as a receiving pharmacy.</w:t>
       </w:r>
     </w:p>
     <w:p>
@@ -65,7 +65,64 @@
           <w:szCs w:val="21"/>
           <w:lang w:val="en"/>
         </w:rPr>
-        <w:t xml:space="preserve"> This is the portal we use across all 11 PI pharmacies to send prescriptions from one pharmacy to another (or ship compounds from Erie to a patient or a satellite location). It replaces the emails, spreadsheets, and paper packing slips we used to juggle.</w:t>
+        <w:t xml:space="preserve"> This is the portal we use across all PI pharmacies to move prescriptions between stores. For [LOCATION], you'll mostly use it to </w:t>
+      </w:r>
+      <w:r>
+        <w:rPr>
+          <w:rStyle w:val="Strong"/>
+          <w:rFonts w:ascii="Segoe UI" w:hAnsi="Segoe UI" w:cs="Segoe UI"/>
+          <w:sz w:val="21"/>
+          <w:szCs w:val="21"/>
+          <w:lang w:val="en"/>
+        </w:rPr>
+        <w:t>receive shipments</w:t>
+      </w:r>
+      <w:r>
+        <w:rPr>
+          <w:rFonts w:ascii="Segoe UI" w:hAnsi="Segoe UI" w:cs="Segoe UI"/>
+          <w:sz w:val="21"/>
+          <w:szCs w:val="21"/>
+          <w:lang w:val="en"/>
+        </w:rPr>
+        <w:t xml:space="preserve"> from Erie (compounds) or other PI stores, </w:t>
+      </w:r>
+      <w:r>
+        <w:rPr>
+          <w:rStyle w:val="Strong"/>
+          <w:rFonts w:ascii="Segoe UI" w:hAnsi="Segoe UI" w:cs="Segoe UI"/>
+          <w:sz w:val="21"/>
+          <w:szCs w:val="21"/>
+          <w:lang w:val="en"/>
+        </w:rPr>
+        <w:t>process refills</w:t>
+      </w:r>
+      <w:r>
+        <w:rPr>
+          <w:rFonts w:ascii="Segoe UI" w:hAnsi="Segoe UI" w:cs="Segoe UI"/>
+          <w:sz w:val="21"/>
+          <w:szCs w:val="21"/>
+          <w:lang w:val="en"/>
+        </w:rPr>
+        <w:t xml:space="preserve"> on transfers that were originally set up by another location, and </w:t>
+      </w:r>
+      <w:r>
+        <w:rPr>
+          <w:rStyle w:val="Strong"/>
+          <w:rFonts w:ascii="Segoe UI" w:hAnsi="Segoe UI" w:cs="Segoe UI"/>
+          <w:sz w:val="21"/>
+          <w:szCs w:val="21"/>
+          <w:lang w:val="en"/>
+        </w:rPr>
+        <w:t>hand off prepared prescriptions</w:t>
+      </w:r>
+      <w:r>
+        <w:rPr>
+          <w:rFonts w:ascii="Segoe UI" w:hAnsi="Segoe UI" w:cs="Segoe UI"/>
+          <w:sz w:val="21"/>
+          <w:szCs w:val="21"/>
+          <w:lang w:val="en"/>
+        </w:rPr>
+        <w:t xml:space="preserve"> to patients who come in for pickup.</w:t>
       </w:r>
     </w:p>
     <w:p>
@@ -180,7 +237,7 @@
           <w:szCs w:val="21"/>
           <w:lang w:val="en"/>
         </w:rPr>
-        <w:pict w14:anchorId="66288B3C">
+        <w:pict w14:anchorId="58ACE13E">
           <v:rect id="_x0000_i1025" style="width:0;height:1.5pt" o:hralign="center" o:hrstd="t" o:hr="t" fillcolor="#a0a0a0" stroked="f"/>
         </w:pict>
       </w:r>
@@ -411,7 +468,16 @@
           <w:szCs w:val="21"/>
           <w:lang w:val="en"/>
         </w:rPr>
-        <w:t xml:space="preserve"> in the navbar and skim the </w:t>
+        <w:t xml:space="preserve"> </w:t>
+      </w:r>
+      <w:r>
+        <w:rPr>
+          <w:rFonts w:ascii="Segoe UI" w:eastAsia="Times New Roman" w:hAnsi="Segoe UI" w:cs="Segoe UI"/>
+          <w:sz w:val="21"/>
+          <w:szCs w:val="21"/>
+          <w:lang w:val="en"/>
+        </w:rPr>
+        <w:t xml:space="preserve">in the navbar and skim the </w:t>
       </w:r>
       <w:r>
         <w:rPr>
@@ -460,7 +526,7 @@
           <w:szCs w:val="21"/>
           <w:lang w:val="en"/>
         </w:rPr>
-        <w:pict w14:anchorId="3C727176">
+        <w:pict w14:anchorId="7B49F2BE">
           <v:rect id="_x0000_i1026" style="width:0;height:1.5pt" o:hralign="center" o:hrstd="t" o:hr="t" fillcolor="#a0a0a0" stroked="f"/>
         </w:pict>
       </w:r>
@@ -478,31 +544,27 @@
           <w:rFonts w:ascii="Segoe UI" w:eastAsia="Times New Roman" w:hAnsi="Segoe UI" w:cs="Segoe UI"/>
           <w:lang w:val="en"/>
         </w:rPr>
-        <w:t>The Three Things You'll Do Most Often</w:t>
-      </w:r>
-    </w:p>
-    <w:p>
-      <w:pPr>
-        <w:pStyle w:val="Heading3"/>
-        <w:rPr>
-          <w:rFonts w:ascii="Segoe UI" w:eastAsia="Times New Roman" w:hAnsi="Segoe UI" w:cs="Segoe UI"/>
-          <w:lang w:val="en"/>
-        </w:rPr>
-      </w:pPr>
-      <w:r>
-        <w:rPr>
-          <w:rFonts w:ascii="Segoe UI" w:eastAsia="Times New Roman" w:hAnsi="Segoe UI" w:cs="Segoe UI"/>
-          <w:lang w:val="en"/>
-        </w:rPr>
-        <w:t xml:space="preserve">1. Create a new transfer </w:t>
-      </w:r>
-      <w:r>
-        <w:rPr>
-          <w:rStyle w:val="Emphasis"/>
-          <w:rFonts w:ascii="Segoe UI" w:eastAsia="Times New Roman" w:hAnsi="Segoe UI" w:cs="Segoe UI"/>
-          <w:lang w:val="en"/>
-        </w:rPr>
-        <w:t>(sending an Rx to another pharmacy for them to fill/dispense)</w:t>
+        <w:t>What You'll See When You Sign In</w:t>
+      </w:r>
+    </w:p>
+    <w:p>
+      <w:pPr>
+        <w:pStyle w:val="NormalWeb"/>
+        <w:rPr>
+          <w:rFonts w:ascii="Segoe UI" w:hAnsi="Segoe UI" w:cs="Segoe UI"/>
+          <w:sz w:val="21"/>
+          <w:szCs w:val="21"/>
+          <w:lang w:val="en"/>
+        </w:rPr>
+      </w:pPr>
+      <w:r>
+        <w:rPr>
+          <w:rFonts w:ascii="Segoe UI" w:hAnsi="Segoe UI" w:cs="Segoe UI"/>
+          <w:sz w:val="21"/>
+          <w:szCs w:val="21"/>
+          <w:lang w:val="en"/>
+        </w:rPr>
+        <w:t>Two tabs matter most for a receiving pharmacy:</w:t>
       </w:r>
     </w:p>
     <w:p>
@@ -521,22 +583,22 @@
       </w:pPr>
       <w:r>
         <w:rPr>
-          <w:rFonts w:ascii="Segoe UI" w:eastAsia="Times New Roman" w:hAnsi="Segoe UI" w:cs="Segoe UI"/>
-          <w:sz w:val="21"/>
-          <w:szCs w:val="21"/>
-          <w:lang w:val="en"/>
-        </w:rPr>
-        <w:t xml:space="preserve">Click </w:t>
-      </w:r>
-      <w:r>
-        <w:rPr>
-          <w:rStyle w:val="Strong"/>
-          <w:rFonts w:ascii="Segoe UI" w:eastAsia="Times New Roman" w:hAnsi="Segoe UI" w:cs="Segoe UI"/>
-          <w:sz w:val="21"/>
-          <w:szCs w:val="21"/>
-          <w:lang w:val="en"/>
-        </w:rPr>
-        <w:t>+ New Transfer</w:t>
+          <w:rStyle w:val="Strong"/>
+          <w:rFonts w:ascii="Segoe UI" w:eastAsia="Times New Roman" w:hAnsi="Segoe UI" w:cs="Segoe UI"/>
+          <w:sz w:val="21"/>
+          <w:szCs w:val="21"/>
+          <w:lang w:val="en"/>
+        </w:rPr>
+        <w:t>Transfers</w:t>
+      </w:r>
+      <w:r>
+        <w:rPr>
+          <w:rFonts w:ascii="Segoe UI" w:eastAsia="Times New Roman" w:hAnsi="Segoe UI" w:cs="Segoe UI"/>
+          <w:sz w:val="21"/>
+          <w:szCs w:val="21"/>
+          <w:lang w:val="en"/>
+        </w:rPr>
+        <w:t xml:space="preserve"> — every prescription heading TO [LOCATION] (from any origin, any fill pharmacy). This is your inbound queue.</w:t>
       </w:r>
     </w:p>
     <w:p>
@@ -555,211 +617,75 @@
       </w:pPr>
       <w:r>
         <w:rPr>
-          <w:rFonts w:ascii="Segoe UI" w:eastAsia="Times New Roman" w:hAnsi="Segoe UI" w:cs="Segoe UI"/>
-          <w:sz w:val="21"/>
-          <w:szCs w:val="21"/>
-          <w:lang w:val="en"/>
-        </w:rPr>
-        <w:t xml:space="preserve">Fill in: </w:t>
-      </w:r>
-    </w:p>
-    <w:p>
-      <w:pPr>
-        <w:numPr>
-          <w:ilvl w:val="1"/>
-          <w:numId w:val="2"/>
-        </w:numPr>
-        <w:spacing w:before="60" w:after="60"/>
-        <w:rPr>
-          <w:rFonts w:ascii="Segoe UI" w:eastAsia="Times New Roman" w:hAnsi="Segoe UI" w:cs="Segoe UI"/>
-          <w:sz w:val="21"/>
-          <w:szCs w:val="21"/>
-          <w:lang w:val="en"/>
-        </w:rPr>
-      </w:pPr>
-      <w:r>
-        <w:rPr>
-          <w:rStyle w:val="Strong"/>
-          <w:rFonts w:ascii="Segoe UI" w:eastAsia="Times New Roman" w:hAnsi="Segoe UI" w:cs="Segoe UI"/>
-          <w:sz w:val="21"/>
-          <w:szCs w:val="21"/>
-          <w:lang w:val="en"/>
-        </w:rPr>
-        <w:t>Patient Name</w:t>
-      </w:r>
-      <w:r>
-        <w:rPr>
-          <w:rFonts w:ascii="Segoe UI" w:eastAsia="Times New Roman" w:hAnsi="Segoe UI" w:cs="Segoe UI"/>
-          <w:sz w:val="21"/>
-          <w:szCs w:val="21"/>
-          <w:lang w:val="en"/>
-        </w:rPr>
-        <w:t xml:space="preserve"> (required)</w:t>
-      </w:r>
-    </w:p>
-    <w:p>
-      <w:pPr>
-        <w:numPr>
-          <w:ilvl w:val="1"/>
-          <w:numId w:val="2"/>
-        </w:numPr>
-        <w:spacing w:before="60" w:after="60"/>
-        <w:rPr>
-          <w:rFonts w:ascii="Segoe UI" w:eastAsia="Times New Roman" w:hAnsi="Segoe UI" w:cs="Segoe UI"/>
-          <w:sz w:val="21"/>
-          <w:szCs w:val="21"/>
-          <w:lang w:val="en"/>
-        </w:rPr>
-      </w:pPr>
-      <w:r>
-        <w:rPr>
-          <w:rStyle w:val="Strong"/>
-          <w:rFonts w:ascii="Segoe UI" w:eastAsia="Times New Roman" w:hAnsi="Segoe UI" w:cs="Segoe UI"/>
-          <w:sz w:val="21"/>
-          <w:szCs w:val="21"/>
-          <w:lang w:val="en"/>
-        </w:rPr>
-        <w:t>Origin Location</w:t>
-      </w:r>
-      <w:r>
-        <w:rPr>
-          <w:rFonts w:ascii="Segoe UI" w:eastAsia="Times New Roman" w:hAnsi="Segoe UI" w:cs="Segoe UI"/>
-          <w:sz w:val="21"/>
-          <w:szCs w:val="21"/>
-          <w:lang w:val="en"/>
-        </w:rPr>
-        <w:t xml:space="preserve"> — where the Rx originated (usually your pharmacy)</w:t>
-      </w:r>
-    </w:p>
-    <w:p>
-      <w:pPr>
-        <w:numPr>
-          <w:ilvl w:val="1"/>
-          <w:numId w:val="2"/>
-        </w:numPr>
-        <w:spacing w:before="60" w:after="60"/>
-        <w:rPr>
-          <w:rFonts w:ascii="Segoe UI" w:eastAsia="Times New Roman" w:hAnsi="Segoe UI" w:cs="Segoe UI"/>
-          <w:sz w:val="21"/>
-          <w:szCs w:val="21"/>
-          <w:lang w:val="en"/>
-        </w:rPr>
-      </w:pPr>
-      <w:r>
-        <w:rPr>
-          <w:rStyle w:val="Strong"/>
-          <w:rFonts w:ascii="Segoe UI" w:eastAsia="Times New Roman" w:hAnsi="Segoe UI" w:cs="Segoe UI"/>
-          <w:sz w:val="21"/>
-          <w:szCs w:val="21"/>
-          <w:lang w:val="en"/>
-        </w:rPr>
-        <w:t>Fill Location</w:t>
-      </w:r>
-      <w:r>
-        <w:rPr>
-          <w:rFonts w:ascii="Segoe UI" w:eastAsia="Times New Roman" w:hAnsi="Segoe UI" w:cs="Segoe UI"/>
-          <w:sz w:val="21"/>
-          <w:szCs w:val="21"/>
-          <w:lang w:val="en"/>
-        </w:rPr>
-        <w:t xml:space="preserve"> — the pharmacy that will actually compound/dispense (Erie for compounds, another PI store for commercial products)</w:t>
-      </w:r>
-    </w:p>
-    <w:p>
-      <w:pPr>
-        <w:numPr>
-          <w:ilvl w:val="1"/>
-          <w:numId w:val="2"/>
-        </w:numPr>
-        <w:spacing w:before="60" w:after="60"/>
-        <w:rPr>
-          <w:rFonts w:ascii="Segoe UI" w:eastAsia="Times New Roman" w:hAnsi="Segoe UI" w:cs="Segoe UI"/>
-          <w:sz w:val="21"/>
-          <w:szCs w:val="21"/>
-          <w:lang w:val="en"/>
-        </w:rPr>
-      </w:pPr>
-      <w:r>
-        <w:rPr>
-          <w:rStyle w:val="Strong"/>
-          <w:rFonts w:ascii="Segoe UI" w:eastAsia="Times New Roman" w:hAnsi="Segoe UI" w:cs="Segoe UI"/>
-          <w:sz w:val="21"/>
-          <w:szCs w:val="21"/>
-          <w:lang w:val="en"/>
-        </w:rPr>
-        <w:t>Ship To</w:t>
-      </w:r>
-      <w:r>
-        <w:rPr>
-          <w:rFonts w:ascii="Segoe UI" w:eastAsia="Times New Roman" w:hAnsi="Segoe UI" w:cs="Segoe UI"/>
-          <w:sz w:val="21"/>
-          <w:szCs w:val="21"/>
-          <w:lang w:val="en"/>
-        </w:rPr>
-        <w:t xml:space="preserve"> — Pharmacy (defaults to origin address) or Patient</w:t>
-      </w:r>
-    </w:p>
-    <w:p>
-      <w:pPr>
-        <w:numPr>
-          <w:ilvl w:val="1"/>
-          <w:numId w:val="2"/>
-        </w:numPr>
-        <w:spacing w:before="60" w:after="60"/>
-        <w:rPr>
-          <w:rFonts w:ascii="Segoe UI" w:eastAsia="Times New Roman" w:hAnsi="Segoe UI" w:cs="Segoe UI"/>
-          <w:sz w:val="21"/>
-          <w:szCs w:val="21"/>
-          <w:lang w:val="en"/>
-        </w:rPr>
-      </w:pPr>
-      <w:r>
-        <w:rPr>
-          <w:rStyle w:val="Strong"/>
-          <w:rFonts w:ascii="Segoe UI" w:eastAsia="Times New Roman" w:hAnsi="Segoe UI" w:cs="Segoe UI"/>
-          <w:sz w:val="21"/>
-          <w:szCs w:val="21"/>
-          <w:lang w:val="en"/>
-        </w:rPr>
-        <w:t>PK Transfer Sheet</w:t>
-      </w:r>
-      <w:r>
-        <w:rPr>
-          <w:rFonts w:ascii="Segoe UI" w:eastAsia="Times New Roman" w:hAnsi="Segoe UI" w:cs="Segoe UI"/>
-          <w:sz w:val="21"/>
-          <w:szCs w:val="21"/>
-          <w:lang w:val="en"/>
-        </w:rPr>
-        <w:t xml:space="preserve"> — drop the PDF; the app auto-fills patient/DOB/drug/Rx# from the sheet</w:t>
-      </w:r>
-    </w:p>
-    <w:p>
-      <w:pPr>
-        <w:numPr>
-          <w:ilvl w:val="1"/>
-          <w:numId w:val="2"/>
-        </w:numPr>
-        <w:spacing w:before="60" w:after="60"/>
-        <w:rPr>
-          <w:rFonts w:ascii="Segoe UI" w:eastAsia="Times New Roman" w:hAnsi="Segoe UI" w:cs="Segoe UI"/>
-          <w:sz w:val="21"/>
-          <w:szCs w:val="21"/>
-          <w:lang w:val="en"/>
-        </w:rPr>
-      </w:pPr>
-      <w:r>
-        <w:rPr>
-          <w:rStyle w:val="Strong"/>
-          <w:rFonts w:ascii="Segoe UI" w:eastAsia="Times New Roman" w:hAnsi="Segoe UI" w:cs="Segoe UI"/>
-          <w:sz w:val="21"/>
-          <w:szCs w:val="21"/>
-          <w:lang w:val="en"/>
-        </w:rPr>
-        <w:t>Items</w:t>
-      </w:r>
-      <w:r>
-        <w:rPr>
-          <w:rFonts w:ascii="Segoe UI" w:eastAsia="Times New Roman" w:hAnsi="Segoe UI" w:cs="Segoe UI"/>
+          <w:rStyle w:val="Strong"/>
+          <w:rFonts w:ascii="Segoe UI" w:eastAsia="Times New Roman" w:hAnsi="Segoe UI" w:cs="Segoe UI"/>
+          <w:sz w:val="21"/>
+          <w:szCs w:val="21"/>
+          <w:lang w:val="en"/>
+        </w:rPr>
+        <w:t>Shipments</w:t>
+      </w:r>
+      <w:r>
+        <w:rPr>
+          <w:rFonts w:ascii="Segoe UI" w:eastAsia="Times New Roman" w:hAnsi="Segoe UI" w:cs="Segoe UI"/>
+          <w:sz w:val="21"/>
+          <w:szCs w:val="21"/>
+          <w:lang w:val="en"/>
+        </w:rPr>
+        <w:t xml:space="preserve"> — the physical boxes coming to you. Green </w:t>
+      </w:r>
+      <w:r>
+        <w:rPr>
+          <w:rStyle w:val="Strong"/>
+          <w:rFonts w:ascii="Segoe UI" w:eastAsia="Times New Roman" w:hAnsi="Segoe UI" w:cs="Segoe UI"/>
+          <w:sz w:val="21"/>
+          <w:szCs w:val="21"/>
+          <w:lang w:val="en"/>
+        </w:rPr>
+        <w:t>← Incoming</w:t>
+      </w:r>
+      <w:r>
+        <w:rPr>
+          <w:rFonts w:ascii="Segoe UI" w:eastAsia="Times New Roman" w:hAnsi="Segoe UI" w:cs="Segoe UI"/>
+          <w:sz w:val="21"/>
+          <w:szCs w:val="21"/>
+          <w:lang w:val="en"/>
+        </w:rPr>
+        <w:t xml:space="preserve"> chip means "on its way here."</w:t>
+      </w:r>
+    </w:p>
+    <w:p>
+      <w:pPr>
+        <w:pStyle w:val="NormalWeb"/>
+        <w:rPr>
+          <w:rFonts w:ascii="Segoe UI" w:hAnsi="Segoe UI" w:cs="Segoe UI"/>
+          <w:sz w:val="21"/>
+          <w:szCs w:val="21"/>
+          <w:lang w:val="en"/>
+        </w:rPr>
+      </w:pPr>
+      <w:r>
+        <w:rPr>
+          <w:rFonts w:ascii="Segoe UI" w:hAnsi="Segoe UI" w:cs="Segoe UI"/>
+          <w:sz w:val="21"/>
+          <w:szCs w:val="21"/>
+          <w:lang w:val="en"/>
+        </w:rPr>
+        <w:t xml:space="preserve">The blue banner just under the navbar tells you </w:t>
+      </w:r>
+      <w:r>
+        <w:rPr>
+          <w:rStyle w:val="Strong"/>
+          <w:rFonts w:ascii="Segoe UI" w:hAnsi="Segoe UI" w:cs="Segoe UI"/>
+          <w:sz w:val="21"/>
+          <w:szCs w:val="21"/>
+          <w:lang w:val="en"/>
+        </w:rPr>
+        <w:t>when your next shipment is expected</w:t>
+      </w:r>
+      <w:r>
+        <w:rPr>
+          <w:rFonts w:ascii="Segoe UI" w:hAnsi="Segoe UI" w:cs="Segoe UI"/>
           <w:sz w:val="21"/>
           <w:szCs w:val="21"/>
           <w:lang w:val="en"/>
@@ -768,197 +694,90 @@
       </w:r>
       <w:r>
         <w:rPr>
-          <w:rFonts w:ascii="Segoe UI" w:eastAsia="Times New Roman" w:hAnsi="Segoe UI" w:cs="Segoe UI"/>
-          <w:sz w:val="21"/>
-          <w:szCs w:val="21"/>
-          <w:lang w:val="en"/>
-        </w:rPr>
-        <w:t>— one row per Rx: Origin Rx#, Drug, Qty (Receiving Rx# gets filled in later by the fill pharmacy)</w:t>
-      </w:r>
-    </w:p>
-    <w:p>
-      <w:pPr>
-        <w:numPr>
-          <w:ilvl w:val="0"/>
-          <w:numId w:val="2"/>
-        </w:numPr>
-        <w:spacing w:before="60" w:after="60"/>
-        <w:rPr>
-          <w:rFonts w:ascii="Segoe UI" w:eastAsia="Times New Roman" w:hAnsi="Segoe UI" w:cs="Segoe UI"/>
-          <w:sz w:val="21"/>
-          <w:szCs w:val="21"/>
-          <w:lang w:val="en"/>
-        </w:rPr>
-      </w:pPr>
-      <w:r>
-        <w:rPr>
-          <w:rFonts w:ascii="Segoe UI" w:eastAsia="Times New Roman" w:hAnsi="Segoe UI" w:cs="Segoe UI"/>
-          <w:sz w:val="21"/>
-          <w:szCs w:val="21"/>
+          <w:rFonts w:ascii="Segoe UI" w:hAnsi="Segoe UI" w:cs="Segoe UI"/>
+          <w:sz w:val="21"/>
+          <w:szCs w:val="21"/>
+          <w:lang w:val="en"/>
+        </w:rPr>
+        <w:t>— computed from [LOCATION]'s configured receiving day(s).</w:t>
+      </w:r>
+    </w:p>
+    <w:p>
+      <w:pPr>
+        <w:pStyle w:val="NormalWeb"/>
+        <w:rPr>
+          <w:rFonts w:ascii="Segoe UI" w:hAnsi="Segoe UI" w:cs="Segoe UI"/>
+          <w:sz w:val="21"/>
+          <w:szCs w:val="21"/>
+          <w:lang w:val="en"/>
+        </w:rPr>
+      </w:pPr>
+      <w:r>
+        <w:rPr>
+          <w:rFonts w:ascii="Segoe UI" w:hAnsi="Segoe UI" w:cs="Segoe UI"/>
+          <w:sz w:val="21"/>
+          <w:szCs w:val="21"/>
+          <w:lang w:val="en"/>
+        </w:rPr>
+        <w:t xml:space="preserve">The </w:t>
+      </w:r>
+      <w:r>
+        <w:rPr>
+          <w:rStyle w:val="Strong"/>
+          <w:rFonts w:ascii="Segoe UI" w:hAnsi="Segoe UI" w:cs="Segoe UI"/>
+          <w:sz w:val="21"/>
+          <w:szCs w:val="21"/>
+          <w:lang w:val="en"/>
+        </w:rPr>
+        <w:t>Alerts</w:t>
+      </w:r>
+      <w:r>
+        <w:rPr>
+          <w:rFonts w:ascii="Segoe UI" w:hAnsi="Segoe UI" w:cs="Segoe UI"/>
+          <w:sz w:val="21"/>
+          <w:szCs w:val="21"/>
+          <w:lang w:val="en"/>
+        </w:rPr>
+        <w:t xml:space="preserve"> tab shows questions other locations have asked you, and any transfer of yours that's stuck in one status too long.</w:t>
+      </w:r>
+    </w:p>
+    <w:p>
+      <w:pPr>
+        <w:spacing w:before="360" w:after="360"/>
+        <w:rPr>
+          <w:rFonts w:ascii="Segoe UI" w:eastAsia="Times New Roman" w:hAnsi="Segoe UI" w:cs="Segoe UI"/>
+          <w:sz w:val="21"/>
+          <w:szCs w:val="21"/>
+          <w:lang w:val="en"/>
+        </w:rPr>
+      </w:pPr>
+      <w:r>
+        <w:rPr>
+          <w:rFonts w:ascii="Segoe UI" w:eastAsia="Times New Roman" w:hAnsi="Segoe UI" w:cs="Segoe UI"/>
+          <w:sz w:val="21"/>
+          <w:szCs w:val="21"/>
+          <w:lang w:val="en"/>
+        </w:rPr>
+        <w:pict w14:anchorId="5EF26074">
+          <v:rect id="_x0000_i1027" style="width:0;height:1.5pt" o:hralign="center" o:hrstd="t" o:hr="t" fillcolor="#a0a0a0" stroked="f"/>
+        </w:pict>
+      </w:r>
+    </w:p>
+    <w:p>
+      <w:pPr>
+        <w:pStyle w:val="Heading2"/>
+        <w:rPr>
+          <w:rFonts w:ascii="Segoe UI" w:eastAsia="Times New Roman" w:hAnsi="Segoe UI" w:cs="Segoe UI"/>
+          <w:lang w:val="en"/>
+        </w:rPr>
+      </w:pPr>
+      <w:r>
+        <w:rPr>
+          <w:rFonts w:ascii="Segoe UI" w:eastAsia="Times New Roman" w:hAnsi="Segoe UI" w:cs="Segoe UI"/>
           <w:lang w:val="en"/>
         </w:rPr>
         <w:lastRenderedPageBreak/>
-        <w:t xml:space="preserve">Click </w:t>
-      </w:r>
-      <w:r>
-        <w:rPr>
-          <w:rStyle w:val="Strong"/>
-          <w:rFonts w:ascii="Segoe UI" w:eastAsia="Times New Roman" w:hAnsi="Segoe UI" w:cs="Segoe UI"/>
-          <w:sz w:val="21"/>
-          <w:szCs w:val="21"/>
-          <w:lang w:val="en"/>
-        </w:rPr>
-        <w:t>Submit transfer</w:t>
-      </w:r>
-    </w:p>
-    <w:p>
-      <w:pPr>
-        <w:shd w:val="clear" w:color="auto" w:fill="ECFEFF"/>
-        <w:divId w:val="183515070"/>
-        <w:rPr>
-          <w:rFonts w:ascii="Segoe UI" w:eastAsia="Times New Roman" w:hAnsi="Segoe UI" w:cs="Segoe UI"/>
-          <w:sz w:val="20"/>
-          <w:szCs w:val="20"/>
-          <w:lang w:val="en"/>
-        </w:rPr>
-      </w:pPr>
-      <w:r>
-        <w:rPr>
-          <w:rFonts w:ascii="Segoe UI" w:eastAsia="Times New Roman" w:hAnsi="Segoe UI" w:cs="Segoe UI"/>
-          <w:b/>
-          <w:bCs/>
-          <w:color w:val="0891B2"/>
-          <w:sz w:val="20"/>
-          <w:szCs w:val="20"/>
-          <w:lang w:val="en"/>
-        </w:rPr>
-        <w:t>Bulk stack of transfers?</w:t>
-      </w:r>
-      <w:r>
-        <w:rPr>
-          <w:rFonts w:ascii="Segoe UI" w:eastAsia="Times New Roman" w:hAnsi="Segoe UI" w:cs="Segoe UI"/>
-          <w:sz w:val="20"/>
-          <w:szCs w:val="20"/>
-          <w:lang w:val="en"/>
-        </w:rPr>
-        <w:t xml:space="preserve"> Click </w:t>
-      </w:r>
-      <w:r>
-        <w:rPr>
-          <w:rFonts w:ascii="Segoe UI" w:eastAsia="Times New Roman" w:hAnsi="Segoe UI" w:cs="Segoe UI"/>
-          <w:b/>
-          <w:bCs/>
-          <w:color w:val="0891B2"/>
-          <w:sz w:val="20"/>
-          <w:szCs w:val="20"/>
-          <w:lang w:val="en"/>
-        </w:rPr>
-        <w:t>+ New Transfer</w:t>
-      </w:r>
-      <w:r>
-        <w:rPr>
-          <w:rFonts w:ascii="Segoe UI" w:eastAsia="Times New Roman" w:hAnsi="Segoe UI" w:cs="Segoe UI"/>
-          <w:sz w:val="20"/>
-          <w:szCs w:val="20"/>
-          <w:lang w:val="en"/>
-        </w:rPr>
-        <w:t xml:space="preserve"> → toggle to </w:t>
-      </w:r>
-      <w:r>
-        <w:rPr>
-          <w:rFonts w:ascii="Segoe UI" w:eastAsia="Times New Roman" w:hAnsi="Segoe UI" w:cs="Segoe UI"/>
-          <w:b/>
-          <w:bCs/>
-          <w:color w:val="0891B2"/>
-          <w:sz w:val="20"/>
-          <w:szCs w:val="20"/>
-          <w:lang w:val="en"/>
-        </w:rPr>
-        <w:t>Bulk Upload</w:t>
-      </w:r>
-      <w:r>
-        <w:rPr>
-          <w:rFonts w:ascii="Segoe UI" w:eastAsia="Times New Roman" w:hAnsi="Segoe UI" w:cs="Segoe UI"/>
-          <w:sz w:val="20"/>
-          <w:szCs w:val="20"/>
-          <w:lang w:val="en"/>
-        </w:rPr>
-        <w:t xml:space="preserve"> → drop a multi-page PDF. The app splits each PK sheet into its own draft, OCRs scanned pages, and lets you approve them in one shot.</w:t>
-      </w:r>
-    </w:p>
-    <w:p>
-      <w:pPr>
-        <w:shd w:val="clear" w:color="auto" w:fill="ECFEFF"/>
-        <w:divId w:val="2108184960"/>
-        <w:rPr>
-          <w:rFonts w:ascii="Segoe UI" w:eastAsia="Times New Roman" w:hAnsi="Segoe UI" w:cs="Segoe UI"/>
-          <w:sz w:val="20"/>
-          <w:szCs w:val="20"/>
-          <w:lang w:val="en"/>
-        </w:rPr>
-      </w:pPr>
-      <w:r>
-        <w:rPr>
-          <w:rFonts w:ascii="Segoe UI" w:eastAsia="Times New Roman" w:hAnsi="Segoe UI" w:cs="Segoe UI"/>
-          <w:b/>
-          <w:bCs/>
-          <w:color w:val="0891B2"/>
-          <w:sz w:val="20"/>
-          <w:szCs w:val="20"/>
-          <w:lang w:val="en"/>
-        </w:rPr>
-        <w:t>Prepared script coming for pickup at your pharmacy (not a real transfer)?</w:t>
-      </w:r>
-      <w:r>
-        <w:rPr>
-          <w:rFonts w:ascii="Segoe UI" w:eastAsia="Times New Roman" w:hAnsi="Segoe UI" w:cs="Segoe UI"/>
-          <w:sz w:val="20"/>
-          <w:szCs w:val="20"/>
-          <w:lang w:val="en"/>
-        </w:rPr>
-        <w:t xml:space="preserve"> Check the blue </w:t>
-      </w:r>
-      <w:r>
-        <w:rPr>
-          <w:rFonts w:ascii="Segoe UI Emoji" w:eastAsia="Times New Roman" w:hAnsi="Segoe UI Emoji" w:cs="Segoe UI Emoji"/>
-          <w:b/>
-          <w:bCs/>
-          <w:color w:val="0891B2"/>
-          <w:sz w:val="20"/>
-          <w:szCs w:val="20"/>
-          <w:lang w:val="en"/>
-        </w:rPr>
-        <w:t>📍</w:t>
-      </w:r>
-      <w:r>
-        <w:rPr>
-          <w:rFonts w:ascii="Segoe UI" w:eastAsia="Times New Roman" w:hAnsi="Segoe UI" w:cs="Segoe UI"/>
-          <w:b/>
-          <w:bCs/>
-          <w:color w:val="0891B2"/>
-          <w:sz w:val="20"/>
-          <w:szCs w:val="20"/>
-          <w:lang w:val="en"/>
-        </w:rPr>
-        <w:t xml:space="preserve"> Prescriptions will be picked up at another pharmacy (Non-transfer)</w:t>
-      </w:r>
-      <w:r>
-        <w:rPr>
-          <w:rFonts w:ascii="Segoe UI" w:eastAsia="Times New Roman" w:hAnsi="Segoe UI" w:cs="Segoe UI"/>
-          <w:sz w:val="20"/>
-          <w:szCs w:val="20"/>
-          <w:lang w:val="en"/>
-        </w:rPr>
-        <w:t xml:space="preserve"> </w:t>
-      </w:r>
-      <w:r>
-        <w:rPr>
-          <w:rFonts w:ascii="Segoe UI" w:eastAsia="Times New Roman" w:hAnsi="Segoe UI" w:cs="Segoe UI"/>
-          <w:sz w:val="20"/>
-          <w:szCs w:val="20"/>
-          <w:lang w:val="en"/>
-        </w:rPr>
-        <w:t>box at the top of the form. Skips the PK sheet requirement.</w:t>
+        <w:t>The Four Things You'll Do Most Often</w:t>
       </w:r>
     </w:p>
     <w:p>
@@ -974,15 +793,7 @@
           <w:rFonts w:ascii="Segoe UI" w:eastAsia="Times New Roman" w:hAnsi="Segoe UI" w:cs="Segoe UI"/>
           <w:lang w:val="en"/>
         </w:rPr>
-        <w:t xml:space="preserve">2. Receive a shipment </w:t>
-      </w:r>
-      <w:r>
-        <w:rPr>
-          <w:rStyle w:val="Emphasis"/>
-          <w:rFonts w:ascii="Segoe UI" w:eastAsia="Times New Roman" w:hAnsi="Segoe UI" w:cs="Segoe UI"/>
-          <w:lang w:val="en"/>
-        </w:rPr>
-        <w:t>(a box arrives from another pharmacy)</w:t>
+        <w:t>1. Receive a shipment — the normal case (everything in the box)</w:t>
       </w:r>
     </w:p>
     <w:p>
@@ -1102,7 +913,7 @@
           <w:szCs w:val="21"/>
           <w:lang w:val="en"/>
         </w:rPr>
-        <w:t>Scan either the FedEx barcode OR the barcode on the bulk packing slip inside the box</w:t>
+        <w:t>Scan either the FedEx barcode on the box OR the barcode on the bulk packing slip inside</w:t>
       </w:r>
     </w:p>
     <w:p>
@@ -1170,7 +981,26 @@
           <w:szCs w:val="21"/>
           <w:lang w:val="en"/>
         </w:rPr>
-        <w:t>Check off each Rx as you unpack it</w:t>
+        <w:t xml:space="preserve">Check off each Rx as you unpack it (or click </w:t>
+      </w:r>
+      <w:r>
+        <w:rPr>
+          <w:rStyle w:val="Strong"/>
+          <w:rFonts w:ascii="Segoe UI" w:eastAsia="Times New Roman" w:hAnsi="Segoe UI" w:cs="Segoe UI"/>
+          <w:sz w:val="21"/>
+          <w:szCs w:val="21"/>
+          <w:lang w:val="en"/>
+        </w:rPr>
+        <w:t>Select all</w:t>
+      </w:r>
+      <w:r>
+        <w:rPr>
+          <w:rFonts w:ascii="Segoe UI" w:eastAsia="Times New Roman" w:hAnsi="Segoe UI" w:cs="Segoe UI"/>
+          <w:sz w:val="21"/>
+          <w:szCs w:val="21"/>
+          <w:lang w:val="en"/>
+        </w:rPr>
+        <w:t xml:space="preserve"> if the whole manifest checks out)</w:t>
       </w:r>
     </w:p>
     <w:p>
@@ -1194,6 +1024,30 @@
           <w:szCs w:val="21"/>
           <w:lang w:val="en"/>
         </w:rPr>
+        <w:t>Take a photo with the camera button if you see any damage</w:t>
+      </w:r>
+    </w:p>
+    <w:p>
+      <w:pPr>
+        <w:numPr>
+          <w:ilvl w:val="0"/>
+          <w:numId w:val="3"/>
+        </w:numPr>
+        <w:spacing w:before="60" w:after="60"/>
+        <w:rPr>
+          <w:rFonts w:ascii="Segoe UI" w:eastAsia="Times New Roman" w:hAnsi="Segoe UI" w:cs="Segoe UI"/>
+          <w:sz w:val="21"/>
+          <w:szCs w:val="21"/>
+          <w:lang w:val="en"/>
+        </w:rPr>
+      </w:pPr>
+      <w:r>
+        <w:rPr>
+          <w:rFonts w:ascii="Segoe UI" w:eastAsia="Times New Roman" w:hAnsi="Segoe UI" w:cs="Segoe UI"/>
+          <w:sz w:val="21"/>
+          <w:szCs w:val="21"/>
+          <w:lang w:val="en"/>
+        </w:rPr>
         <w:t xml:space="preserve">Click </w:t>
       </w:r>
       <w:r>
@@ -1209,65 +1063,41 @@
     </w:p>
     <w:p>
       <w:pPr>
-        <w:shd w:val="clear" w:color="auto" w:fill="FFFBEB"/>
-        <w:divId w:val="898126668"/>
-        <w:rPr>
-          <w:rFonts w:ascii="Segoe UI" w:eastAsia="Times New Roman" w:hAnsi="Segoe UI" w:cs="Segoe UI"/>
-          <w:sz w:val="20"/>
-          <w:szCs w:val="20"/>
-          <w:lang w:val="en"/>
-        </w:rPr>
-      </w:pPr>
-      <w:r>
-        <w:rPr>
-          <w:rFonts w:ascii="Segoe UI" w:eastAsia="Times New Roman" w:hAnsi="Segoe UI" w:cs="Segoe UI"/>
-          <w:b/>
-          <w:bCs/>
-          <w:color w:val="D97706"/>
-          <w:sz w:val="20"/>
-          <w:szCs w:val="20"/>
-          <w:lang w:val="en"/>
-        </w:rPr>
-        <w:t>Some scripts didn't make the box?</w:t>
-      </w:r>
-      <w:r>
-        <w:rPr>
-          <w:rFonts w:ascii="Segoe UI" w:eastAsia="Times New Roman" w:hAnsi="Segoe UI" w:cs="Segoe UI"/>
-          <w:sz w:val="20"/>
-          <w:szCs w:val="20"/>
-          <w:lang w:val="en"/>
-        </w:rPr>
-        <w:t xml:space="preserve"> Click </w:t>
-      </w:r>
-      <w:r>
-        <w:rPr>
-          <w:rFonts w:ascii="Segoe UI" w:eastAsia="Times New Roman" w:hAnsi="Segoe UI" w:cs="Segoe UI"/>
-          <w:b/>
-          <w:bCs/>
-          <w:color w:val="D97706"/>
-          <w:sz w:val="20"/>
-          <w:szCs w:val="20"/>
-          <w:lang w:val="en"/>
-        </w:rPr>
-        <w:t>Receive Partial</w:t>
-      </w:r>
-      <w:r>
-        <w:rPr>
-          <w:rFonts w:ascii="Segoe UI" w:eastAsia="Times New Roman" w:hAnsi="Segoe UI" w:cs="Segoe UI"/>
-          <w:sz w:val="20"/>
-          <w:szCs w:val="20"/>
-          <w:lang w:val="en"/>
-        </w:rPr>
-        <w:t xml:space="preserve"> </w:t>
-      </w:r>
-      <w:r>
-        <w:rPr>
-          <w:rFonts w:ascii="Segoe UI" w:eastAsia="Times New Roman" w:hAnsi="Segoe UI" w:cs="Segoe UI"/>
-          <w:sz w:val="20"/>
-          <w:szCs w:val="20"/>
-          <w:lang w:val="en"/>
-        </w:rPr>
-        <w:t>instead of Mark Received, check off ONLY what you actually have, and leave the missing ones unchecked. Anything unchecked gets flagged as missing and the fill pharmacy is notified. If a whole patient's shipment is missing, that transfer is automatically pulled off the box and put back on the fill queue for next shipment.</w:t>
+        <w:pStyle w:val="NormalWeb"/>
+        <w:rPr>
+          <w:rFonts w:ascii="Segoe UI" w:hAnsi="Segoe UI" w:cs="Segoe UI"/>
+          <w:sz w:val="21"/>
+          <w:szCs w:val="21"/>
+          <w:lang w:val="en"/>
+        </w:rPr>
+      </w:pPr>
+      <w:r>
+        <w:rPr>
+          <w:rFonts w:ascii="Segoe UI" w:hAnsi="Segoe UI" w:cs="Segoe UI"/>
+          <w:sz w:val="21"/>
+          <w:szCs w:val="21"/>
+          <w:lang w:val="en"/>
+        </w:rPr>
+        <w:t xml:space="preserve">Every transfer in the box automatically flips to </w:t>
+      </w:r>
+      <w:r>
+        <w:rPr>
+          <w:rStyle w:val="Strong"/>
+          <w:rFonts w:ascii="Segoe UI" w:hAnsi="Segoe UI" w:cs="Segoe UI"/>
+          <w:sz w:val="21"/>
+          <w:szCs w:val="21"/>
+          <w:lang w:val="en"/>
+        </w:rPr>
+        <w:t>Received</w:t>
+      </w:r>
+      <w:r>
+        <w:rPr>
+          <w:rFonts w:ascii="Segoe UI" w:hAnsi="Segoe UI" w:cs="Segoe UI"/>
+          <w:sz w:val="21"/>
+          <w:szCs w:val="21"/>
+          <w:lang w:val="en"/>
+        </w:rPr>
+        <w:t>. Done.</w:t>
       </w:r>
     </w:p>
     <w:p>
@@ -1283,15 +1113,46 @@
           <w:rFonts w:ascii="Segoe UI" w:eastAsia="Times New Roman" w:hAnsi="Segoe UI" w:cs="Segoe UI"/>
           <w:lang w:val="en"/>
         </w:rPr>
-        <w:t xml:space="preserve">3. Ask a question about a transfer </w:t>
-      </w:r>
-      <w:r>
-        <w:rPr>
-          <w:rStyle w:val="Emphasis"/>
-          <w:rFonts w:ascii="Segoe UI" w:eastAsia="Times New Roman" w:hAnsi="Segoe UI" w:cs="Segoe UI"/>
-          <w:lang w:val="en"/>
-        </w:rPr>
-        <w:t>(need info from another pharmacy)</w:t>
+        <w:t>2. Receive a shipment — some scripts are missing (partial receive)</w:t>
+      </w:r>
+    </w:p>
+    <w:p>
+      <w:pPr>
+        <w:pStyle w:val="NormalWeb"/>
+        <w:rPr>
+          <w:rFonts w:ascii="Segoe UI" w:hAnsi="Segoe UI" w:cs="Segoe UI"/>
+          <w:sz w:val="21"/>
+          <w:szCs w:val="21"/>
+          <w:lang w:val="en"/>
+        </w:rPr>
+      </w:pPr>
+      <w:r>
+        <w:rPr>
+          <w:rFonts w:ascii="Segoe UI" w:hAnsi="Segoe UI" w:cs="Segoe UI"/>
+          <w:sz w:val="21"/>
+          <w:szCs w:val="21"/>
+          <w:lang w:val="en"/>
+        </w:rPr>
+        <w:t xml:space="preserve">This happens more often than you'd think — a script gets added to the packing slip but doesn't physically make it into the box. </w:t>
+      </w:r>
+      <w:r>
+        <w:rPr>
+          <w:rStyle w:val="Strong"/>
+          <w:rFonts w:ascii="Segoe UI" w:hAnsi="Segoe UI" w:cs="Segoe UI"/>
+          <w:sz w:val="21"/>
+          <w:szCs w:val="21"/>
+          <w:lang w:val="en"/>
+        </w:rPr>
+        <w:t>Do not check every box and mark it fully received.</w:t>
+      </w:r>
+      <w:r>
+        <w:rPr>
+          <w:rFonts w:ascii="Segoe UI" w:hAnsi="Segoe UI" w:cs="Segoe UI"/>
+          <w:sz w:val="21"/>
+          <w:szCs w:val="21"/>
+          <w:lang w:val="en"/>
+        </w:rPr>
+        <w:t xml:space="preserve"> Use partial receive so the fill pharmacy knows to look.</w:t>
       </w:r>
     </w:p>
     <w:p>
@@ -1315,27 +1176,7 @@
           <w:szCs w:val="21"/>
           <w:lang w:val="en"/>
         </w:rPr>
-        <w:t xml:space="preserve">From the Transfers list, find the patient → click </w:t>
-      </w:r>
-      <w:r>
-        <w:rPr>
-          <w:rStyle w:val="Strong"/>
-          <w:rFonts w:ascii="Segoe UI Emoji" w:eastAsia="Times New Roman" w:hAnsi="Segoe UI Emoji" w:cs="Segoe UI Emoji"/>
-          <w:sz w:val="21"/>
-          <w:szCs w:val="21"/>
-          <w:lang w:val="en"/>
-        </w:rPr>
-        <w:t>❓</w:t>
-      </w:r>
-      <w:r>
-        <w:rPr>
-          <w:rStyle w:val="Strong"/>
-          <w:rFonts w:ascii="Segoe UI" w:eastAsia="Times New Roman" w:hAnsi="Segoe UI" w:cs="Segoe UI"/>
-          <w:sz w:val="21"/>
-          <w:szCs w:val="21"/>
-          <w:lang w:val="en"/>
-        </w:rPr>
-        <w:t xml:space="preserve"> Ask question</w:t>
+        <w:t>Open the shipment like normal (scan the barcode or click into it from Shipments)</w:t>
       </w:r>
     </w:p>
     <w:p>
@@ -1359,17 +1200,27 @@
           <w:szCs w:val="21"/>
           <w:lang w:val="en"/>
         </w:rPr>
-        <w:t xml:space="preserve">Type your question → </w:t>
-      </w:r>
-      <w:r>
-        <w:rPr>
-          <w:rStyle w:val="Strong"/>
-          <w:rFonts w:ascii="Segoe UI" w:eastAsia="Times New Roman" w:hAnsi="Segoe UI" w:cs="Segoe UI"/>
-          <w:sz w:val="21"/>
-          <w:szCs w:val="21"/>
-          <w:lang w:val="en"/>
-        </w:rPr>
-        <w:t>Send Question</w:t>
+        <w:t xml:space="preserve">Click </w:t>
+      </w:r>
+      <w:r>
+        <w:rPr>
+          <w:rStyle w:val="Strong"/>
+          <w:rFonts w:ascii="Segoe UI Emoji" w:eastAsia="Times New Roman" w:hAnsi="Segoe UI Emoji" w:cs="Segoe UI Emoji"/>
+          <w:sz w:val="21"/>
+          <w:szCs w:val="21"/>
+          <w:lang w:val="en"/>
+        </w:rPr>
+        <w:t>📦</w:t>
+      </w:r>
+      <w:r>
+        <w:rPr>
+          <w:rStyle w:val="Strong"/>
+          <w:rFonts w:ascii="Segoe UI" w:eastAsia="Times New Roman" w:hAnsi="Segoe UI" w:cs="Segoe UI"/>
+          <w:sz w:val="21"/>
+          <w:szCs w:val="21"/>
+          <w:lang w:val="en"/>
+        </w:rPr>
+        <w:t xml:space="preserve"> Arrived at my pharmacy</w:t>
       </w:r>
     </w:p>
     <w:p>
@@ -1393,7 +1244,17 @@
           <w:szCs w:val="21"/>
           <w:lang w:val="en"/>
         </w:rPr>
-        <w:t>A card lands in that pharmacy's Teams chat. They reply in the transfer's Discussion section.</w:t>
+        <w:t xml:space="preserve">Check off </w:t>
+      </w:r>
+      <w:r>
+        <w:rPr>
+          <w:rStyle w:val="Strong"/>
+          <w:rFonts w:ascii="Segoe UI" w:eastAsia="Times New Roman" w:hAnsi="Segoe UI" w:cs="Segoe UI"/>
+          <w:sz w:val="21"/>
+          <w:szCs w:val="21"/>
+          <w:lang w:val="en"/>
+        </w:rPr>
+        <w:t>ONLY the Rx you actually have in front of you</w:t>
       </w:r>
     </w:p>
     <w:p>
@@ -1417,7 +1278,1316 @@
           <w:szCs w:val="21"/>
           <w:lang w:val="en"/>
         </w:rPr>
-        <w:t xml:space="preserve">Your unanswered questions show on the </w:t>
+        <w:t xml:space="preserve">Leave the missing ones </w:t>
+      </w:r>
+      <w:r>
+        <w:rPr>
+          <w:rStyle w:val="Strong"/>
+          <w:rFonts w:ascii="Segoe UI" w:eastAsia="Times New Roman" w:hAnsi="Segoe UI" w:cs="Segoe UI"/>
+          <w:sz w:val="21"/>
+          <w:szCs w:val="21"/>
+          <w:lang w:val="en"/>
+        </w:rPr>
+        <w:t>unchecked</w:t>
+      </w:r>
+    </w:p>
+    <w:p>
+      <w:pPr>
+        <w:numPr>
+          <w:ilvl w:val="0"/>
+          <w:numId w:val="4"/>
+        </w:numPr>
+        <w:spacing w:before="60" w:after="60"/>
+        <w:rPr>
+          <w:rFonts w:ascii="Segoe UI" w:eastAsia="Times New Roman" w:hAnsi="Segoe UI" w:cs="Segoe UI"/>
+          <w:sz w:val="21"/>
+          <w:szCs w:val="21"/>
+          <w:lang w:val="en"/>
+        </w:rPr>
+      </w:pPr>
+      <w:r>
+        <w:rPr>
+          <w:rFonts w:ascii="Segoe UI" w:eastAsia="Times New Roman" w:hAnsi="Segoe UI" w:cs="Segoe UI"/>
+          <w:sz w:val="21"/>
+          <w:szCs w:val="21"/>
+          <w:lang w:val="en"/>
+        </w:rPr>
+        <w:t xml:space="preserve">Click </w:t>
+      </w:r>
+      <w:r>
+        <w:rPr>
+          <w:rStyle w:val="Strong"/>
+          <w:rFonts w:ascii="Segoe UI" w:eastAsia="Times New Roman" w:hAnsi="Segoe UI" w:cs="Segoe UI"/>
+          <w:sz w:val="21"/>
+          <w:szCs w:val="21"/>
+          <w:lang w:val="en"/>
+        </w:rPr>
+        <w:t>Receive Partial</w:t>
+      </w:r>
+      <w:r>
+        <w:rPr>
+          <w:rFonts w:ascii="Segoe UI" w:eastAsia="Times New Roman" w:hAnsi="Segoe UI" w:cs="Segoe UI"/>
+          <w:sz w:val="21"/>
+          <w:szCs w:val="21"/>
+          <w:lang w:val="en"/>
+        </w:rPr>
+        <w:t xml:space="preserve"> (this button appears once at least one item is checked and at least one is not)</w:t>
+      </w:r>
+    </w:p>
+    <w:p>
+      <w:pPr>
+        <w:numPr>
+          <w:ilvl w:val="0"/>
+          <w:numId w:val="4"/>
+        </w:numPr>
+        <w:spacing w:before="60" w:after="60"/>
+        <w:rPr>
+          <w:rFonts w:ascii="Segoe UI" w:eastAsia="Times New Roman" w:hAnsi="Segoe UI" w:cs="Segoe UI"/>
+          <w:sz w:val="21"/>
+          <w:szCs w:val="21"/>
+          <w:lang w:val="en"/>
+        </w:rPr>
+      </w:pPr>
+      <w:r>
+        <w:rPr>
+          <w:rFonts w:ascii="Segoe UI" w:eastAsia="Times New Roman" w:hAnsi="Segoe UI" w:cs="Segoe UI"/>
+          <w:sz w:val="21"/>
+          <w:szCs w:val="21"/>
+          <w:lang w:val="en"/>
+        </w:rPr>
+        <w:t>Confirm — the checked items flip to Received, the unchecked ones get flagged as missing on the transfer</w:t>
+      </w:r>
+    </w:p>
+    <w:p>
+      <w:pPr>
+        <w:pStyle w:val="NormalWeb"/>
+        <w:rPr>
+          <w:rFonts w:ascii="Segoe UI" w:hAnsi="Segoe UI" w:cs="Segoe UI"/>
+          <w:sz w:val="21"/>
+          <w:szCs w:val="21"/>
+          <w:lang w:val="en"/>
+        </w:rPr>
+      </w:pPr>
+      <w:r>
+        <w:rPr>
+          <w:rFonts w:ascii="Segoe UI" w:hAnsi="Segoe UI" w:cs="Segoe UI"/>
+          <w:sz w:val="21"/>
+          <w:szCs w:val="21"/>
+          <w:lang w:val="en"/>
+        </w:rPr>
+        <w:t>What happens next:</w:t>
+      </w:r>
+    </w:p>
+    <w:p>
+      <w:pPr>
+        <w:numPr>
+          <w:ilvl w:val="0"/>
+          <w:numId w:val="5"/>
+        </w:numPr>
+        <w:spacing w:before="60" w:after="60"/>
+        <w:rPr>
+          <w:rFonts w:ascii="Segoe UI" w:eastAsia="Times New Roman" w:hAnsi="Segoe UI" w:cs="Segoe UI"/>
+          <w:sz w:val="21"/>
+          <w:szCs w:val="21"/>
+          <w:lang w:val="en"/>
+        </w:rPr>
+      </w:pPr>
+      <w:r>
+        <w:rPr>
+          <w:rFonts w:ascii="Segoe UI" w:eastAsia="Times New Roman" w:hAnsi="Segoe UI" w:cs="Segoe UI"/>
+          <w:sz w:val="21"/>
+          <w:szCs w:val="21"/>
+          <w:lang w:val="en"/>
+        </w:rPr>
+        <w:t xml:space="preserve">The </w:t>
+      </w:r>
+      <w:r>
+        <w:rPr>
+          <w:rStyle w:val="Strong"/>
+          <w:rFonts w:ascii="Segoe UI" w:eastAsia="Times New Roman" w:hAnsi="Segoe UI" w:cs="Segoe UI"/>
+          <w:sz w:val="21"/>
+          <w:szCs w:val="21"/>
+          <w:lang w:val="en"/>
+        </w:rPr>
+        <w:t>fill pharmacy sees the missing items highlighted</w:t>
+      </w:r>
+      <w:r>
+        <w:rPr>
+          <w:rFonts w:ascii="Segoe UI" w:eastAsia="Times New Roman" w:hAnsi="Segoe UI" w:cs="Segoe UI"/>
+          <w:sz w:val="21"/>
+          <w:szCs w:val="21"/>
+          <w:lang w:val="en"/>
+        </w:rPr>
+        <w:t xml:space="preserve"> on the shipment and gets a Teams notification</w:t>
+      </w:r>
+    </w:p>
+    <w:p>
+      <w:pPr>
+        <w:numPr>
+          <w:ilvl w:val="0"/>
+          <w:numId w:val="5"/>
+        </w:numPr>
+        <w:spacing w:before="60" w:after="60"/>
+        <w:rPr>
+          <w:rFonts w:ascii="Segoe UI" w:eastAsia="Times New Roman" w:hAnsi="Segoe UI" w:cs="Segoe UI"/>
+          <w:sz w:val="21"/>
+          <w:szCs w:val="21"/>
+          <w:lang w:val="en"/>
+        </w:rPr>
+      </w:pPr>
+      <w:r>
+        <w:rPr>
+          <w:rFonts w:ascii="Segoe UI" w:eastAsia="Times New Roman" w:hAnsi="Segoe UI" w:cs="Segoe UI"/>
+          <w:sz w:val="21"/>
+          <w:szCs w:val="21"/>
+          <w:lang w:val="en"/>
+        </w:rPr>
+        <w:t xml:space="preserve">If a whole patient's shipment was missing (all their Rx unchecked), that transfer is </w:t>
+      </w:r>
+      <w:r>
+        <w:rPr>
+          <w:rStyle w:val="Strong"/>
+          <w:rFonts w:ascii="Segoe UI" w:eastAsia="Times New Roman" w:hAnsi="Segoe UI" w:cs="Segoe UI"/>
+          <w:sz w:val="21"/>
+          <w:szCs w:val="21"/>
+          <w:lang w:val="en"/>
+        </w:rPr>
+        <w:t>automatically pulled off the box</w:t>
+      </w:r>
+      <w:r>
+        <w:rPr>
+          <w:rFonts w:ascii="Segoe UI" w:eastAsia="Times New Roman" w:hAnsi="Segoe UI" w:cs="Segoe UI"/>
+          <w:sz w:val="21"/>
+          <w:szCs w:val="21"/>
+          <w:lang w:val="en"/>
+        </w:rPr>
+        <w:t xml:space="preserve">, reverted to </w:t>
+      </w:r>
+      <w:r>
+        <w:rPr>
+          <w:rStyle w:val="Strong"/>
+          <w:rFonts w:ascii="Segoe UI" w:eastAsia="Times New Roman" w:hAnsi="Segoe UI" w:cs="Segoe UI"/>
+          <w:sz w:val="21"/>
+          <w:szCs w:val="21"/>
+          <w:lang w:val="en"/>
+        </w:rPr>
+        <w:t>In Progress</w:t>
+      </w:r>
+      <w:r>
+        <w:rPr>
+          <w:rFonts w:ascii="Segoe UI" w:eastAsia="Times New Roman" w:hAnsi="Segoe UI" w:cs="Segoe UI"/>
+          <w:sz w:val="21"/>
+          <w:szCs w:val="21"/>
+          <w:lang w:val="en"/>
+        </w:rPr>
+        <w:t>, and put back on the fill queue for the next shipment — no action needed from you</w:t>
+      </w:r>
+    </w:p>
+    <w:p>
+      <w:pPr>
+        <w:numPr>
+          <w:ilvl w:val="0"/>
+          <w:numId w:val="5"/>
+        </w:numPr>
+        <w:spacing w:before="60" w:after="60"/>
+        <w:rPr>
+          <w:rFonts w:ascii="Segoe UI" w:eastAsia="Times New Roman" w:hAnsi="Segoe UI" w:cs="Segoe UI"/>
+          <w:sz w:val="21"/>
+          <w:szCs w:val="21"/>
+          <w:lang w:val="en"/>
+        </w:rPr>
+      </w:pPr>
+      <w:r>
+        <w:rPr>
+          <w:rFonts w:ascii="Segoe UI" w:eastAsia="Times New Roman" w:hAnsi="Segoe UI" w:cs="Segoe UI"/>
+          <w:sz w:val="21"/>
+          <w:szCs w:val="21"/>
+          <w:lang w:val="en"/>
+        </w:rPr>
+        <w:t xml:space="preserve">For partial patient shipments (some Rx received, some missing), the fill pharmacy will click </w:t>
+      </w:r>
+      <w:r>
+        <w:rPr>
+          <w:rStyle w:val="Strong"/>
+          <w:rFonts w:ascii="Segoe UI" w:eastAsia="Times New Roman" w:hAnsi="Segoe UI" w:cs="Segoe UI"/>
+          <w:sz w:val="21"/>
+          <w:szCs w:val="21"/>
+          <w:lang w:val="en"/>
+        </w:rPr>
+        <w:t>× Reship missing</w:t>
+      </w:r>
+      <w:r>
+        <w:rPr>
+          <w:rFonts w:ascii="Segoe UI" w:eastAsia="Times New Roman" w:hAnsi="Segoe UI" w:cs="Segoe UI"/>
+          <w:sz w:val="21"/>
+          <w:szCs w:val="21"/>
+          <w:lang w:val="en"/>
+        </w:rPr>
+        <w:t xml:space="preserve"> on their end to pull the missing script off and reship it in the next box</w:t>
+      </w:r>
+    </w:p>
+    <w:p>
+      <w:pPr>
+        <w:shd w:val="clear" w:color="auto" w:fill="FEF2F2"/>
+        <w:divId w:val="1347950028"/>
+        <w:rPr>
+          <w:rFonts w:ascii="Segoe UI" w:eastAsia="Times New Roman" w:hAnsi="Segoe UI" w:cs="Segoe UI"/>
+          <w:sz w:val="20"/>
+          <w:szCs w:val="20"/>
+          <w:lang w:val="en"/>
+        </w:rPr>
+      </w:pPr>
+      <w:r>
+        <w:rPr>
+          <w:rFonts w:ascii="Segoe UI" w:eastAsia="Times New Roman" w:hAnsi="Segoe UI" w:cs="Segoe UI"/>
+          <w:b/>
+          <w:bCs/>
+          <w:color w:val="DC2626"/>
+          <w:sz w:val="20"/>
+          <w:szCs w:val="20"/>
+          <w:lang w:val="en"/>
+        </w:rPr>
+        <w:t>Do not "check everything" if something is missing.</w:t>
+      </w:r>
+      <w:r>
+        <w:rPr>
+          <w:rFonts w:ascii="Segoe UI" w:eastAsia="Times New Roman" w:hAnsi="Segoe UI" w:cs="Segoe UI"/>
+          <w:sz w:val="20"/>
+          <w:szCs w:val="20"/>
+          <w:lang w:val="en"/>
+        </w:rPr>
+        <w:t xml:space="preserve"> If you mark the whole box as received, the missing scripts get lost in the shuffle — the app thinks they arrived. Use Receive Partial every time there's a discrepancy, no matter how small.</w:t>
+      </w:r>
+    </w:p>
+    <w:p>
+      <w:pPr>
+        <w:pStyle w:val="Heading3"/>
+        <w:rPr>
+          <w:rFonts w:ascii="Segoe UI" w:eastAsia="Times New Roman" w:hAnsi="Segoe UI" w:cs="Segoe UI"/>
+          <w:lang w:val="en"/>
+        </w:rPr>
+      </w:pPr>
+      <w:r>
+        <w:rPr>
+          <w:rFonts w:ascii="Segoe UI" w:eastAsia="Times New Roman" w:hAnsi="Segoe UI" w:cs="Segoe UI"/>
+          <w:lang w:val="en"/>
+        </w:rPr>
+        <w:lastRenderedPageBreak/>
+        <w:t xml:space="preserve">3. Refill an existing transfer </w:t>
+      </w:r>
+      <w:r>
+        <w:rPr>
+          <w:rStyle w:val="Emphasis"/>
+          <w:rFonts w:ascii="Segoe UI" w:eastAsia="Times New Roman" w:hAnsi="Segoe UI" w:cs="Segoe UI"/>
+          <w:lang w:val="en"/>
+        </w:rPr>
+        <w:t>(the patient is due for a refill)</w:t>
+      </w:r>
+    </w:p>
+    <w:p>
+      <w:pPr>
+        <w:shd w:val="clear" w:color="auto" w:fill="FEF2F2"/>
+        <w:divId w:val="848833284"/>
+        <w:rPr>
+          <w:rFonts w:ascii="Segoe UI" w:eastAsia="Times New Roman" w:hAnsi="Segoe UI" w:cs="Segoe UI"/>
+          <w:sz w:val="20"/>
+          <w:szCs w:val="20"/>
+          <w:lang w:val="en"/>
+        </w:rPr>
+      </w:pPr>
+      <w:r>
+        <w:rPr>
+          <w:rFonts w:ascii="Segoe UI" w:eastAsia="Times New Roman" w:hAnsi="Segoe UI" w:cs="Segoe UI"/>
+          <w:b/>
+          <w:bCs/>
+          <w:color w:val="DC2626"/>
+          <w:sz w:val="20"/>
+          <w:szCs w:val="20"/>
+          <w:lang w:val="en"/>
+        </w:rPr>
+        <w:t>Always use +Refill for a refill. Never use +New Transfer.</w:t>
+      </w:r>
+      <w:r>
+        <w:rPr>
+          <w:rFonts w:ascii="Segoe UI" w:eastAsia="Times New Roman" w:hAnsi="Segoe UI" w:cs="Segoe UI"/>
+          <w:sz w:val="20"/>
+          <w:szCs w:val="20"/>
+          <w:lang w:val="en"/>
+        </w:rPr>
+        <w:t xml:space="preserve"> </w:t>
+      </w:r>
+      <w:r>
+        <w:rPr>
+          <w:rFonts w:ascii="Segoe UI" w:eastAsia="Times New Roman" w:hAnsi="Segoe UI" w:cs="Segoe UI"/>
+          <w:sz w:val="20"/>
+          <w:szCs w:val="20"/>
+          <w:lang w:val="en"/>
+        </w:rPr>
+        <w:t>The original transfer already has the PK sheet, the Rx numbers, the shipping preferences, and the payment info. Using +Refill keeps the new fill chained to the original so the whole Rx history stays connected.</w:t>
+      </w:r>
+    </w:p>
+    <w:p>
+      <w:pPr>
+        <w:pStyle w:val="Heading4"/>
+        <w:rPr>
+          <w:rFonts w:ascii="Segoe UI" w:eastAsia="Times New Roman" w:hAnsi="Segoe UI" w:cs="Segoe UI"/>
+          <w:lang w:val="en"/>
+        </w:rPr>
+      </w:pPr>
+      <w:r>
+        <w:rPr>
+          <w:rFonts w:ascii="Segoe UI" w:eastAsia="Times New Roman" w:hAnsi="Segoe UI" w:cs="Segoe UI"/>
+          <w:lang w:val="en"/>
+        </w:rPr>
+        <w:t>From the +Refill tab</w:t>
+      </w:r>
+    </w:p>
+    <w:p>
+      <w:pPr>
+        <w:numPr>
+          <w:ilvl w:val="0"/>
+          <w:numId w:val="6"/>
+        </w:numPr>
+        <w:spacing w:before="60" w:after="60"/>
+        <w:rPr>
+          <w:rFonts w:ascii="Segoe UI" w:eastAsia="Times New Roman" w:hAnsi="Segoe UI" w:cs="Segoe UI"/>
+          <w:sz w:val="21"/>
+          <w:szCs w:val="21"/>
+          <w:lang w:val="en"/>
+        </w:rPr>
+      </w:pPr>
+      <w:r>
+        <w:rPr>
+          <w:rFonts w:ascii="Segoe UI" w:eastAsia="Times New Roman" w:hAnsi="Segoe UI" w:cs="Segoe UI"/>
+          <w:sz w:val="21"/>
+          <w:szCs w:val="21"/>
+          <w:lang w:val="en"/>
+        </w:rPr>
+        <w:t xml:space="preserve">Click </w:t>
+      </w:r>
+      <w:r>
+        <w:rPr>
+          <w:rStyle w:val="Strong"/>
+          <w:rFonts w:ascii="Segoe UI" w:eastAsia="Times New Roman" w:hAnsi="Segoe UI" w:cs="Segoe UI"/>
+          <w:sz w:val="21"/>
+          <w:szCs w:val="21"/>
+          <w:lang w:val="en"/>
+        </w:rPr>
+        <w:t>+ Refill</w:t>
+      </w:r>
+      <w:r>
+        <w:rPr>
+          <w:rFonts w:ascii="Segoe UI" w:eastAsia="Times New Roman" w:hAnsi="Segoe UI" w:cs="Segoe UI"/>
+          <w:sz w:val="21"/>
+          <w:szCs w:val="21"/>
+          <w:lang w:val="en"/>
+        </w:rPr>
+        <w:t xml:space="preserve"> at the top (next to + New Transfer)</w:t>
+      </w:r>
+    </w:p>
+    <w:p>
+      <w:pPr>
+        <w:numPr>
+          <w:ilvl w:val="0"/>
+          <w:numId w:val="6"/>
+        </w:numPr>
+        <w:spacing w:before="60" w:after="60"/>
+        <w:rPr>
+          <w:rFonts w:ascii="Segoe UI" w:eastAsia="Times New Roman" w:hAnsi="Segoe UI" w:cs="Segoe UI"/>
+          <w:sz w:val="21"/>
+          <w:szCs w:val="21"/>
+          <w:lang w:val="en"/>
+        </w:rPr>
+      </w:pPr>
+      <w:r>
+        <w:rPr>
+          <w:rFonts w:ascii="Segoe UI" w:eastAsia="Times New Roman" w:hAnsi="Segoe UI" w:cs="Segoe UI"/>
+          <w:sz w:val="21"/>
+          <w:szCs w:val="21"/>
+          <w:lang w:val="en"/>
+        </w:rPr>
+        <w:t>Search by patient name, Origin Rx#, or Receiving Rx#</w:t>
+      </w:r>
+    </w:p>
+    <w:p>
+      <w:pPr>
+        <w:numPr>
+          <w:ilvl w:val="0"/>
+          <w:numId w:val="6"/>
+        </w:numPr>
+        <w:spacing w:before="60" w:after="60"/>
+        <w:rPr>
+          <w:rFonts w:ascii="Segoe UI" w:eastAsia="Times New Roman" w:hAnsi="Segoe UI" w:cs="Segoe UI"/>
+          <w:sz w:val="21"/>
+          <w:szCs w:val="21"/>
+          <w:lang w:val="en"/>
+        </w:rPr>
+      </w:pPr>
+      <w:r>
+        <w:rPr>
+          <w:rFonts w:ascii="Segoe UI" w:eastAsia="Times New Roman" w:hAnsi="Segoe UI" w:cs="Segoe UI"/>
+          <w:sz w:val="21"/>
+          <w:szCs w:val="21"/>
+          <w:lang w:val="en"/>
+        </w:rPr>
+        <w:t xml:space="preserve">Click </w:t>
+      </w:r>
+      <w:r>
+        <w:rPr>
+          <w:rStyle w:val="Strong"/>
+          <w:rFonts w:ascii="Segoe UI" w:eastAsia="Times New Roman" w:hAnsi="Segoe UI" w:cs="Segoe UI"/>
+          <w:sz w:val="21"/>
+          <w:szCs w:val="21"/>
+          <w:lang w:val="en"/>
+        </w:rPr>
+        <w:t>Refill this →</w:t>
+      </w:r>
+      <w:r>
+        <w:rPr>
+          <w:rFonts w:ascii="Segoe UI" w:eastAsia="Times New Roman" w:hAnsi="Segoe UI" w:cs="Segoe UI"/>
+          <w:sz w:val="21"/>
+          <w:szCs w:val="21"/>
+          <w:lang w:val="en"/>
+        </w:rPr>
+        <w:t xml:space="preserve"> on the right transfer</w:t>
+      </w:r>
+    </w:p>
+    <w:p>
+      <w:pPr>
+        <w:numPr>
+          <w:ilvl w:val="0"/>
+          <w:numId w:val="6"/>
+        </w:numPr>
+        <w:spacing w:before="60" w:after="60"/>
+        <w:rPr>
+          <w:rFonts w:ascii="Segoe UI" w:eastAsia="Times New Roman" w:hAnsi="Segoe UI" w:cs="Segoe UI"/>
+          <w:sz w:val="21"/>
+          <w:szCs w:val="21"/>
+          <w:lang w:val="en"/>
+        </w:rPr>
+      </w:pPr>
+      <w:r>
+        <w:rPr>
+          <w:rFonts w:ascii="Segoe UI" w:eastAsia="Times New Roman" w:hAnsi="Segoe UI" w:cs="Segoe UI"/>
+          <w:sz w:val="21"/>
+          <w:szCs w:val="21"/>
+          <w:lang w:val="en"/>
+        </w:rPr>
+        <w:t xml:space="preserve">Review the </w:t>
+      </w:r>
+      <w:r>
+        <w:rPr>
+          <w:rStyle w:val="Strong"/>
+          <w:rFonts w:ascii="Segoe UI" w:eastAsia="Times New Roman" w:hAnsi="Segoe UI" w:cs="Segoe UI"/>
+          <w:sz w:val="21"/>
+          <w:szCs w:val="21"/>
+          <w:lang w:val="en"/>
+        </w:rPr>
+        <w:t>Shipping &amp; Payment Defaults</w:t>
+      </w:r>
+      <w:r>
+        <w:rPr>
+          <w:rFonts w:ascii="Segoe UI" w:eastAsia="Times New Roman" w:hAnsi="Segoe UI" w:cs="Segoe UI"/>
+          <w:sz w:val="21"/>
+          <w:szCs w:val="21"/>
+          <w:lang w:val="en"/>
+        </w:rPr>
+        <w:t xml:space="preserve"> (auto-pulled from the original). Click </w:t>
+      </w:r>
+      <w:r>
+        <w:rPr>
+          <w:rStyle w:val="Strong"/>
+          <w:rFonts w:ascii="Segoe UI" w:eastAsia="Times New Roman" w:hAnsi="Segoe UI" w:cs="Segoe UI"/>
+          <w:sz w:val="21"/>
+          <w:szCs w:val="21"/>
+          <w:lang w:val="en"/>
+        </w:rPr>
+        <w:t>Edit</w:t>
+      </w:r>
+      <w:r>
+        <w:rPr>
+          <w:rFonts w:ascii="Segoe UI" w:eastAsia="Times New Roman" w:hAnsi="Segoe UI" w:cs="Segoe UI"/>
+          <w:sz w:val="21"/>
+          <w:szCs w:val="21"/>
+          <w:lang w:val="en"/>
+        </w:rPr>
+        <w:t xml:space="preserve"> </w:t>
+      </w:r>
+      <w:r>
+        <w:rPr>
+          <w:rFonts w:ascii="Segoe UI" w:eastAsia="Times New Roman" w:hAnsi="Segoe UI" w:cs="Segoe UI"/>
+          <w:sz w:val="21"/>
+          <w:szCs w:val="21"/>
+          <w:lang w:val="en"/>
+        </w:rPr>
+        <w:t>if anything changed (new address, different billing).</w:t>
+      </w:r>
+    </w:p>
+    <w:p>
+      <w:pPr>
+        <w:numPr>
+          <w:ilvl w:val="0"/>
+          <w:numId w:val="6"/>
+        </w:numPr>
+        <w:spacing w:before="60" w:after="60"/>
+        <w:rPr>
+          <w:rFonts w:ascii="Segoe UI" w:eastAsia="Times New Roman" w:hAnsi="Segoe UI" w:cs="Segoe UI"/>
+          <w:sz w:val="21"/>
+          <w:szCs w:val="21"/>
+          <w:lang w:val="en"/>
+        </w:rPr>
+      </w:pPr>
+      <w:r>
+        <w:rPr>
+          <w:rFonts w:ascii="Segoe UI" w:eastAsia="Times New Roman" w:hAnsi="Segoe UI" w:cs="Segoe UI"/>
+          <w:sz w:val="21"/>
+          <w:szCs w:val="21"/>
+          <w:lang w:val="en"/>
+        </w:rPr>
+        <w:t xml:space="preserve">If the patient has multiple Rx on the original, </w:t>
+      </w:r>
+      <w:r>
+        <w:rPr>
+          <w:rStyle w:val="Strong"/>
+          <w:rFonts w:ascii="Segoe UI" w:eastAsia="Times New Roman" w:hAnsi="Segoe UI" w:cs="Segoe UI"/>
+          <w:sz w:val="21"/>
+          <w:szCs w:val="21"/>
+          <w:lang w:val="en"/>
+        </w:rPr>
+        <w:t>check the boxes</w:t>
+      </w:r>
+      <w:r>
+        <w:rPr>
+          <w:rFonts w:ascii="Segoe UI" w:eastAsia="Times New Roman" w:hAnsi="Segoe UI" w:cs="Segoe UI"/>
+          <w:sz w:val="21"/>
+          <w:szCs w:val="21"/>
+          <w:lang w:val="en"/>
+        </w:rPr>
+        <w:t xml:space="preserve"> for which Rx to include in this refill (they may only need one refilled, not all of them)</w:t>
+      </w:r>
+    </w:p>
+    <w:p>
+      <w:pPr>
+        <w:numPr>
+          <w:ilvl w:val="0"/>
+          <w:numId w:val="6"/>
+        </w:numPr>
+        <w:spacing w:before="60" w:after="60"/>
+        <w:rPr>
+          <w:rFonts w:ascii="Segoe UI" w:eastAsia="Times New Roman" w:hAnsi="Segoe UI" w:cs="Segoe UI"/>
+          <w:sz w:val="21"/>
+          <w:szCs w:val="21"/>
+          <w:lang w:val="en"/>
+        </w:rPr>
+      </w:pPr>
+      <w:r>
+        <w:rPr>
+          <w:rFonts w:ascii="Segoe UI" w:eastAsia="Times New Roman" w:hAnsi="Segoe UI" w:cs="Segoe UI"/>
+          <w:sz w:val="21"/>
+          <w:szCs w:val="21"/>
+          <w:lang w:val="en"/>
+        </w:rPr>
+        <w:t xml:space="preserve">Click </w:t>
+      </w:r>
+      <w:r>
+        <w:rPr>
+          <w:rStyle w:val="Strong"/>
+          <w:rFonts w:ascii="Segoe UI" w:eastAsia="Times New Roman" w:hAnsi="Segoe UI" w:cs="Segoe UI"/>
+          <w:sz w:val="21"/>
+          <w:szCs w:val="21"/>
+          <w:lang w:val="en"/>
+        </w:rPr>
+        <w:t>Continue to refill form →</w:t>
+      </w:r>
+    </w:p>
+    <w:p>
+      <w:pPr>
+        <w:numPr>
+          <w:ilvl w:val="0"/>
+          <w:numId w:val="6"/>
+        </w:numPr>
+        <w:spacing w:before="60" w:after="60"/>
+        <w:rPr>
+          <w:rFonts w:ascii="Segoe UI" w:eastAsia="Times New Roman" w:hAnsi="Segoe UI" w:cs="Segoe UI"/>
+          <w:sz w:val="21"/>
+          <w:szCs w:val="21"/>
+          <w:lang w:val="en"/>
+        </w:rPr>
+      </w:pPr>
+      <w:r>
+        <w:rPr>
+          <w:rFonts w:ascii="Segoe UI" w:eastAsia="Times New Roman" w:hAnsi="Segoe UI" w:cs="Segoe UI"/>
+          <w:sz w:val="21"/>
+          <w:szCs w:val="21"/>
+          <w:lang w:val="en"/>
+        </w:rPr>
+        <w:t xml:space="preserve">The form opens pre-filled — PK sheet, hard copies, formula, and Rx numbers all carry over. Review, replace any doc if something changed, then click </w:t>
+      </w:r>
+      <w:r>
+        <w:rPr>
+          <w:rStyle w:val="Strong"/>
+          <w:rFonts w:ascii="Segoe UI" w:eastAsia="Times New Roman" w:hAnsi="Segoe UI" w:cs="Segoe UI"/>
+          <w:sz w:val="21"/>
+          <w:szCs w:val="21"/>
+          <w:lang w:val="en"/>
+        </w:rPr>
+        <w:t>Submit</w:t>
+      </w:r>
+      <w:r>
+        <w:rPr>
+          <w:rFonts w:ascii="Segoe UI" w:eastAsia="Times New Roman" w:hAnsi="Segoe UI" w:cs="Segoe UI"/>
+          <w:sz w:val="21"/>
+          <w:szCs w:val="21"/>
+          <w:lang w:val="en"/>
+        </w:rPr>
+        <w:t>.</w:t>
+      </w:r>
+    </w:p>
+    <w:p>
+      <w:pPr>
+        <w:pStyle w:val="Heading4"/>
+        <w:rPr>
+          <w:rFonts w:ascii="Segoe UI" w:eastAsia="Times New Roman" w:hAnsi="Segoe UI" w:cs="Segoe UI"/>
+          <w:lang w:val="en"/>
+        </w:rPr>
+      </w:pPr>
+      <w:r>
+        <w:rPr>
+          <w:rFonts w:ascii="Segoe UI" w:eastAsia="Times New Roman" w:hAnsi="Segoe UI" w:cs="Segoe UI"/>
+          <w:lang w:val="en"/>
+        </w:rPr>
+        <w:t>From the transfer detail (one-click)</w:t>
+      </w:r>
+    </w:p>
+    <w:p>
+      <w:pPr>
+        <w:pStyle w:val="NormalWeb"/>
+        <w:rPr>
+          <w:rFonts w:ascii="Segoe UI" w:hAnsi="Segoe UI" w:cs="Segoe UI"/>
+          <w:sz w:val="21"/>
+          <w:szCs w:val="21"/>
+          <w:lang w:val="en"/>
+        </w:rPr>
+      </w:pPr>
+      <w:r>
+        <w:rPr>
+          <w:rFonts w:ascii="Segoe UI" w:hAnsi="Segoe UI" w:cs="Segoe UI"/>
+          <w:sz w:val="21"/>
+          <w:szCs w:val="21"/>
+          <w:lang w:val="en"/>
+        </w:rPr>
+        <w:t xml:space="preserve">Open any transfer for that patient → click </w:t>
+      </w:r>
+      <w:r>
+        <w:rPr>
+          <w:rStyle w:val="Strong"/>
+          <w:rFonts w:ascii="Segoe UI Emoji" w:hAnsi="Segoe UI Emoji" w:cs="Segoe UI Emoji"/>
+          <w:sz w:val="21"/>
+          <w:szCs w:val="21"/>
+          <w:lang w:val="en"/>
+        </w:rPr>
+        <w:t>📋</w:t>
+      </w:r>
+      <w:r>
+        <w:rPr>
+          <w:rStyle w:val="Strong"/>
+          <w:rFonts w:ascii="Segoe UI" w:hAnsi="Segoe UI" w:cs="Segoe UI"/>
+          <w:sz w:val="21"/>
+          <w:szCs w:val="21"/>
+          <w:lang w:val="en"/>
+        </w:rPr>
+        <w:t xml:space="preserve"> Refill this Rx</w:t>
+      </w:r>
+      <w:r>
+        <w:rPr>
+          <w:rFonts w:ascii="Segoe UI" w:hAnsi="Segoe UI" w:cs="Segoe UI"/>
+          <w:sz w:val="21"/>
+          <w:szCs w:val="21"/>
+          <w:lang w:val="en"/>
+        </w:rPr>
+        <w:t xml:space="preserve"> </w:t>
+      </w:r>
+      <w:r>
+        <w:rPr>
+          <w:rFonts w:ascii="Segoe UI" w:hAnsi="Segoe UI" w:cs="Segoe UI"/>
+          <w:sz w:val="21"/>
+          <w:szCs w:val="21"/>
+          <w:lang w:val="en"/>
+        </w:rPr>
+        <w:t>at the top. Same carry-over behavior, one fewer click.</w:t>
+      </w:r>
+    </w:p>
+    <w:p>
+      <w:pPr>
+        <w:pStyle w:val="Heading4"/>
+        <w:rPr>
+          <w:rFonts w:ascii="Segoe UI" w:eastAsia="Times New Roman" w:hAnsi="Segoe UI" w:cs="Segoe UI"/>
+          <w:lang w:val="en"/>
+        </w:rPr>
+      </w:pPr>
+      <w:r>
+        <w:rPr>
+          <w:rFonts w:ascii="Segoe UI" w:eastAsia="Times New Roman" w:hAnsi="Segoe UI" w:cs="Segoe UI"/>
+          <w:lang w:val="en"/>
+        </w:rPr>
+        <w:t>What if the original transfer isn't in the app?</w:t>
+      </w:r>
+    </w:p>
+    <w:p>
+      <w:pPr>
+        <w:pStyle w:val="NormalWeb"/>
+        <w:rPr>
+          <w:rFonts w:ascii="Segoe UI" w:hAnsi="Segoe UI" w:cs="Segoe UI"/>
+          <w:sz w:val="21"/>
+          <w:szCs w:val="21"/>
+          <w:lang w:val="en"/>
+        </w:rPr>
+      </w:pPr>
+      <w:r>
+        <w:rPr>
+          <w:rFonts w:ascii="Segoe UI" w:hAnsi="Segoe UI" w:cs="Segoe UI"/>
+          <w:sz w:val="21"/>
+          <w:szCs w:val="21"/>
+          <w:lang w:val="en"/>
+        </w:rPr>
+        <w:t>For legacy patients whose first fill pre-dates the portal:</w:t>
+      </w:r>
+    </w:p>
+    <w:p>
+      <w:pPr>
+        <w:numPr>
+          <w:ilvl w:val="0"/>
+          <w:numId w:val="7"/>
+        </w:numPr>
+        <w:spacing w:before="60" w:after="60"/>
+        <w:rPr>
+          <w:rFonts w:ascii="Segoe UI" w:eastAsia="Times New Roman" w:hAnsi="Segoe UI" w:cs="Segoe UI"/>
+          <w:sz w:val="21"/>
+          <w:szCs w:val="21"/>
+          <w:lang w:val="en"/>
+        </w:rPr>
+      </w:pPr>
+      <w:r>
+        <w:rPr>
+          <w:rFonts w:ascii="Segoe UI" w:eastAsia="Times New Roman" w:hAnsi="Segoe UI" w:cs="Segoe UI"/>
+          <w:sz w:val="21"/>
+          <w:szCs w:val="21"/>
+          <w:lang w:val="en"/>
+        </w:rPr>
+        <w:t xml:space="preserve">Click </w:t>
+      </w:r>
+      <w:r>
+        <w:rPr>
+          <w:rStyle w:val="Strong"/>
+          <w:rFonts w:ascii="Segoe UI" w:eastAsia="Times New Roman" w:hAnsi="Segoe UI" w:cs="Segoe UI"/>
+          <w:sz w:val="21"/>
+          <w:szCs w:val="21"/>
+          <w:lang w:val="en"/>
+        </w:rPr>
+        <w:t>+ Refill</w:t>
+      </w:r>
+      <w:r>
+        <w:rPr>
+          <w:rFonts w:ascii="Segoe UI" w:eastAsia="Times New Roman" w:hAnsi="Segoe UI" w:cs="Segoe UI"/>
+          <w:sz w:val="21"/>
+          <w:szCs w:val="21"/>
+          <w:lang w:val="en"/>
+        </w:rPr>
+        <w:t xml:space="preserve"> → scroll past the search results</w:t>
+      </w:r>
+    </w:p>
+    <w:p>
+      <w:pPr>
+        <w:numPr>
+          <w:ilvl w:val="0"/>
+          <w:numId w:val="7"/>
+        </w:numPr>
+        <w:spacing w:before="60" w:after="60"/>
+        <w:rPr>
+          <w:rFonts w:ascii="Segoe UI" w:eastAsia="Times New Roman" w:hAnsi="Segoe UI" w:cs="Segoe UI"/>
+          <w:sz w:val="21"/>
+          <w:szCs w:val="21"/>
+          <w:lang w:val="en"/>
+        </w:rPr>
+      </w:pPr>
+      <w:r>
+        <w:rPr>
+          <w:rFonts w:ascii="Segoe UI" w:eastAsia="Times New Roman" w:hAnsi="Segoe UI" w:cs="Segoe UI"/>
+          <w:sz w:val="21"/>
+          <w:szCs w:val="21"/>
+          <w:lang w:val="en"/>
+        </w:rPr>
+        <w:t xml:space="preserve">Click </w:t>
+      </w:r>
+      <w:r>
+        <w:rPr>
+          <w:rStyle w:val="Strong"/>
+          <w:rFonts w:ascii="Segoe UI" w:eastAsia="Times New Roman" w:hAnsi="Segoe UI" w:cs="Segoe UI"/>
+          <w:sz w:val="21"/>
+          <w:szCs w:val="21"/>
+          <w:lang w:val="en"/>
+        </w:rPr>
+        <w:t>+ Enter Refill Manually</w:t>
+      </w:r>
+      <w:r>
+        <w:rPr>
+          <w:rFonts w:ascii="Segoe UI" w:eastAsia="Times New Roman" w:hAnsi="Segoe UI" w:cs="Segoe UI"/>
+          <w:sz w:val="21"/>
+          <w:szCs w:val="21"/>
+          <w:lang w:val="en"/>
+        </w:rPr>
+        <w:t xml:space="preserve"> in the dashed box at the bottom</w:t>
+      </w:r>
+    </w:p>
+    <w:p>
+      <w:pPr>
+        <w:numPr>
+          <w:ilvl w:val="0"/>
+          <w:numId w:val="7"/>
+        </w:numPr>
+        <w:spacing w:before="60" w:after="60"/>
+        <w:rPr>
+          <w:rFonts w:ascii="Segoe UI" w:eastAsia="Times New Roman" w:hAnsi="Segoe UI" w:cs="Segoe UI"/>
+          <w:sz w:val="21"/>
+          <w:szCs w:val="21"/>
+          <w:lang w:val="en"/>
+        </w:rPr>
+      </w:pPr>
+      <w:r>
+        <w:rPr>
+          <w:rFonts w:ascii="Segoe UI" w:eastAsia="Times New Roman" w:hAnsi="Segoe UI" w:cs="Segoe UI"/>
+          <w:sz w:val="21"/>
+          <w:szCs w:val="21"/>
+          <w:lang w:val="en"/>
+        </w:rPr>
+        <w:t>Fill in whatever you have for the original (prior pharmacy, prior Rx #, notes — all optional)</w:t>
+      </w:r>
+    </w:p>
+    <w:p>
+      <w:pPr>
+        <w:numPr>
+          <w:ilvl w:val="0"/>
+          <w:numId w:val="7"/>
+        </w:numPr>
+        <w:spacing w:before="60" w:after="60"/>
+        <w:rPr>
+          <w:rFonts w:ascii="Segoe UI" w:eastAsia="Times New Roman" w:hAnsi="Segoe UI" w:cs="Segoe UI"/>
+          <w:sz w:val="21"/>
+          <w:szCs w:val="21"/>
+          <w:lang w:val="en"/>
+        </w:rPr>
+      </w:pPr>
+      <w:r>
+        <w:rPr>
+          <w:rFonts w:ascii="Segoe UI" w:eastAsia="Times New Roman" w:hAnsi="Segoe UI" w:cs="Segoe UI"/>
+          <w:sz w:val="21"/>
+          <w:szCs w:val="21"/>
+          <w:lang w:val="en"/>
+        </w:rPr>
+        <w:t>Then fill out the rest like a new transfer and submit</w:t>
+      </w:r>
+    </w:p>
+    <w:p>
+      <w:pPr>
+        <w:pStyle w:val="NormalWeb"/>
+        <w:rPr>
+          <w:rFonts w:ascii="Segoe UI" w:hAnsi="Segoe UI" w:cs="Segoe UI"/>
+          <w:sz w:val="21"/>
+          <w:szCs w:val="21"/>
+          <w:lang w:val="en"/>
+        </w:rPr>
+      </w:pPr>
+      <w:r>
+        <w:rPr>
+          <w:rFonts w:ascii="Segoe UI" w:hAnsi="Segoe UI" w:cs="Segoe UI"/>
+          <w:sz w:val="21"/>
+          <w:szCs w:val="21"/>
+          <w:lang w:val="en"/>
+        </w:rPr>
+        <w:t>The Prior Transfer Info shows up on the detail modal so context is preserved. This option goes away naturally as your patients cycle through their first fill in the portal.</w:t>
+      </w:r>
+    </w:p>
+    <w:p>
+      <w:pPr>
+        <w:pStyle w:val="Heading3"/>
+        <w:rPr>
+          <w:rFonts w:ascii="Segoe UI" w:eastAsia="Times New Roman" w:hAnsi="Segoe UI" w:cs="Segoe UI"/>
+          <w:lang w:val="en"/>
+        </w:rPr>
+      </w:pPr>
+      <w:r>
+        <w:rPr>
+          <w:rFonts w:ascii="Segoe UI" w:eastAsia="Times New Roman" w:hAnsi="Segoe UI" w:cs="Segoe UI"/>
+          <w:lang w:val="en"/>
+        </w:rPr>
+        <w:t>4. Non-transfer pickup — a prepared script is coming for a patient to pick up at [LOCATION]</w:t>
+      </w:r>
+    </w:p>
+    <w:p>
+      <w:pPr>
+        <w:pStyle w:val="NormalWeb"/>
+        <w:rPr>
+          <w:rFonts w:ascii="Segoe UI" w:hAnsi="Segoe UI" w:cs="Segoe UI"/>
+          <w:sz w:val="21"/>
+          <w:szCs w:val="21"/>
+          <w:lang w:val="en"/>
+        </w:rPr>
+      </w:pPr>
+      <w:r>
+        <w:rPr>
+          <w:rFonts w:ascii="Segoe UI" w:hAnsi="Segoe UI" w:cs="Segoe UI"/>
+          <w:sz w:val="21"/>
+          <w:szCs w:val="21"/>
+          <w:lang w:val="en"/>
+        </w:rPr>
+        <w:t>This is when another pharmacy (usually Erie, for compounds) prepares a script and ships it to [LOCATION] so the patient can pick it up in person here. It's NOT a real transfer — you don't put anything in your dispensing system, you just hand off the prepared scripts when the patient walks in.</w:t>
+      </w:r>
+    </w:p>
+    <w:p>
+      <w:pPr>
+        <w:pStyle w:val="NormalWeb"/>
+        <w:rPr>
+          <w:rFonts w:ascii="Segoe UI" w:hAnsi="Segoe UI" w:cs="Segoe UI"/>
+          <w:sz w:val="21"/>
+          <w:szCs w:val="21"/>
+          <w:lang w:val="en"/>
+        </w:rPr>
+      </w:pPr>
+      <w:r>
+        <w:rPr>
+          <w:rStyle w:val="Strong"/>
+          <w:rFonts w:ascii="Segoe UI" w:hAnsi="Segoe UI" w:cs="Segoe UI"/>
+          <w:sz w:val="21"/>
+          <w:szCs w:val="21"/>
+          <w:lang w:val="en"/>
+        </w:rPr>
+        <w:t>You'll see these in your Transfers tab</w:t>
+      </w:r>
+      <w:r>
+        <w:rPr>
+          <w:rFonts w:ascii="Segoe UI" w:hAnsi="Segoe UI" w:cs="Segoe UI"/>
+          <w:sz w:val="21"/>
+          <w:szCs w:val="21"/>
+          <w:lang w:val="en"/>
+        </w:rPr>
+        <w:t xml:space="preserve"> with a yellow </w:t>
+      </w:r>
+      <w:r>
+        <w:rPr>
+          <w:rStyle w:val="Strong"/>
+          <w:rFonts w:ascii="Segoe UI Emoji" w:hAnsi="Segoe UI Emoji" w:cs="Segoe UI Emoji"/>
+          <w:sz w:val="21"/>
+          <w:szCs w:val="21"/>
+          <w:lang w:val="en"/>
+        </w:rPr>
+        <w:t>📍</w:t>
+      </w:r>
+      <w:r>
+        <w:rPr>
+          <w:rStyle w:val="Strong"/>
+          <w:rFonts w:ascii="Segoe UI" w:hAnsi="Segoe UI" w:cs="Segoe UI"/>
+          <w:sz w:val="21"/>
+          <w:szCs w:val="21"/>
+          <w:lang w:val="en"/>
+        </w:rPr>
+        <w:t xml:space="preserve"> Non-transfer</w:t>
+      </w:r>
+      <w:r>
+        <w:rPr>
+          <w:rFonts w:ascii="Segoe UI" w:hAnsi="Segoe UI" w:cs="Segoe UI"/>
+          <w:sz w:val="21"/>
+          <w:szCs w:val="21"/>
+          <w:lang w:val="en"/>
+        </w:rPr>
+        <w:t xml:space="preserve"> badge under the From→Fill column. Erie is doing the compounding but [LOCATION] is doing the pickup, so it shows up on your worklist.</w:t>
+      </w:r>
+    </w:p>
+    <w:p>
+      <w:pPr>
+        <w:pStyle w:val="NormalWeb"/>
+        <w:rPr>
+          <w:rFonts w:ascii="Segoe UI" w:hAnsi="Segoe UI" w:cs="Segoe UI"/>
+          <w:sz w:val="21"/>
+          <w:szCs w:val="21"/>
+          <w:lang w:val="en"/>
+        </w:rPr>
+      </w:pPr>
+      <w:r>
+        <w:rPr>
+          <w:rFonts w:ascii="Segoe UI" w:hAnsi="Segoe UI" w:cs="Segoe UI"/>
+          <w:sz w:val="21"/>
+          <w:szCs w:val="21"/>
+          <w:lang w:val="en"/>
+        </w:rPr>
+        <w:lastRenderedPageBreak/>
+        <w:t>When the box arrives, receive it the same way as a normal bulk shipment (steps 1 or 2 above). When the patient walks in for pickup:</w:t>
+      </w:r>
+    </w:p>
+    <w:p>
+      <w:pPr>
+        <w:numPr>
+          <w:ilvl w:val="0"/>
+          <w:numId w:val="8"/>
+        </w:numPr>
+        <w:spacing w:before="60" w:after="60"/>
+        <w:rPr>
+          <w:rFonts w:ascii="Segoe UI" w:eastAsia="Times New Roman" w:hAnsi="Segoe UI" w:cs="Segoe UI"/>
+          <w:sz w:val="21"/>
+          <w:szCs w:val="21"/>
+          <w:lang w:val="en"/>
+        </w:rPr>
+      </w:pPr>
+      <w:r>
+        <w:rPr>
+          <w:rFonts w:ascii="Segoe UI" w:eastAsia="Times New Roman" w:hAnsi="Segoe UI" w:cs="Segoe UI"/>
+          <w:sz w:val="21"/>
+          <w:szCs w:val="21"/>
+          <w:lang w:val="en"/>
+        </w:rPr>
+        <w:t>Open the transfer from the Transfers tab (or search by patient name)</w:t>
+      </w:r>
+    </w:p>
+    <w:p>
+      <w:pPr>
+        <w:numPr>
+          <w:ilvl w:val="0"/>
+          <w:numId w:val="8"/>
+        </w:numPr>
+        <w:spacing w:before="60" w:after="60"/>
+        <w:rPr>
+          <w:rFonts w:ascii="Segoe UI" w:eastAsia="Times New Roman" w:hAnsi="Segoe UI" w:cs="Segoe UI"/>
+          <w:sz w:val="21"/>
+          <w:szCs w:val="21"/>
+          <w:lang w:val="en"/>
+        </w:rPr>
+      </w:pPr>
+      <w:r>
+        <w:rPr>
+          <w:rFonts w:ascii="Segoe UI" w:eastAsia="Times New Roman" w:hAnsi="Segoe UI" w:cs="Segoe UI"/>
+          <w:sz w:val="21"/>
+          <w:szCs w:val="21"/>
+          <w:lang w:val="en"/>
+        </w:rPr>
+        <w:t xml:space="preserve">Click </w:t>
+      </w:r>
+      <w:r>
+        <w:rPr>
+          <w:rStyle w:val="Strong"/>
+          <w:rFonts w:ascii="Segoe UI" w:eastAsia="Times New Roman" w:hAnsi="Segoe UI" w:cs="Segoe UI"/>
+          <w:sz w:val="21"/>
+          <w:szCs w:val="21"/>
+          <w:lang w:val="en"/>
+        </w:rPr>
+        <w:t>Mark Picked Up</w:t>
+      </w:r>
+      <w:r>
+        <w:rPr>
+          <w:rFonts w:ascii="Segoe UI" w:eastAsia="Times New Roman" w:hAnsi="Segoe UI" w:cs="Segoe UI"/>
+          <w:sz w:val="21"/>
+          <w:szCs w:val="21"/>
+          <w:lang w:val="en"/>
+        </w:rPr>
+        <w:t xml:space="preserve"> and have the patient sign on-screen (works with mouse, touchscreen, or stylus)</w:t>
+      </w:r>
+    </w:p>
+    <w:p>
+      <w:pPr>
+        <w:spacing w:before="360" w:after="360"/>
+        <w:rPr>
+          <w:rFonts w:ascii="Segoe UI" w:eastAsia="Times New Roman" w:hAnsi="Segoe UI" w:cs="Segoe UI"/>
+          <w:sz w:val="21"/>
+          <w:szCs w:val="21"/>
+          <w:lang w:val="en"/>
+        </w:rPr>
+      </w:pPr>
+      <w:r>
+        <w:rPr>
+          <w:rFonts w:ascii="Segoe UI" w:eastAsia="Times New Roman" w:hAnsi="Segoe UI" w:cs="Segoe UI"/>
+          <w:sz w:val="21"/>
+          <w:szCs w:val="21"/>
+          <w:lang w:val="en"/>
+        </w:rPr>
+        <w:pict w14:anchorId="136B1EAE">
+          <v:rect id="_x0000_i1028" style="width:0;height:1.5pt" o:hralign="center" o:hrstd="t" o:hr="t" fillcolor="#a0a0a0" stroked="f"/>
+        </w:pict>
+      </w:r>
+    </w:p>
+    <w:p>
+      <w:pPr>
+        <w:pStyle w:val="Heading2"/>
+        <w:rPr>
+          <w:rFonts w:ascii="Segoe UI" w:eastAsia="Times New Roman" w:hAnsi="Segoe UI" w:cs="Segoe UI"/>
+          <w:lang w:val="en"/>
+        </w:rPr>
+      </w:pPr>
+      <w:r>
+        <w:rPr>
+          <w:rFonts w:ascii="Segoe UI" w:eastAsia="Times New Roman" w:hAnsi="Segoe UI" w:cs="Segoe UI"/>
+          <w:lang w:val="en"/>
+        </w:rPr>
+        <w:t>Asking &amp; Answering Questions</w:t>
+      </w:r>
+    </w:p>
+    <w:p>
+      <w:pPr>
+        <w:pStyle w:val="Heading3"/>
+        <w:rPr>
+          <w:rFonts w:ascii="Segoe UI" w:eastAsia="Times New Roman" w:hAnsi="Segoe UI" w:cs="Segoe UI"/>
+          <w:lang w:val="en"/>
+        </w:rPr>
+      </w:pPr>
+      <w:r>
+        <w:rPr>
+          <w:rFonts w:ascii="Segoe UI" w:eastAsia="Times New Roman" w:hAnsi="Segoe UI" w:cs="Segoe UI"/>
+          <w:lang w:val="en"/>
+        </w:rPr>
+        <w:t>Asking another pharmacy a question</w:t>
+      </w:r>
+    </w:p>
+    <w:p>
+      <w:pPr>
+        <w:pStyle w:val="NormalWeb"/>
+        <w:rPr>
+          <w:rFonts w:ascii="Segoe UI" w:hAnsi="Segoe UI" w:cs="Segoe UI"/>
+          <w:sz w:val="21"/>
+          <w:szCs w:val="21"/>
+          <w:lang w:val="en"/>
+        </w:rPr>
+      </w:pPr>
+      <w:r>
+        <w:rPr>
+          <w:rFonts w:ascii="Segoe UI" w:hAnsi="Segoe UI" w:cs="Segoe UI"/>
+          <w:sz w:val="21"/>
+          <w:szCs w:val="21"/>
+          <w:lang w:val="en"/>
+        </w:rPr>
+        <w:t>You need info from the fill pharmacy or the origin pharmacy about a specific transfer:</w:t>
+      </w:r>
+    </w:p>
+    <w:p>
+      <w:pPr>
+        <w:numPr>
+          <w:ilvl w:val="0"/>
+          <w:numId w:val="9"/>
+        </w:numPr>
+        <w:spacing w:before="60" w:after="60"/>
+        <w:rPr>
+          <w:rFonts w:ascii="Segoe UI" w:eastAsia="Times New Roman" w:hAnsi="Segoe UI" w:cs="Segoe UI"/>
+          <w:sz w:val="21"/>
+          <w:szCs w:val="21"/>
+          <w:lang w:val="en"/>
+        </w:rPr>
+      </w:pPr>
+      <w:r>
+        <w:rPr>
+          <w:rFonts w:ascii="Segoe UI" w:eastAsia="Times New Roman" w:hAnsi="Segoe UI" w:cs="Segoe UI"/>
+          <w:sz w:val="21"/>
+          <w:szCs w:val="21"/>
+          <w:lang w:val="en"/>
+        </w:rPr>
+        <w:t xml:space="preserve">From the Transfers list, find the patient → click </w:t>
+      </w:r>
+      <w:r>
+        <w:rPr>
+          <w:rStyle w:val="Strong"/>
+          <w:rFonts w:ascii="Segoe UI Emoji" w:eastAsia="Times New Roman" w:hAnsi="Segoe UI Emoji" w:cs="Segoe UI Emoji"/>
+          <w:sz w:val="21"/>
+          <w:szCs w:val="21"/>
+          <w:lang w:val="en"/>
+        </w:rPr>
+        <w:t>❓</w:t>
+      </w:r>
+      <w:r>
+        <w:rPr>
+          <w:rStyle w:val="Strong"/>
+          <w:rFonts w:ascii="Segoe UI" w:eastAsia="Times New Roman" w:hAnsi="Segoe UI" w:cs="Segoe UI"/>
+          <w:sz w:val="21"/>
+          <w:szCs w:val="21"/>
+          <w:lang w:val="en"/>
+        </w:rPr>
+        <w:t xml:space="preserve"> Ask question</w:t>
+      </w:r>
+    </w:p>
+    <w:p>
+      <w:pPr>
+        <w:numPr>
+          <w:ilvl w:val="0"/>
+          <w:numId w:val="9"/>
+        </w:numPr>
+        <w:spacing w:before="60" w:after="60"/>
+        <w:rPr>
+          <w:rFonts w:ascii="Segoe UI" w:eastAsia="Times New Roman" w:hAnsi="Segoe UI" w:cs="Segoe UI"/>
+          <w:sz w:val="21"/>
+          <w:szCs w:val="21"/>
+          <w:lang w:val="en"/>
+        </w:rPr>
+      </w:pPr>
+      <w:r>
+        <w:rPr>
+          <w:rFonts w:ascii="Segoe UI" w:eastAsia="Times New Roman" w:hAnsi="Segoe UI" w:cs="Segoe UI"/>
+          <w:sz w:val="21"/>
+          <w:szCs w:val="21"/>
+          <w:lang w:val="en"/>
+        </w:rPr>
+        <w:t xml:space="preserve">Type your question → </w:t>
+      </w:r>
+      <w:r>
+        <w:rPr>
+          <w:rStyle w:val="Strong"/>
+          <w:rFonts w:ascii="Segoe UI" w:eastAsia="Times New Roman" w:hAnsi="Segoe UI" w:cs="Segoe UI"/>
+          <w:sz w:val="21"/>
+          <w:szCs w:val="21"/>
+          <w:lang w:val="en"/>
+        </w:rPr>
+        <w:t>Send Question</w:t>
+      </w:r>
+    </w:p>
+    <w:p>
+      <w:pPr>
+        <w:numPr>
+          <w:ilvl w:val="0"/>
+          <w:numId w:val="9"/>
+        </w:numPr>
+        <w:spacing w:before="60" w:after="60"/>
+        <w:rPr>
+          <w:rFonts w:ascii="Segoe UI" w:eastAsia="Times New Roman" w:hAnsi="Segoe UI" w:cs="Segoe UI"/>
+          <w:sz w:val="21"/>
+          <w:szCs w:val="21"/>
+          <w:lang w:val="en"/>
+        </w:rPr>
+      </w:pPr>
+      <w:r>
+        <w:rPr>
+          <w:rFonts w:ascii="Segoe UI" w:eastAsia="Times New Roman" w:hAnsi="Segoe UI" w:cs="Segoe UI"/>
+          <w:sz w:val="21"/>
+          <w:szCs w:val="21"/>
+          <w:lang w:val="en"/>
+        </w:rPr>
+        <w:t>A card lands in that pharmacy's Teams chat. They reply in the transfer's Discussion section.</w:t>
+      </w:r>
+    </w:p>
+    <w:p>
+      <w:pPr>
+        <w:numPr>
+          <w:ilvl w:val="0"/>
+          <w:numId w:val="9"/>
+        </w:numPr>
+        <w:spacing w:before="60" w:after="60"/>
+        <w:rPr>
+          <w:rFonts w:ascii="Segoe UI" w:eastAsia="Times New Roman" w:hAnsi="Segoe UI" w:cs="Segoe UI"/>
+          <w:sz w:val="21"/>
+          <w:szCs w:val="21"/>
+          <w:lang w:val="en"/>
+        </w:rPr>
+      </w:pPr>
+      <w:r>
+        <w:rPr>
+          <w:rFonts w:ascii="Segoe UI" w:eastAsia="Times New Roman" w:hAnsi="Segoe UI" w:cs="Segoe UI"/>
+          <w:sz w:val="21"/>
+          <w:szCs w:val="21"/>
+          <w:lang w:val="en"/>
+        </w:rPr>
+        <w:t xml:space="preserve">You'll see their reply on your </w:t>
       </w:r>
       <w:r>
         <w:rPr>
@@ -1436,11 +2606,200 @@
           <w:szCs w:val="21"/>
           <w:lang w:val="en"/>
         </w:rPr>
+        <w:t xml:space="preserve"> tab → "Questions You've Asked"</w:t>
+      </w:r>
+    </w:p>
+    <w:p>
+      <w:pPr>
+        <w:pStyle w:val="Heading3"/>
+        <w:rPr>
+          <w:rFonts w:ascii="Segoe UI" w:eastAsia="Times New Roman" w:hAnsi="Segoe UI" w:cs="Segoe UI"/>
+          <w:lang w:val="en"/>
+        </w:rPr>
+      </w:pPr>
+      <w:r>
+        <w:rPr>
+          <w:rFonts w:ascii="Segoe UI" w:eastAsia="Times New Roman" w:hAnsi="Segoe UI" w:cs="Segoe UI"/>
+          <w:lang w:val="en"/>
+        </w:rPr>
+        <w:t>Answering a question another pharmacy asked you</w:t>
+      </w:r>
+    </w:p>
+    <w:p>
+      <w:pPr>
+        <w:numPr>
+          <w:ilvl w:val="0"/>
+          <w:numId w:val="10"/>
+        </w:numPr>
+        <w:spacing w:before="60" w:after="60"/>
+        <w:rPr>
+          <w:rFonts w:ascii="Segoe UI" w:eastAsia="Times New Roman" w:hAnsi="Segoe UI" w:cs="Segoe UI"/>
+          <w:sz w:val="21"/>
+          <w:szCs w:val="21"/>
+          <w:lang w:val="en"/>
+        </w:rPr>
+      </w:pPr>
+      <w:r>
+        <w:rPr>
+          <w:rFonts w:ascii="Segoe UI" w:eastAsia="Times New Roman" w:hAnsi="Segoe UI" w:cs="Segoe UI"/>
+          <w:sz w:val="21"/>
+          <w:szCs w:val="21"/>
+          <w:lang w:val="en"/>
+        </w:rPr>
+        <w:t xml:space="preserve">Open the </w:t>
+      </w:r>
+      <w:r>
+        <w:rPr>
+          <w:rStyle w:val="Strong"/>
+          <w:rFonts w:ascii="Segoe UI" w:eastAsia="Times New Roman" w:hAnsi="Segoe UI" w:cs="Segoe UI"/>
+          <w:sz w:val="21"/>
+          <w:szCs w:val="21"/>
+          <w:lang w:val="en"/>
+        </w:rPr>
+        <w:t>Alerts</w:t>
+      </w:r>
+      <w:r>
+        <w:rPr>
+          <w:rFonts w:ascii="Segoe UI" w:eastAsia="Times New Roman" w:hAnsi="Segoe UI" w:cs="Segoe UI"/>
+          <w:sz w:val="21"/>
+          <w:szCs w:val="21"/>
+          <w:lang w:val="en"/>
+        </w:rPr>
         <w:t xml:space="preserve"> tab</w:t>
       </w:r>
     </w:p>
     <w:p>
       <w:pPr>
+        <w:numPr>
+          <w:ilvl w:val="0"/>
+          <w:numId w:val="10"/>
+        </w:numPr>
+        <w:spacing w:before="60" w:after="60"/>
+        <w:rPr>
+          <w:rFonts w:ascii="Segoe UI" w:eastAsia="Times New Roman" w:hAnsi="Segoe UI" w:cs="Segoe UI"/>
+          <w:sz w:val="21"/>
+          <w:szCs w:val="21"/>
+          <w:lang w:val="en"/>
+        </w:rPr>
+      </w:pPr>
+      <w:r>
+        <w:rPr>
+          <w:rFonts w:ascii="Segoe UI" w:eastAsia="Times New Roman" w:hAnsi="Segoe UI" w:cs="Segoe UI"/>
+          <w:sz w:val="21"/>
+          <w:szCs w:val="21"/>
+          <w:lang w:val="en"/>
+        </w:rPr>
+        <w:t xml:space="preserve">Under </w:t>
+      </w:r>
+      <w:r>
+        <w:rPr>
+          <w:rStyle w:val="Strong"/>
+          <w:rFonts w:ascii="Segoe UI" w:eastAsia="Times New Roman" w:hAnsi="Segoe UI" w:cs="Segoe UI"/>
+          <w:sz w:val="21"/>
+          <w:szCs w:val="21"/>
+          <w:lang w:val="en"/>
+        </w:rPr>
+        <w:t>Open Questions</w:t>
+      </w:r>
+      <w:r>
+        <w:rPr>
+          <w:rFonts w:ascii="Segoe UI" w:eastAsia="Times New Roman" w:hAnsi="Segoe UI" w:cs="Segoe UI"/>
+          <w:sz w:val="21"/>
+          <w:szCs w:val="21"/>
+          <w:lang w:val="en"/>
+        </w:rPr>
+        <w:t xml:space="preserve"> you'll see anything waiting on you</w:t>
+      </w:r>
+    </w:p>
+    <w:p>
+      <w:pPr>
+        <w:numPr>
+          <w:ilvl w:val="0"/>
+          <w:numId w:val="10"/>
+        </w:numPr>
+        <w:spacing w:before="60" w:after="60"/>
+        <w:rPr>
+          <w:rFonts w:ascii="Segoe UI" w:eastAsia="Times New Roman" w:hAnsi="Segoe UI" w:cs="Segoe UI"/>
+          <w:sz w:val="21"/>
+          <w:szCs w:val="21"/>
+          <w:lang w:val="en"/>
+        </w:rPr>
+      </w:pPr>
+      <w:r>
+        <w:rPr>
+          <w:rFonts w:ascii="Segoe UI" w:eastAsia="Times New Roman" w:hAnsi="Segoe UI" w:cs="Segoe UI"/>
+          <w:sz w:val="21"/>
+          <w:szCs w:val="21"/>
+          <w:lang w:val="en"/>
+        </w:rPr>
+        <w:t xml:space="preserve">Click </w:t>
+      </w:r>
+      <w:r>
+        <w:rPr>
+          <w:rStyle w:val="Strong"/>
+          <w:rFonts w:ascii="Segoe UI" w:eastAsia="Times New Roman" w:hAnsi="Segoe UI" w:cs="Segoe UI"/>
+          <w:sz w:val="21"/>
+          <w:szCs w:val="21"/>
+          <w:lang w:val="en"/>
+        </w:rPr>
+        <w:t>Answer →</w:t>
+      </w:r>
+      <w:r>
+        <w:rPr>
+          <w:rFonts w:ascii="Segoe UI" w:eastAsia="Times New Roman" w:hAnsi="Segoe UI" w:cs="Segoe UI"/>
+          <w:sz w:val="21"/>
+          <w:szCs w:val="21"/>
+          <w:lang w:val="en"/>
+        </w:rPr>
+        <w:t xml:space="preserve"> to open the transfer</w:t>
+      </w:r>
+    </w:p>
+    <w:p>
+      <w:pPr>
+        <w:numPr>
+          <w:ilvl w:val="0"/>
+          <w:numId w:val="10"/>
+        </w:numPr>
+        <w:spacing w:before="60" w:after="60"/>
+        <w:rPr>
+          <w:rFonts w:ascii="Segoe UI" w:eastAsia="Times New Roman" w:hAnsi="Segoe UI" w:cs="Segoe UI"/>
+          <w:sz w:val="21"/>
+          <w:szCs w:val="21"/>
+          <w:lang w:val="en"/>
+        </w:rPr>
+      </w:pPr>
+      <w:r>
+        <w:rPr>
+          <w:rFonts w:ascii="Segoe UI" w:eastAsia="Times New Roman" w:hAnsi="Segoe UI" w:cs="Segoe UI"/>
+          <w:sz w:val="21"/>
+          <w:szCs w:val="21"/>
+          <w:lang w:val="en"/>
+        </w:rPr>
+        <w:t>Type your reply in the Discussion section</w:t>
+      </w:r>
+    </w:p>
+    <w:p>
+      <w:pPr>
+        <w:pStyle w:val="NormalWeb"/>
+        <w:rPr>
+          <w:rFonts w:ascii="Segoe UI" w:hAnsi="Segoe UI" w:cs="Segoe UI"/>
+          <w:sz w:val="21"/>
+          <w:szCs w:val="21"/>
+          <w:lang w:val="en"/>
+        </w:rPr>
+      </w:pPr>
+      <w:r>
+        <w:rPr>
+          <w:rFonts w:ascii="Segoe UI" w:hAnsi="Segoe UI" w:cs="Segoe UI"/>
+          <w:sz w:val="21"/>
+          <w:szCs w:val="21"/>
+          <w:lang w:val="en"/>
+        </w:rPr>
+        <w:t>The number badge on the Alerts tab = open questions for you + overdue transfers combined.</w:t>
+      </w:r>
+    </w:p>
+    <w:p>
+      <w:pPr>
         <w:spacing w:before="360" w:after="360"/>
         <w:rPr>
           <w:rFonts w:ascii="Segoe UI" w:eastAsia="Times New Roman" w:hAnsi="Segoe UI" w:cs="Segoe UI"/>
@@ -1456,8 +2815,8 @@
           <w:szCs w:val="21"/>
           <w:lang w:val="en"/>
         </w:rPr>
-        <w:pict w14:anchorId="0D778E97">
-          <v:rect id="_x0000_i1027" style="width:0;height:1.5pt" o:hralign="center" o:hrstd="t" o:hr="t" fillcolor="#a0a0a0" stroked="f"/>
+        <w:pict w14:anchorId="0F84B934">
+          <v:rect id="_x0000_i1029" style="width:0;height:1.5pt" o:hralign="center" o:hrstd="t" o:hr="t" fillcolor="#a0a0a0" stroked="f"/>
         </w:pict>
       </w:r>
     </w:p>
@@ -1474,7 +2833,7 @@
           <w:rFonts w:ascii="Segoe UI" w:eastAsia="Times New Roman" w:hAnsi="Segoe UI" w:cs="Segoe UI"/>
           <w:lang w:val="en"/>
         </w:rPr>
-        <w:t>Statuses You'll See</w:t>
+        <w:t>Statuses You'll See on Your Inbound Transfers</w:t>
       </w:r>
     </w:p>
     <w:tbl>
@@ -1489,8 +2848,8 @@
         <w:tblLook w:val="04A0" w:firstRow="1" w:lastRow="0" w:firstColumn="1" w:lastColumn="0" w:noHBand="0" w:noVBand="1"/>
       </w:tblPr>
       <w:tblGrid>
-        <w:gridCol w:w="2538"/>
-        <w:gridCol w:w="6822"/>
+        <w:gridCol w:w="2139"/>
+        <w:gridCol w:w="7221"/>
       </w:tblGrid>
       <w:tr>
         <w:trPr>
@@ -1566,7 +2925,7 @@
                 <w:sz w:val="20"/>
                 <w:szCs w:val="20"/>
               </w:rPr>
-              <w:t>What it means</w:t>
+              <w:t>What it means for [LOCATION]</w:t>
             </w:r>
           </w:p>
         </w:tc>
@@ -1629,7 +2988,7 @@
                 <w:sz w:val="20"/>
                 <w:szCs w:val="20"/>
               </w:rPr>
-              <w:t>Just created, hasn't been worked yet</w:t>
+              <w:t>Origin pharmacy just created it — the fill pharmacy hasn't started yet</w:t>
             </w:r>
           </w:p>
         </w:tc>
@@ -1692,70 +3051,7 @@
                 <w:sz w:val="20"/>
                 <w:szCs w:val="20"/>
               </w:rPr>
-              <w:t>Fill pharmacy is working on it (compounding, gathering docs, etc.)</w:t>
-            </w:r>
-          </w:p>
-        </w:tc>
-      </w:tr>
-      <w:tr>
-        <w:tc>
-          <w:tcPr>
-            <w:tcW w:w="0" w:type="auto"/>
-            <w:tcMar>
-              <w:top w:w="90" w:type="dxa"/>
-              <w:left w:w="150" w:type="dxa"/>
-              <w:bottom w:w="90" w:type="dxa"/>
-              <w:right w:w="150" w:type="dxa"/>
-            </w:tcMar>
-            <w:hideMark/>
-          </w:tcPr>
-          <w:p>
-            <w:pPr>
-              <w:spacing w:before="180" w:after="180"/>
-              <w:rPr>
-                <w:rFonts w:ascii="Segoe UI" w:eastAsia="Times New Roman" w:hAnsi="Segoe UI" w:cs="Segoe UI"/>
-                <w:sz w:val="20"/>
-                <w:szCs w:val="20"/>
-              </w:rPr>
-            </w:pPr>
-            <w:r>
-              <w:rPr>
-                <w:rStyle w:val="Strong"/>
-                <w:rFonts w:ascii="Segoe UI" w:eastAsia="Times New Roman" w:hAnsi="Segoe UI" w:cs="Segoe UI"/>
-                <w:sz w:val="20"/>
-                <w:szCs w:val="20"/>
-              </w:rPr>
-              <w:t>Pending Clarification</w:t>
-            </w:r>
-          </w:p>
-        </w:tc>
-        <w:tc>
-          <w:tcPr>
-            <w:tcW w:w="0" w:type="auto"/>
-            <w:tcMar>
-              <w:top w:w="90" w:type="dxa"/>
-              <w:left w:w="150" w:type="dxa"/>
-              <w:bottom w:w="90" w:type="dxa"/>
-              <w:right w:w="150" w:type="dxa"/>
-            </w:tcMar>
-            <w:hideMark/>
-          </w:tcPr>
-          <w:p>
-            <w:pPr>
-              <w:spacing w:before="180" w:after="180"/>
-              <w:rPr>
-                <w:rFonts w:ascii="Segoe UI" w:eastAsia="Times New Roman" w:hAnsi="Segoe UI" w:cs="Segoe UI"/>
-                <w:sz w:val="20"/>
-                <w:szCs w:val="20"/>
-              </w:rPr>
-            </w:pPr>
-            <w:r>
-              <w:rPr>
-                <w:rFonts w:ascii="Segoe UI" w:eastAsia="Times New Roman" w:hAnsi="Segoe UI" w:cs="Segoe UI"/>
-                <w:sz w:val="20"/>
-                <w:szCs w:val="20"/>
-              </w:rPr>
-              <w:t>Waiting on info — check the Discussion tab</w:t>
+              <w:t>Fill pharmacy is working on it (compounding, gathering docs)</w:t>
             </w:r>
           </w:p>
         </w:tc>
@@ -1789,6 +3085,69 @@
                 <w:szCs w:val="20"/>
               </w:rPr>
               <w:lastRenderedPageBreak/>
+              <w:t>Pending Clarification</w:t>
+            </w:r>
+          </w:p>
+        </w:tc>
+        <w:tc>
+          <w:tcPr>
+            <w:tcW w:w="0" w:type="auto"/>
+            <w:tcMar>
+              <w:top w:w="90" w:type="dxa"/>
+              <w:left w:w="150" w:type="dxa"/>
+              <w:bottom w:w="90" w:type="dxa"/>
+              <w:right w:w="150" w:type="dxa"/>
+            </w:tcMar>
+            <w:hideMark/>
+          </w:tcPr>
+          <w:p>
+            <w:pPr>
+              <w:spacing w:before="180" w:after="180"/>
+              <w:rPr>
+                <w:rFonts w:ascii="Segoe UI" w:eastAsia="Times New Roman" w:hAnsi="Segoe UI" w:cs="Segoe UI"/>
+                <w:sz w:val="20"/>
+                <w:szCs w:val="20"/>
+              </w:rPr>
+            </w:pPr>
+            <w:r>
+              <w:rPr>
+                <w:rFonts w:ascii="Segoe UI" w:eastAsia="Times New Roman" w:hAnsi="Segoe UI" w:cs="Segoe UI"/>
+                <w:sz w:val="20"/>
+                <w:szCs w:val="20"/>
+              </w:rPr>
+              <w:t>Fill pharmacy is waiting on info — check the Discussion tab</w:t>
+            </w:r>
+          </w:p>
+        </w:tc>
+      </w:tr>
+      <w:tr>
+        <w:tc>
+          <w:tcPr>
+            <w:tcW w:w="0" w:type="auto"/>
+            <w:tcMar>
+              <w:top w:w="90" w:type="dxa"/>
+              <w:left w:w="150" w:type="dxa"/>
+              <w:bottom w:w="90" w:type="dxa"/>
+              <w:right w:w="150" w:type="dxa"/>
+            </w:tcMar>
+            <w:hideMark/>
+          </w:tcPr>
+          <w:p>
+            <w:pPr>
+              <w:spacing w:before="180" w:after="180"/>
+              <w:rPr>
+                <w:rFonts w:ascii="Segoe UI" w:eastAsia="Times New Roman" w:hAnsi="Segoe UI" w:cs="Segoe UI"/>
+                <w:sz w:val="20"/>
+                <w:szCs w:val="20"/>
+              </w:rPr>
+            </w:pPr>
+            <w:r>
+              <w:rPr>
+                <w:rStyle w:val="Strong"/>
+                <w:rFonts w:ascii="Segoe UI" w:eastAsia="Times New Roman" w:hAnsi="Segoe UI" w:cs="Segoe UI"/>
+                <w:sz w:val="20"/>
+                <w:szCs w:val="20"/>
+              </w:rPr>
               <w:t>Needs Formula</w:t>
             </w:r>
           </w:p>
@@ -1819,7 +3178,7 @@
                 <w:sz w:val="20"/>
                 <w:szCs w:val="20"/>
               </w:rPr>
-              <w:t>Compound formula not on file yet</w:t>
+              <w:t>Compound formula not on file at the fill pharmacy yet</w:t>
             </w:r>
           </w:p>
         </w:tc>
@@ -1882,70 +3241,7 @@
                 <w:sz w:val="20"/>
                 <w:szCs w:val="20"/>
               </w:rPr>
-              <w:t>Left the fill pharmacy</w:t>
-            </w:r>
-          </w:p>
-        </w:tc>
-      </w:tr>
-      <w:tr>
-        <w:tc>
-          <w:tcPr>
-            <w:tcW w:w="0" w:type="auto"/>
-            <w:tcMar>
-              <w:top w:w="90" w:type="dxa"/>
-              <w:left w:w="150" w:type="dxa"/>
-              <w:bottom w:w="90" w:type="dxa"/>
-              <w:right w:w="150" w:type="dxa"/>
-            </w:tcMar>
-            <w:hideMark/>
-          </w:tcPr>
-          <w:p>
-            <w:pPr>
-              <w:spacing w:before="180" w:after="180"/>
-              <w:rPr>
-                <w:rFonts w:ascii="Segoe UI" w:eastAsia="Times New Roman" w:hAnsi="Segoe UI" w:cs="Segoe UI"/>
-                <w:sz w:val="20"/>
-                <w:szCs w:val="20"/>
-              </w:rPr>
-            </w:pPr>
-            <w:r>
-              <w:rPr>
-                <w:rStyle w:val="Strong"/>
-                <w:rFonts w:ascii="Segoe UI" w:eastAsia="Times New Roman" w:hAnsi="Segoe UI" w:cs="Segoe UI"/>
-                <w:sz w:val="20"/>
-                <w:szCs w:val="20"/>
-              </w:rPr>
-              <w:t>Delivered</w:t>
-            </w:r>
-          </w:p>
-        </w:tc>
-        <w:tc>
-          <w:tcPr>
-            <w:tcW w:w="0" w:type="auto"/>
-            <w:tcMar>
-              <w:top w:w="90" w:type="dxa"/>
-              <w:left w:w="150" w:type="dxa"/>
-              <w:bottom w:w="90" w:type="dxa"/>
-              <w:right w:w="150" w:type="dxa"/>
-            </w:tcMar>
-            <w:hideMark/>
-          </w:tcPr>
-          <w:p>
-            <w:pPr>
-              <w:spacing w:before="180" w:after="180"/>
-              <w:rPr>
-                <w:rFonts w:ascii="Segoe UI" w:eastAsia="Times New Roman" w:hAnsi="Segoe UI" w:cs="Segoe UI"/>
-                <w:sz w:val="20"/>
-                <w:szCs w:val="20"/>
-              </w:rPr>
-            </w:pPr>
-            <w:r>
-              <w:rPr>
-                <w:rFonts w:ascii="Segoe UI" w:eastAsia="Times New Roman" w:hAnsi="Segoe UI" w:cs="Segoe UI"/>
-                <w:sz w:val="20"/>
-                <w:szCs w:val="20"/>
-              </w:rPr>
-              <w:t>FedEx marked it delivered (patient direct ships)</w:t>
+              <w:t>Left the fill pharmacy — should arrive at [LOCATION] on your next scheduled receiving day</w:t>
             </w:r>
           </w:p>
         </w:tc>
@@ -2008,7 +3304,7 @@
                 <w:sz w:val="20"/>
                 <w:szCs w:val="20"/>
               </w:rPr>
-              <w:t>Receiving pharmacy checked it in</w:t>
+              <w:t>Your team already checked this into [LOCATION]</w:t>
             </w:r>
           </w:p>
         </w:tc>
@@ -2113,7 +3409,7 @@
           <w:szCs w:val="21"/>
           <w:lang w:val="en"/>
         </w:rPr>
-        <w:t xml:space="preserve"> view (default) hides anything that's complete for YOUR pharmacy. Flip to </w:t>
+        <w:t xml:space="preserve"> view (default) hides anything that's already Received or Canceled — so your list stays focused on what's actually inbound. Flip to </w:t>
       </w:r>
       <w:r>
         <w:rPr>
@@ -2151,7 +3447,7 @@
           <w:szCs w:val="21"/>
           <w:lang w:val="en"/>
         </w:rPr>
-        <w:t xml:space="preserve"> if you're hunting for something you thought closed out.</w:t>
+        <w:t xml:space="preserve"> if you're hunting for a specific transfer you already received.</w:t>
       </w:r>
     </w:p>
     <w:p>
@@ -2171,8 +3467,8 @@
           <w:szCs w:val="21"/>
           <w:lang w:val="en"/>
         </w:rPr>
-        <w:pict w14:anchorId="3EA5FEB6">
-          <v:rect id="_x0000_i1028" style="width:0;height:1.5pt" o:hralign="center" o:hrstd="t" o:hr="t" fillcolor="#a0a0a0" stroked="f"/>
+        <w:pict w14:anchorId="71C1B802">
+          <v:rect id="_x0000_i1030" style="width:0;height:1.5pt" o:hralign="center" o:hrstd="t" o:hr="t" fillcolor="#a0a0a0" stroked="f"/>
         </w:pict>
       </w:r>
     </w:p>
@@ -2189,14 +3485,62 @@
           <w:rFonts w:ascii="Segoe UI" w:eastAsia="Times New Roman" w:hAnsi="Segoe UI" w:cs="Segoe UI"/>
           <w:lang w:val="en"/>
         </w:rPr>
-        <w:t>Shipping Basics</w:t>
+        <w:t>Payment Status (Tabz auto-sync + Paid in Store)</w:t>
+      </w:r>
+    </w:p>
+    <w:p>
+      <w:pPr>
+        <w:pStyle w:val="NormalWeb"/>
+        <w:rPr>
+          <w:rFonts w:ascii="Segoe UI" w:hAnsi="Segoe UI" w:cs="Segoe UI"/>
+          <w:sz w:val="21"/>
+          <w:szCs w:val="21"/>
+          <w:lang w:val="en"/>
+        </w:rPr>
+      </w:pPr>
+      <w:r>
+        <w:rPr>
+          <w:rFonts w:ascii="Segoe UI" w:hAnsi="Segoe UI" w:cs="Segoe UI"/>
+          <w:sz w:val="21"/>
+          <w:szCs w:val="21"/>
+          <w:lang w:val="en"/>
+        </w:rPr>
+        <w:t xml:space="preserve">Most payment activity updates automatically when the patient pays through Tabz — you don't have to do anything. The </w:t>
+      </w:r>
+      <w:r>
+        <w:rPr>
+          <w:rStyle w:val="Strong"/>
+          <w:rFonts w:ascii="Segoe UI" w:hAnsi="Segoe UI" w:cs="Segoe UI"/>
+          <w:sz w:val="21"/>
+          <w:szCs w:val="21"/>
+          <w:lang w:val="en"/>
+        </w:rPr>
+        <w:t>Payment</w:t>
+      </w:r>
+      <w:r>
+        <w:rPr>
+          <w:rFonts w:ascii="Segoe UI" w:hAnsi="Segoe UI" w:cs="Segoe UI"/>
+          <w:sz w:val="21"/>
+          <w:szCs w:val="21"/>
+          <w:lang w:val="en"/>
+        </w:rPr>
+        <w:t xml:space="preserve"> </w:t>
+      </w:r>
+      <w:r>
+        <w:rPr>
+          <w:rFonts w:ascii="Segoe UI" w:hAnsi="Segoe UI" w:cs="Segoe UI"/>
+          <w:sz w:val="21"/>
+          <w:szCs w:val="21"/>
+          <w:lang w:val="en"/>
+        </w:rPr>
+        <w:t>column on the Transfers table shows the rolled-up status for each transfer:</w:t>
       </w:r>
     </w:p>
     <w:p>
       <w:pPr>
         <w:numPr>
           <w:ilvl w:val="0"/>
-          <w:numId w:val="5"/>
+          <w:numId w:val="11"/>
         </w:numPr>
         <w:spacing w:before="60" w:after="60"/>
         <w:rPr>
@@ -2214,89 +3558,23 @@
           <w:szCs w:val="21"/>
           <w:lang w:val="en"/>
         </w:rPr>
-        <w:t>You do NOT type FedEx tracking numbers into the app.</w:t>
-      </w:r>
-      <w:r>
-        <w:rPr>
-          <w:rFonts w:ascii="Segoe UI" w:eastAsia="Times New Roman" w:hAnsi="Segoe UI" w:cs="Segoe UI"/>
-          <w:sz w:val="21"/>
-          <w:szCs w:val="21"/>
-          <w:lang w:val="en"/>
-        </w:rPr>
-        <w:t xml:space="preserve"> Instead: when you generate the FedEx label in WorldShip, type either the </w:t>
-      </w:r>
-      <w:r>
-        <w:rPr>
-          <w:rStyle w:val="Strong"/>
-          <w:rFonts w:ascii="Segoe UI" w:eastAsia="Times New Roman" w:hAnsi="Segoe UI" w:cs="Segoe UI"/>
-          <w:sz w:val="21"/>
-          <w:szCs w:val="21"/>
-          <w:lang w:val="en"/>
-        </w:rPr>
-        <w:t>Transfer ID</w:t>
-      </w:r>
-      <w:r>
-        <w:rPr>
-          <w:rFonts w:ascii="Segoe UI" w:eastAsia="Times New Roman" w:hAnsi="Segoe UI" w:cs="Segoe UI"/>
-          <w:sz w:val="21"/>
-          <w:szCs w:val="21"/>
-          <w:lang w:val="en"/>
-        </w:rPr>
-        <w:t xml:space="preserve"> (patient direct ship) or the </w:t>
-      </w:r>
-      <w:r>
-        <w:rPr>
-          <w:rStyle w:val="Strong"/>
-          <w:rFonts w:ascii="Segoe UI" w:eastAsia="Times New Roman" w:hAnsi="Segoe UI" w:cs="Segoe UI"/>
-          <w:sz w:val="21"/>
-          <w:szCs w:val="21"/>
-          <w:lang w:val="en"/>
-        </w:rPr>
-        <w:t>BULK Shipment ID</w:t>
-      </w:r>
-      <w:r>
-        <w:rPr>
-          <w:rFonts w:ascii="Segoe UI" w:eastAsia="Times New Roman" w:hAnsi="Segoe UI" w:cs="Segoe UI"/>
-          <w:sz w:val="21"/>
-          <w:szCs w:val="21"/>
-          <w:lang w:val="en"/>
-        </w:rPr>
-        <w:t xml:space="preserve"> </w:t>
-      </w:r>
-      <w:r>
-        <w:rPr>
-          <w:rFonts w:ascii="Segoe UI" w:eastAsia="Times New Roman" w:hAnsi="Segoe UI" w:cs="Segoe UI"/>
-          <w:sz w:val="21"/>
-          <w:szCs w:val="21"/>
-          <w:lang w:val="en"/>
-        </w:rPr>
-        <w:t xml:space="preserve">(pharmacy-to-pharmacy box) into WorldShip's </w:t>
-      </w:r>
-      <w:r>
-        <w:rPr>
-          <w:rStyle w:val="Strong"/>
-          <w:rFonts w:ascii="Segoe UI" w:eastAsia="Times New Roman" w:hAnsi="Segoe UI" w:cs="Segoe UI"/>
-          <w:sz w:val="21"/>
-          <w:szCs w:val="21"/>
-          <w:lang w:val="en"/>
-        </w:rPr>
-        <w:t>Customer Reference</w:t>
-      </w:r>
-      <w:r>
-        <w:rPr>
-          <w:rFonts w:ascii="Segoe UI" w:eastAsia="Times New Roman" w:hAnsi="Segoe UI" w:cs="Segoe UI"/>
-          <w:sz w:val="21"/>
-          <w:szCs w:val="21"/>
-          <w:lang w:val="en"/>
-        </w:rPr>
-        <w:t xml:space="preserve"> field. A daily cron matches FedEx shipments to transfers by reference — the tracking, ship date, and status update automatically.</w:t>
+        <w:t>Pending</w:t>
+      </w:r>
+      <w:r>
+        <w:rPr>
+          <w:rFonts w:ascii="Segoe UI" w:eastAsia="Times New Roman" w:hAnsi="Segoe UI" w:cs="Segoe UI"/>
+          <w:sz w:val="21"/>
+          <w:szCs w:val="21"/>
+          <w:lang w:val="en"/>
+        </w:rPr>
+        <w:t xml:space="preserve"> — no payment activity yet</w:t>
       </w:r>
     </w:p>
     <w:p>
       <w:pPr>
         <w:numPr>
           <w:ilvl w:val="0"/>
-          <w:numId w:val="5"/>
+          <w:numId w:val="11"/>
         </w:numPr>
         <w:spacing w:before="60" w:after="60"/>
         <w:rPr>
@@ -2309,28 +3587,38 @@
       <w:r>
         <w:rPr>
           <w:rStyle w:val="Strong"/>
-          <w:rFonts w:ascii="Segoe UI" w:eastAsia="Times New Roman" w:hAnsi="Segoe UI" w:cs="Segoe UI"/>
-          <w:sz w:val="21"/>
-          <w:szCs w:val="21"/>
-          <w:lang w:val="en"/>
-        </w:rPr>
-        <w:t>Patient-direct ship:</w:t>
-      </w:r>
-      <w:r>
-        <w:rPr>
-          <w:rFonts w:ascii="Segoe UI" w:eastAsia="Times New Roman" w:hAnsi="Segoe UI" w:cs="Segoe UI"/>
-          <w:sz w:val="21"/>
-          <w:szCs w:val="21"/>
-          <w:lang w:val="en"/>
-        </w:rPr>
-        <w:t xml:space="preserve"> use the Transfer ID (shown at the top of the transfer detail modal)</w:t>
+          <w:rFonts w:ascii="Segoe UI Emoji" w:eastAsia="Times New Roman" w:hAnsi="Segoe UI Emoji" w:cs="Segoe UI Emoji"/>
+          <w:sz w:val="21"/>
+          <w:szCs w:val="21"/>
+          <w:lang w:val="en"/>
+        </w:rPr>
+        <w:t>🛒</w:t>
+      </w:r>
+      <w:r>
+        <w:rPr>
+          <w:rStyle w:val="Strong"/>
+          <w:rFonts w:ascii="Segoe UI" w:eastAsia="Times New Roman" w:hAnsi="Segoe UI" w:cs="Segoe UI"/>
+          <w:sz w:val="21"/>
+          <w:szCs w:val="21"/>
+          <w:lang w:val="en"/>
+        </w:rPr>
+        <w:t xml:space="preserve"> Tabz Cart Created</w:t>
+      </w:r>
+      <w:r>
+        <w:rPr>
+          <w:rFonts w:ascii="Segoe UI" w:eastAsia="Times New Roman" w:hAnsi="Segoe UI" w:cs="Segoe UI"/>
+          <w:sz w:val="21"/>
+          <w:szCs w:val="21"/>
+          <w:lang w:val="en"/>
+        </w:rPr>
+        <w:t xml:space="preserve"> — Tabz has built a cart for the patient (text/email sent). Waiting on payment.</w:t>
       </w:r>
     </w:p>
     <w:p>
       <w:pPr>
         <w:numPr>
           <w:ilvl w:val="0"/>
-          <w:numId w:val="5"/>
+          <w:numId w:val="11"/>
         </w:numPr>
         <w:spacing w:before="60" w:after="60"/>
         <w:rPr>
@@ -2348,97 +3636,23 @@
           <w:szCs w:val="21"/>
           <w:lang w:val="en"/>
         </w:rPr>
-        <w:t>Bulk pharmacy shipment:</w:t>
-      </w:r>
-      <w:r>
-        <w:rPr>
-          <w:rFonts w:ascii="Segoe UI" w:eastAsia="Times New Roman" w:hAnsi="Segoe UI" w:cs="Segoe UI"/>
-          <w:sz w:val="21"/>
-          <w:szCs w:val="21"/>
-          <w:lang w:val="en"/>
-        </w:rPr>
-        <w:t xml:space="preserve"> create the shipment in the app first (Shipments → + Create Shipment), then use the BULK ID it generates (e.g., </w:t>
-      </w:r>
-      <w:r>
-        <w:rPr>
-          <w:rStyle w:val="HTMLCode"/>
-          <w:lang w:val="en"/>
-        </w:rPr>
-        <w:t>BULK-2026-0142</w:t>
-      </w:r>
-      <w:r>
-        <w:rPr>
-          <w:rFonts w:ascii="Segoe UI" w:eastAsia="Times New Roman" w:hAnsi="Segoe UI" w:cs="Segoe UI"/>
-          <w:sz w:val="21"/>
-          <w:szCs w:val="21"/>
-          <w:lang w:val="en"/>
-        </w:rPr>
-        <w:t>) as the WorldShip reference</w:t>
-      </w:r>
-    </w:p>
-    <w:p>
-      <w:pPr>
-        <w:spacing w:before="360" w:after="360"/>
-        <w:rPr>
-          <w:rFonts w:ascii="Segoe UI" w:eastAsia="Times New Roman" w:hAnsi="Segoe UI" w:cs="Segoe UI"/>
-          <w:sz w:val="21"/>
-          <w:szCs w:val="21"/>
-          <w:lang w:val="en"/>
-        </w:rPr>
-      </w:pPr>
-      <w:r>
-        <w:rPr>
-          <w:rFonts w:ascii="Segoe UI" w:eastAsia="Times New Roman" w:hAnsi="Segoe UI" w:cs="Segoe UI"/>
-          <w:sz w:val="21"/>
-          <w:szCs w:val="21"/>
-          <w:lang w:val="en"/>
-        </w:rPr>
-        <w:pict w14:anchorId="01296D61">
-          <v:rect id="_x0000_i1029" style="width:0;height:1.5pt" o:hralign="center" o:hrstd="t" o:hr="t" fillcolor="#a0a0a0" stroked="f"/>
-        </w:pict>
-      </w:r>
-    </w:p>
-    <w:p>
-      <w:pPr>
-        <w:pStyle w:val="Heading2"/>
-        <w:rPr>
-          <w:rFonts w:ascii="Segoe UI" w:eastAsia="Times New Roman" w:hAnsi="Segoe UI" w:cs="Segoe UI"/>
-          <w:lang w:val="en"/>
-        </w:rPr>
-      </w:pPr>
-      <w:r>
-        <w:rPr>
-          <w:rFonts w:ascii="Segoe UI" w:eastAsia="Times New Roman" w:hAnsi="Segoe UI" w:cs="Segoe UI"/>
-          <w:lang w:val="en"/>
-        </w:rPr>
-        <w:t>The Packing Checklist (shipping team)</w:t>
-      </w:r>
-    </w:p>
-    <w:p>
-      <w:pPr>
-        <w:pStyle w:val="NormalWeb"/>
-        <w:rPr>
-          <w:rFonts w:ascii="Segoe UI" w:hAnsi="Segoe UI" w:cs="Segoe UI"/>
-          <w:sz w:val="21"/>
-          <w:szCs w:val="21"/>
-          <w:lang w:val="en"/>
-        </w:rPr>
-      </w:pPr>
-      <w:r>
-        <w:rPr>
-          <w:rFonts w:ascii="Segoe UI" w:hAnsi="Segoe UI" w:cs="Segoe UI"/>
-          <w:sz w:val="21"/>
-          <w:szCs w:val="21"/>
-          <w:lang w:val="en"/>
-        </w:rPr>
-        <w:t>If you're on the shipping side, this is your daily worksheet.</w:t>
+        <w:t>Partial</w:t>
+      </w:r>
+      <w:r>
+        <w:rPr>
+          <w:rFonts w:ascii="Segoe UI" w:eastAsia="Times New Roman" w:hAnsi="Segoe UI" w:cs="Segoe UI"/>
+          <w:sz w:val="21"/>
+          <w:szCs w:val="21"/>
+          <w:lang w:val="en"/>
+        </w:rPr>
+        <w:t xml:space="preserve"> — some Rx paid, some pending</w:t>
       </w:r>
     </w:p>
     <w:p>
       <w:pPr>
         <w:numPr>
           <w:ilvl w:val="0"/>
-          <w:numId w:val="6"/>
+          <w:numId w:val="11"/>
         </w:numPr>
         <w:spacing w:before="60" w:after="60"/>
         <w:rPr>
@@ -2451,57 +3665,38 @@
       <w:r>
         <w:rPr>
           <w:rStyle w:val="Strong"/>
-          <w:rFonts w:ascii="Segoe UI" w:eastAsia="Times New Roman" w:hAnsi="Segoe UI" w:cs="Segoe UI"/>
-          <w:sz w:val="21"/>
-          <w:szCs w:val="21"/>
-          <w:lang w:val="en"/>
-        </w:rPr>
-        <w:t>Shipments</w:t>
-      </w:r>
-      <w:r>
-        <w:rPr>
-          <w:rFonts w:ascii="Segoe UI" w:eastAsia="Times New Roman" w:hAnsi="Segoe UI" w:cs="Segoe UI"/>
-          <w:sz w:val="21"/>
-          <w:szCs w:val="21"/>
-          <w:lang w:val="en"/>
-        </w:rPr>
-        <w:t xml:space="preserve"> tab → click </w:t>
-      </w:r>
-      <w:r>
-        <w:rPr>
-          <w:rStyle w:val="Strong"/>
-          <w:rFonts w:ascii="Segoe UI Emoji" w:eastAsia="Times New Roman" w:hAnsi="Segoe UI Emoji" w:cs="Segoe UI Emoji"/>
-          <w:sz w:val="21"/>
-          <w:szCs w:val="21"/>
-          <w:lang w:val="en"/>
-        </w:rPr>
-        <w:t>📋</w:t>
-      </w:r>
-      <w:r>
-        <w:rPr>
-          <w:rStyle w:val="Strong"/>
-          <w:rFonts w:ascii="Segoe UI" w:eastAsia="Times New Roman" w:hAnsi="Segoe UI" w:cs="Segoe UI"/>
-          <w:sz w:val="21"/>
-          <w:szCs w:val="21"/>
-          <w:lang w:val="en"/>
-        </w:rPr>
-        <w:t xml:space="preserve"> Packing Checklist</w:t>
-      </w:r>
-      <w:r>
-        <w:rPr>
-          <w:rFonts w:ascii="Segoe UI" w:eastAsia="Times New Roman" w:hAnsi="Segoe UI" w:cs="Segoe UI"/>
-          <w:sz w:val="21"/>
-          <w:szCs w:val="21"/>
-          <w:lang w:val="en"/>
-        </w:rPr>
-        <w:t xml:space="preserve"> (top-right)</w:t>
+          <w:rFonts w:ascii="Segoe UI Symbol" w:eastAsia="Times New Roman" w:hAnsi="Segoe UI Symbol" w:cs="Segoe UI Symbol"/>
+          <w:sz w:val="21"/>
+          <w:szCs w:val="21"/>
+          <w:lang w:val="en"/>
+        </w:rPr>
+        <w:t>✓</w:t>
+      </w:r>
+      <w:r>
+        <w:rPr>
+          <w:rStyle w:val="Strong"/>
+          <w:rFonts w:ascii="Segoe UI" w:eastAsia="Times New Roman" w:hAnsi="Segoe UI" w:cs="Segoe UI"/>
+          <w:sz w:val="21"/>
+          <w:szCs w:val="21"/>
+          <w:lang w:val="en"/>
+        </w:rPr>
+        <w:t xml:space="preserve"> Paid (Tabz)</w:t>
+      </w:r>
+      <w:r>
+        <w:rPr>
+          <w:rFonts w:ascii="Segoe UI" w:eastAsia="Times New Roman" w:hAnsi="Segoe UI" w:cs="Segoe UI"/>
+          <w:sz w:val="21"/>
+          <w:szCs w:val="21"/>
+          <w:lang w:val="en"/>
+        </w:rPr>
+        <w:t xml:space="preserve"> — patient paid through Tabz</w:t>
       </w:r>
     </w:p>
     <w:p>
       <w:pPr>
         <w:numPr>
           <w:ilvl w:val="0"/>
-          <w:numId w:val="6"/>
+          <w:numId w:val="11"/>
         </w:numPr>
         <w:spacing w:before="60" w:after="60"/>
         <w:rPr>
@@ -2513,19 +3708,156 @@
       </w:pPr>
       <w:r>
         <w:rPr>
-          <w:rFonts w:ascii="Segoe UI" w:eastAsia="Times New Roman" w:hAnsi="Segoe UI" w:cs="Segoe UI"/>
-          <w:sz w:val="21"/>
-          <w:szCs w:val="21"/>
-          <w:lang w:val="en"/>
-        </w:rPr>
-        <w:t>All destinations for today's ship are listed, grouped by pharmacy</w:t>
+          <w:rStyle w:val="Strong"/>
+          <w:rFonts w:ascii="Segoe UI Symbol" w:eastAsia="Times New Roman" w:hAnsi="Segoe UI Symbol" w:cs="Segoe UI Symbol"/>
+          <w:sz w:val="21"/>
+          <w:szCs w:val="21"/>
+          <w:lang w:val="en"/>
+        </w:rPr>
+        <w:t>✓</w:t>
+      </w:r>
+      <w:r>
+        <w:rPr>
+          <w:rStyle w:val="Strong"/>
+          <w:rFonts w:ascii="Segoe UI" w:eastAsia="Times New Roman" w:hAnsi="Segoe UI" w:cs="Segoe UI"/>
+          <w:sz w:val="21"/>
+          <w:szCs w:val="21"/>
+          <w:lang w:val="en"/>
+        </w:rPr>
+        <w:t xml:space="preserve"> Paid in Store</w:t>
+      </w:r>
+      <w:r>
+        <w:rPr>
+          <w:rFonts w:ascii="Segoe UI" w:eastAsia="Times New Roman" w:hAnsi="Segoe UI" w:cs="Segoe UI"/>
+          <w:sz w:val="21"/>
+          <w:szCs w:val="21"/>
+          <w:lang w:val="en"/>
+        </w:rPr>
+        <w:t xml:space="preserve"> — someone at a pharmacy manually marked it paid</w:t>
+      </w:r>
+    </w:p>
+    <w:p>
+      <w:pPr>
+        <w:pStyle w:val="NormalWeb"/>
+        <w:rPr>
+          <w:rFonts w:ascii="Segoe UI" w:hAnsi="Segoe UI" w:cs="Segoe UI"/>
+          <w:sz w:val="21"/>
+          <w:szCs w:val="21"/>
+          <w:lang w:val="en"/>
+        </w:rPr>
+      </w:pPr>
+      <w:r>
+        <w:rPr>
+          <w:rFonts w:ascii="Segoe UI" w:hAnsi="Segoe UI" w:cs="Segoe UI"/>
+          <w:sz w:val="21"/>
+          <w:szCs w:val="21"/>
+          <w:lang w:val="en"/>
+        </w:rPr>
+        <w:t xml:space="preserve">When a patient walks in and pays at the counter (not through Tabz), click the small </w:t>
+      </w:r>
+      <w:r>
+        <w:rPr>
+          <w:rStyle w:val="Strong"/>
+          <w:rFonts w:ascii="Segoe UI Emoji" w:hAnsi="Segoe UI Emoji" w:cs="Segoe UI Emoji"/>
+          <w:sz w:val="21"/>
+          <w:szCs w:val="21"/>
+          <w:lang w:val="en"/>
+        </w:rPr>
+        <w:t>💲</w:t>
+      </w:r>
+      <w:r>
+        <w:rPr>
+          <w:rFonts w:ascii="Segoe UI" w:hAnsi="Segoe UI" w:cs="Segoe UI"/>
+          <w:sz w:val="21"/>
+          <w:szCs w:val="21"/>
+          <w:lang w:val="en"/>
+        </w:rPr>
+        <w:t xml:space="preserve"> icon in the Actions column on that transfer and mark it </w:t>
+      </w:r>
+      <w:r>
+        <w:rPr>
+          <w:rStyle w:val="Strong"/>
+          <w:rFonts w:ascii="Segoe UI" w:hAnsi="Segoe UI" w:cs="Segoe UI"/>
+          <w:sz w:val="21"/>
+          <w:szCs w:val="21"/>
+          <w:lang w:val="en"/>
+        </w:rPr>
+        <w:t>Paid in Store</w:t>
+      </w:r>
+      <w:r>
+        <w:rPr>
+          <w:rFonts w:ascii="Segoe UI" w:hAnsi="Segoe UI" w:cs="Segoe UI"/>
+          <w:sz w:val="21"/>
+          <w:szCs w:val="21"/>
+          <w:lang w:val="en"/>
+        </w:rPr>
+        <w:t>.</w:t>
+      </w:r>
+    </w:p>
+    <w:p>
+      <w:pPr>
+        <w:spacing w:before="360" w:after="360"/>
+        <w:rPr>
+          <w:rFonts w:ascii="Segoe UI" w:eastAsia="Times New Roman" w:hAnsi="Segoe UI" w:cs="Segoe UI"/>
+          <w:sz w:val="21"/>
+          <w:szCs w:val="21"/>
+          <w:lang w:val="en"/>
+        </w:rPr>
+      </w:pPr>
+      <w:r>
+        <w:rPr>
+          <w:rFonts w:ascii="Segoe UI" w:eastAsia="Times New Roman" w:hAnsi="Segoe UI" w:cs="Segoe UI"/>
+          <w:sz w:val="21"/>
+          <w:szCs w:val="21"/>
+          <w:lang w:val="en"/>
+        </w:rPr>
+        <w:pict w14:anchorId="2FBD26CE">
+          <v:rect id="_x0000_i1031" style="width:0;height:1.5pt" o:hralign="center" o:hrstd="t" o:hr="t" fillcolor="#a0a0a0" stroked="f"/>
+        </w:pict>
+      </w:r>
+    </w:p>
+    <w:p>
+      <w:pPr>
+        <w:pStyle w:val="Heading2"/>
+        <w:rPr>
+          <w:rFonts w:ascii="Segoe UI" w:eastAsia="Times New Roman" w:hAnsi="Segoe UI" w:cs="Segoe UI"/>
+          <w:lang w:val="en"/>
+        </w:rPr>
+      </w:pPr>
+      <w:r>
+        <w:rPr>
+          <w:rFonts w:ascii="Segoe UI" w:eastAsia="Times New Roman" w:hAnsi="Segoe UI" w:cs="Segoe UI"/>
+          <w:lang w:val="en"/>
+        </w:rPr>
+        <w:lastRenderedPageBreak/>
+        <w:t>Ship-To Address Reminders</w:t>
+      </w:r>
+    </w:p>
+    <w:p>
+      <w:pPr>
+        <w:pStyle w:val="NormalWeb"/>
+        <w:rPr>
+          <w:rFonts w:ascii="Segoe UI" w:hAnsi="Segoe UI" w:cs="Segoe UI"/>
+          <w:sz w:val="21"/>
+          <w:szCs w:val="21"/>
+          <w:lang w:val="en"/>
+        </w:rPr>
+      </w:pPr>
+      <w:r>
+        <w:rPr>
+          <w:rFonts w:ascii="Segoe UI" w:hAnsi="Segoe UI" w:cs="Segoe UI"/>
+          <w:sz w:val="21"/>
+          <w:szCs w:val="21"/>
+          <w:lang w:val="en"/>
+        </w:rPr>
+        <w:t>Two flavors of receiving:</w:t>
       </w:r>
     </w:p>
     <w:p>
       <w:pPr>
         <w:numPr>
           <w:ilvl w:val="0"/>
-          <w:numId w:val="6"/>
+          <w:numId w:val="12"/>
         </w:numPr>
         <w:spacing w:before="60" w:after="60"/>
         <w:rPr>
@@ -2537,20 +3869,29 @@
       </w:pPr>
       <w:r>
         <w:rPr>
-          <w:rFonts w:ascii="Segoe UI" w:eastAsia="Times New Roman" w:hAnsi="Segoe UI" w:cs="Segoe UI"/>
-          <w:sz w:val="21"/>
-          <w:szCs w:val="21"/>
-          <w:lang w:val="en"/>
-        </w:rPr>
-        <w:lastRenderedPageBreak/>
-        <w:t>Check each Rx as you pack — teammates see your checks live</w:t>
+          <w:rStyle w:val="Strong"/>
+          <w:rFonts w:ascii="Segoe UI" w:eastAsia="Times New Roman" w:hAnsi="Segoe UI" w:cs="Segoe UI"/>
+          <w:sz w:val="21"/>
+          <w:szCs w:val="21"/>
+          <w:lang w:val="en"/>
+        </w:rPr>
+        <w:t>Ship To = Pharmacy</w:t>
+      </w:r>
+      <w:r>
+        <w:rPr>
+          <w:rFonts w:ascii="Segoe UI" w:eastAsia="Times New Roman" w:hAnsi="Segoe UI" w:cs="Segoe UI"/>
+          <w:sz w:val="21"/>
+          <w:szCs w:val="21"/>
+          <w:lang w:val="en"/>
+        </w:rPr>
+        <w:t xml:space="preserve"> — box comes to [LOCATION]. Patient picks up (or is delivered from your store). Most common for compounds and refills.</w:t>
       </w:r>
     </w:p>
     <w:p>
       <w:pPr>
         <w:numPr>
           <w:ilvl w:val="0"/>
-          <w:numId w:val="6"/>
+          <w:numId w:val="12"/>
         </w:numPr>
         <w:spacing w:before="60" w:after="60"/>
         <w:rPr>
@@ -2562,85 +3903,28 @@
       </w:pPr>
       <w:r>
         <w:rPr>
-          <w:rFonts w:ascii="Segoe UI" w:eastAsia="Times New Roman" w:hAnsi="Segoe UI" w:cs="Segoe UI"/>
-          <w:sz w:val="21"/>
-          <w:szCs w:val="21"/>
-          <w:lang w:val="en"/>
-        </w:rPr>
-        <w:t xml:space="preserve">When a destination's box is fully packed, click </w:t>
-      </w:r>
-      <w:r>
-        <w:rPr>
-          <w:rStyle w:val="Strong"/>
-          <w:rFonts w:ascii="Segoe UI Emoji" w:eastAsia="Times New Roman" w:hAnsi="Segoe UI Emoji" w:cs="Segoe UI Emoji"/>
-          <w:sz w:val="21"/>
-          <w:szCs w:val="21"/>
-          <w:lang w:val="en"/>
-        </w:rPr>
-        <w:t>📦</w:t>
-      </w:r>
-      <w:r>
-        <w:rPr>
-          <w:rStyle w:val="Strong"/>
-          <w:rFonts w:ascii="Segoe UI" w:eastAsia="Times New Roman" w:hAnsi="Segoe UI" w:cs="Segoe UI"/>
-          <w:sz w:val="21"/>
-          <w:szCs w:val="21"/>
-          <w:lang w:val="en"/>
-        </w:rPr>
-        <w:t xml:space="preserve"> Create Shipment &amp; Print Slip (N)</w:t>
-      </w:r>
-      <w:r>
-        <w:rPr>
-          <w:rFonts w:ascii="Segoe UI" w:eastAsia="Times New Roman" w:hAnsi="Segoe UI" w:cs="Segoe UI"/>
-          <w:sz w:val="21"/>
-          <w:szCs w:val="21"/>
-          <w:lang w:val="en"/>
-        </w:rPr>
-        <w:t xml:space="preserve"> on that group's header — the packing slip prints automatically with a barcode you can scan into WorldShip</w:t>
-      </w:r>
-    </w:p>
-    <w:p>
-      <w:pPr>
-        <w:spacing w:before="360" w:after="360"/>
-        <w:rPr>
-          <w:rFonts w:ascii="Segoe UI" w:eastAsia="Times New Roman" w:hAnsi="Segoe UI" w:cs="Segoe UI"/>
-          <w:sz w:val="21"/>
-          <w:szCs w:val="21"/>
-          <w:lang w:val="en"/>
-        </w:rPr>
-      </w:pPr>
-      <w:r>
-        <w:rPr>
-          <w:rFonts w:ascii="Segoe UI" w:eastAsia="Times New Roman" w:hAnsi="Segoe UI" w:cs="Segoe UI"/>
-          <w:sz w:val="21"/>
-          <w:szCs w:val="21"/>
-          <w:lang w:val="en"/>
-        </w:rPr>
-        <w:pict w14:anchorId="2D55CCE0">
-          <v:rect id="_x0000_i1030" style="width:0;height:1.5pt" o:hralign="center" o:hrstd="t" o:hr="t" fillcolor="#a0a0a0" stroked="f"/>
-        </w:pict>
-      </w:r>
-    </w:p>
-    <w:p>
-      <w:pPr>
-        <w:pStyle w:val="Heading2"/>
-        <w:rPr>
-          <w:rFonts w:ascii="Segoe UI" w:eastAsia="Times New Roman" w:hAnsi="Segoe UI" w:cs="Segoe UI"/>
-          <w:lang w:val="en"/>
-        </w:rPr>
-      </w:pPr>
-      <w:r>
-        <w:rPr>
-          <w:rFonts w:ascii="Segoe UI" w:eastAsia="Times New Roman" w:hAnsi="Segoe UI" w:cs="Segoe UI"/>
-          <w:lang w:val="en"/>
-        </w:rPr>
-        <w:t>Things NOT To Do</w:t>
-      </w:r>
-    </w:p>
-    <w:p>
-      <w:pPr>
-        <w:shd w:val="clear" w:color="auto" w:fill="FEF2F2"/>
-        <w:divId w:val="370768880"/>
+          <w:rStyle w:val="Strong"/>
+          <w:rFonts w:ascii="Segoe UI" w:eastAsia="Times New Roman" w:hAnsi="Segoe UI" w:cs="Segoe UI"/>
+          <w:sz w:val="21"/>
+          <w:szCs w:val="21"/>
+          <w:lang w:val="en"/>
+        </w:rPr>
+        <w:t>Ship To = Patient</w:t>
+      </w:r>
+      <w:r>
+        <w:rPr>
+          <w:rFonts w:ascii="Segoe UI" w:eastAsia="Times New Roman" w:hAnsi="Segoe UI" w:cs="Segoe UI"/>
+          <w:sz w:val="21"/>
+          <w:szCs w:val="21"/>
+          <w:lang w:val="en"/>
+        </w:rPr>
+        <w:t xml:space="preserve"> — box goes directly to the patient's home. [LOCATION] doesn't receive anything for these; they show up in your Transfers list for visibility but there's no receive step.</w:t>
+      </w:r>
+    </w:p>
+    <w:p>
+      <w:pPr>
+        <w:shd w:val="clear" w:color="auto" w:fill="ECFEFF"/>
+        <w:divId w:val="1145508983"/>
         <w:rPr>
           <w:rFonts w:ascii="Segoe UI" w:eastAsia="Times New Roman" w:hAnsi="Segoe UI" w:cs="Segoe UI"/>
           <w:sz w:val="20"/>
@@ -2651,6 +3935,86 @@
       <w:r>
         <w:rPr>
           <w:rFonts w:ascii="Segoe UI" w:eastAsia="Times New Roman" w:hAnsi="Segoe UI" w:cs="Segoe UI"/>
+          <w:b/>
+          <w:bCs/>
+          <w:color w:val="0891B2"/>
+          <w:sz w:val="20"/>
+          <w:szCs w:val="20"/>
+          <w:lang w:val="en"/>
+        </w:rPr>
+        <w:t>Temporary address on a Patient ship-to?</w:t>
+      </w:r>
+      <w:r>
+        <w:rPr>
+          <w:rFonts w:ascii="Segoe UI" w:eastAsia="Times New Roman" w:hAnsi="Segoe UI" w:cs="Segoe UI"/>
+          <w:sz w:val="20"/>
+          <w:szCs w:val="20"/>
+          <w:lang w:val="en"/>
+        </w:rPr>
+        <w:t xml:space="preserve"> </w:t>
+      </w:r>
+      <w:r>
+        <w:rPr>
+          <w:rFonts w:ascii="Segoe UI" w:eastAsia="Times New Roman" w:hAnsi="Segoe UI" w:cs="Segoe UI"/>
+          <w:sz w:val="20"/>
+          <w:szCs w:val="20"/>
+          <w:lang w:val="en"/>
+        </w:rPr>
+        <w:t>If the patient set a temporary address (vacation, snowbird), you'll see a warning banner on the transfer telling you NOT to update the patient's permanent record. Just fulfill this one at the temp address and leave the permanent record alone.</w:t>
+      </w:r>
+    </w:p>
+    <w:p>
+      <w:pPr>
+        <w:spacing w:before="360" w:after="360"/>
+        <w:rPr>
+          <w:rFonts w:ascii="Segoe UI" w:eastAsia="Times New Roman" w:hAnsi="Segoe UI" w:cs="Segoe UI"/>
+          <w:sz w:val="21"/>
+          <w:szCs w:val="21"/>
+          <w:lang w:val="en"/>
+        </w:rPr>
+      </w:pPr>
+      <w:r>
+        <w:rPr>
+          <w:rFonts w:ascii="Segoe UI" w:eastAsia="Times New Roman" w:hAnsi="Segoe UI" w:cs="Segoe UI"/>
+          <w:sz w:val="21"/>
+          <w:szCs w:val="21"/>
+          <w:lang w:val="en"/>
+        </w:rPr>
+        <w:pict w14:anchorId="06866CE7">
+          <v:rect id="_x0000_i1032" style="width:0;height:1.5pt" o:hralign="center" o:hrstd="t" o:hr="t" fillcolor="#a0a0a0" stroked="f"/>
+        </w:pict>
+      </w:r>
+    </w:p>
+    <w:p>
+      <w:pPr>
+        <w:pStyle w:val="Heading2"/>
+        <w:rPr>
+          <w:rFonts w:ascii="Segoe UI" w:eastAsia="Times New Roman" w:hAnsi="Segoe UI" w:cs="Segoe UI"/>
+          <w:lang w:val="en"/>
+        </w:rPr>
+      </w:pPr>
+      <w:r>
+        <w:rPr>
+          <w:rFonts w:ascii="Segoe UI" w:eastAsia="Times New Roman" w:hAnsi="Segoe UI" w:cs="Segoe UI"/>
+          <w:lang w:val="en"/>
+        </w:rPr>
+        <w:t>Things NOT To Do</w:t>
+      </w:r>
+    </w:p>
+    <w:p>
+      <w:pPr>
+        <w:shd w:val="clear" w:color="auto" w:fill="FEF2F2"/>
+        <w:divId w:val="661088091"/>
+        <w:rPr>
+          <w:rFonts w:ascii="Segoe UI" w:eastAsia="Times New Roman" w:hAnsi="Segoe UI" w:cs="Segoe UI"/>
+          <w:sz w:val="20"/>
+          <w:szCs w:val="20"/>
+          <w:lang w:val="en"/>
+        </w:rPr>
+      </w:pPr>
+      <w:r>
+        <w:rPr>
+          <w:rFonts w:ascii="Segoe UI Emoji" w:eastAsia="Times New Roman" w:hAnsi="Segoe UI Emoji" w:cs="Segoe UI Emoji"/>
           <w:b/>
           <w:bCs/>
           <w:color w:val="DC2626"/>
@@ -2658,25 +4022,7 @@
           <w:szCs w:val="20"/>
           <w:lang w:val="en"/>
         </w:rPr>
-        <w:t>Do not enter a refill as a new transfer.</w:t>
-      </w:r>
-      <w:r>
-        <w:rPr>
-          <w:rFonts w:ascii="Segoe UI" w:eastAsia="Times New Roman" w:hAnsi="Segoe UI" w:cs="Segoe UI"/>
-          <w:sz w:val="20"/>
-          <w:szCs w:val="20"/>
-          <w:lang w:val="en"/>
-        </w:rPr>
-        <w:t xml:space="preserve"> </w:t>
-      </w:r>
-      <w:r>
-        <w:rPr>
-          <w:rFonts w:ascii="Segoe UI" w:eastAsia="Times New Roman" w:hAnsi="Segoe UI" w:cs="Segoe UI"/>
-          <w:sz w:val="20"/>
-          <w:szCs w:val="20"/>
-          <w:lang w:val="en"/>
-        </w:rPr>
-        <w:t xml:space="preserve">If you're refilling something already in the app, click </w:t>
+        <w:t>❌</w:t>
       </w:r>
       <w:r>
         <w:rPr>
@@ -2688,7 +4034,7 @@
           <w:szCs w:val="20"/>
           <w:lang w:val="en"/>
         </w:rPr>
-        <w:t>+ Refill</w:t>
+        <w:t xml:space="preserve"> Do not enter a refill as a new transfer.</w:t>
       </w:r>
       <w:r>
         <w:rPr>
@@ -2697,20 +4043,8 @@
           <w:szCs w:val="20"/>
           <w:lang w:val="en"/>
         </w:rPr>
-        <w:t xml:space="preserve"> and search for the original — this keeps the Rx History chained together. Only use + New Transfer for brand-new orders.</w:t>
-      </w:r>
-    </w:p>
-    <w:p>
-      <w:pPr>
-        <w:shd w:val="clear" w:color="auto" w:fill="FEF2F2"/>
-        <w:divId w:val="1085031589"/>
-        <w:rPr>
-          <w:rFonts w:ascii="Segoe UI" w:eastAsia="Times New Roman" w:hAnsi="Segoe UI" w:cs="Segoe UI"/>
-          <w:sz w:val="20"/>
-          <w:szCs w:val="20"/>
-          <w:lang w:val="en"/>
-        </w:rPr>
-      </w:pPr>
+        <w:t xml:space="preserve"> Always use </w:t>
+      </w:r>
       <w:r>
         <w:rPr>
           <w:rFonts w:ascii="Segoe UI" w:eastAsia="Times New Roman" w:hAnsi="Segoe UI" w:cs="Segoe UI"/>
@@ -2721,7 +4055,7 @@
           <w:szCs w:val="20"/>
           <w:lang w:val="en"/>
         </w:rPr>
-        <w:t>Do not skip the WorldShip Customer Reference.</w:t>
+        <w:t>+ Refill</w:t>
       </w:r>
       <w:r>
         <w:rPr>
@@ -2730,13 +4064,13 @@
           <w:szCs w:val="20"/>
           <w:lang w:val="en"/>
         </w:rPr>
-        <w:t xml:space="preserve"> If you forget to type the Transfer or BULK ID into WorldShip, the tracking won't auto-match and someone has to hunt it down manually.</w:t>
+        <w:t xml:space="preserve"> and search for the original. Entering it as +New Transfer breaks the Rx History chain and creates a duplicate patient record for the fill pharmacy to clean up.</w:t>
       </w:r>
     </w:p>
     <w:p>
       <w:pPr>
         <w:shd w:val="clear" w:color="auto" w:fill="FEF2F2"/>
-        <w:divId w:val="2090807659"/>
+        <w:divId w:val="914897413"/>
         <w:rPr>
           <w:rFonts w:ascii="Segoe UI" w:eastAsia="Times New Roman" w:hAnsi="Segoe UI" w:cs="Segoe UI"/>
           <w:sz w:val="20"/>
@@ -2746,7 +4080,7 @@
       </w:pPr>
       <w:r>
         <w:rPr>
-          <w:rFonts w:ascii="Segoe UI" w:eastAsia="Times New Roman" w:hAnsi="Segoe UI" w:cs="Segoe UI"/>
+          <w:rFonts w:ascii="Segoe UI Emoji" w:eastAsia="Times New Roman" w:hAnsi="Segoe UI Emoji" w:cs="Segoe UI Emoji"/>
           <w:b/>
           <w:bCs/>
           <w:color w:val="DC2626"/>
@@ -2754,16 +4088,19 @@
           <w:szCs w:val="20"/>
           <w:lang w:val="en"/>
         </w:rPr>
-        <w:t>Do not "check everything" on a bulk receive if some scripts are missing.</w:t>
-      </w:r>
-      <w:r>
-        <w:rPr>
-          <w:rFonts w:ascii="Segoe UI" w:eastAsia="Times New Roman" w:hAnsi="Segoe UI" w:cs="Segoe UI"/>
+        <w:t>❌</w:t>
+      </w:r>
+      <w:r>
+        <w:rPr>
+          <w:rFonts w:ascii="Segoe UI" w:eastAsia="Times New Roman" w:hAnsi="Segoe UI" w:cs="Segoe UI"/>
+          <w:b/>
+          <w:bCs/>
+          <w:color w:val="DC2626"/>
           <w:sz w:val="20"/>
           <w:szCs w:val="20"/>
           <w:lang w:val="en"/>
         </w:rPr>
-        <w:t xml:space="preserve"> </w:t>
+        <w:t xml:space="preserve"> Do not mark a bulk shipment fully received if any scripts are missing.</w:t>
       </w:r>
       <w:r>
         <w:rPr>
@@ -2772,7 +4109,73 @@
           <w:szCs w:val="20"/>
           <w:lang w:val="en"/>
         </w:rPr>
-        <w:t>Use Receive Partial and only check what you actually have — otherwise the missing ones get lost in the shuffle.</w:t>
+        <w:t xml:space="preserve"> Use </w:t>
+      </w:r>
+      <w:r>
+        <w:rPr>
+          <w:rFonts w:ascii="Segoe UI" w:eastAsia="Times New Roman" w:hAnsi="Segoe UI" w:cs="Segoe UI"/>
+          <w:b/>
+          <w:bCs/>
+          <w:color w:val="DC2626"/>
+          <w:sz w:val="20"/>
+          <w:szCs w:val="20"/>
+          <w:lang w:val="en"/>
+        </w:rPr>
+        <w:t>Receive Partial</w:t>
+      </w:r>
+      <w:r>
+        <w:rPr>
+          <w:rFonts w:ascii="Segoe UI" w:eastAsia="Times New Roman" w:hAnsi="Segoe UI" w:cs="Segoe UI"/>
+          <w:sz w:val="20"/>
+          <w:szCs w:val="20"/>
+          <w:lang w:val="en"/>
+        </w:rPr>
+        <w:t xml:space="preserve"> and only check what you actually have. Otherwise the missing ones are lost — the app thinks they arrived and the fill pharmacy has no reason to look.</w:t>
+      </w:r>
+    </w:p>
+    <w:p>
+      <w:pPr>
+        <w:shd w:val="clear" w:color="auto" w:fill="FEF2F2"/>
+        <w:divId w:val="1696420210"/>
+        <w:rPr>
+          <w:rFonts w:ascii="Segoe UI" w:eastAsia="Times New Roman" w:hAnsi="Segoe UI" w:cs="Segoe UI"/>
+          <w:sz w:val="20"/>
+          <w:szCs w:val="20"/>
+          <w:lang w:val="en"/>
+        </w:rPr>
+      </w:pPr>
+      <w:r>
+        <w:rPr>
+          <w:rFonts w:ascii="Segoe UI Emoji" w:eastAsia="Times New Roman" w:hAnsi="Segoe UI Emoji" w:cs="Segoe UI Emoji"/>
+          <w:b/>
+          <w:bCs/>
+          <w:color w:val="DC2626"/>
+          <w:sz w:val="20"/>
+          <w:szCs w:val="20"/>
+          <w:lang w:val="en"/>
+        </w:rPr>
+        <w:t>❌</w:t>
+      </w:r>
+      <w:r>
+        <w:rPr>
+          <w:rFonts w:ascii="Segoe UI" w:eastAsia="Times New Roman" w:hAnsi="Segoe UI" w:cs="Segoe UI"/>
+          <w:b/>
+          <w:bCs/>
+          <w:color w:val="DC2626"/>
+          <w:sz w:val="20"/>
+          <w:szCs w:val="20"/>
+          <w:lang w:val="en"/>
+        </w:rPr>
+        <w:t xml:space="preserve"> Do not close out a non-transfer pickup order until the patient actually picks it up.</w:t>
+      </w:r>
+      <w:r>
+        <w:rPr>
+          <w:rFonts w:ascii="Segoe UI" w:eastAsia="Times New Roman" w:hAnsi="Segoe UI" w:cs="Segoe UI"/>
+          <w:sz w:val="20"/>
+          <w:szCs w:val="20"/>
+          <w:lang w:val="en"/>
+        </w:rPr>
+        <w:t xml:space="preserve"> Keep it in your queue so you don't forget it's waiting on the shelf. Use the Mark Picked Up button + signature capture when the patient walks in.</w:t>
       </w:r>
     </w:p>
     <w:p>
@@ -2792,8 +4195,8 @@
           <w:szCs w:val="21"/>
           <w:lang w:val="en"/>
         </w:rPr>
-        <w:pict w14:anchorId="4FA16E6A">
-          <v:rect id="_x0000_i1031" style="width:0;height:1.5pt" o:hralign="center" o:hrstd="t" o:hr="t" fillcolor="#a0a0a0" stroked="f"/>
+        <w:pict w14:anchorId="6E0C9901">
+          <v:rect id="_x0000_i1033" style="width:0;height:1.5pt" o:hralign="center" o:hrstd="t" o:hr="t" fillcolor="#a0a0a0" stroked="f"/>
         </w:pict>
       </w:r>
     </w:p>
@@ -2817,7 +4220,7 @@
       <w:pPr>
         <w:numPr>
           <w:ilvl w:val="0"/>
-          <w:numId w:val="7"/>
+          <w:numId w:val="13"/>
         </w:numPr>
         <w:spacing w:before="60" w:after="60"/>
         <w:rPr>
@@ -2835,7 +4238,7 @@
           <w:szCs w:val="21"/>
           <w:lang w:val="en"/>
         </w:rPr>
-        <w:t>App issue / question / feature request:</w:t>
+        <w:t>App issue / bug / feature request:</w:t>
       </w:r>
       <w:r>
         <w:rPr>
@@ -2858,7 +4261,7 @@
       <w:pPr>
         <w:numPr>
           <w:ilvl w:val="0"/>
-          <w:numId w:val="7"/>
+          <w:numId w:val="13"/>
         </w:numPr>
         <w:spacing w:before="60" w:after="60"/>
         <w:rPr>
@@ -2892,7 +4295,7 @@
       <w:pPr>
         <w:numPr>
           <w:ilvl w:val="0"/>
-          <w:numId w:val="7"/>
+          <w:numId w:val="13"/>
         </w:numPr>
         <w:spacing w:before="60" w:after="60"/>
         <w:rPr>
@@ -2948,7 +4351,7 @@
           <w:szCs w:val="21"/>
           <w:lang w:val="en"/>
         </w:rPr>
-        <w:t xml:space="preserve"> button on the transfer — routes to the right pharmacy's Teams chat</w:t>
+        <w:t xml:space="preserve"> button on the transfer — routes to the right pharmacy's Teams chat automatically</w:t>
       </w:r>
     </w:p>
     <w:p>
@@ -2968,8 +4371,8 @@
           <w:szCs w:val="21"/>
           <w:lang w:val="en"/>
         </w:rPr>
-        <w:pict w14:anchorId="7F15B0F5">
-          <v:rect id="_x0000_i1032" style="width:0;height:1.5pt" o:hralign="center" o:hrstd="t" o:hr="t" fillcolor="#a0a0a0" stroked="f"/>
+        <w:pict w14:anchorId="7456B951">
+          <v:rect id="_x0000_i1034" style="width:0;height:1.5pt" o:hralign="center" o:hrstd="t" o:hr="t" fillcolor="#a0a0a0" stroked="f"/>
         </w:pict>
       </w:r>
     </w:p>
@@ -2993,7 +4396,7 @@
       <w:pPr>
         <w:numPr>
           <w:ilvl w:val="0"/>
-          <w:numId w:val="8"/>
+          <w:numId w:val="14"/>
         </w:numPr>
         <w:spacing w:before="60" w:after="60"/>
         <w:rPr>
@@ -3039,23 +4442,14 @@
           <w:szCs w:val="21"/>
           <w:lang w:val="en"/>
         </w:rPr>
-        <w:t xml:space="preserve"> </w:t>
-      </w:r>
-      <w:r>
-        <w:rPr>
-          <w:rFonts w:ascii="Segoe UI" w:eastAsia="Times New Roman" w:hAnsi="Segoe UI" w:cs="Segoe UI"/>
-          <w:sz w:val="21"/>
-          <w:szCs w:val="21"/>
-          <w:lang w:val="en"/>
-        </w:rPr>
-        <w:t>in the app navbar — the full guide has step-by-step for every feature, printable as PDF</w:t>
+        <w:t xml:space="preserve"> in the app navbar — full step-by-step for every feature, printable as PDF</w:t>
       </w:r>
     </w:p>
     <w:p>
       <w:pPr>
         <w:numPr>
           <w:ilvl w:val="0"/>
-          <w:numId w:val="8"/>
+          <w:numId w:val="14"/>
         </w:numPr>
         <w:spacing w:before="60" w:after="60"/>
         <w:rPr>
@@ -3072,7 +4466,8 @@
           <w:szCs w:val="21"/>
           <w:lang w:val="en"/>
         </w:rPr>
-        <w:t xml:space="preserve">Skim the </w:t>
+        <w:lastRenderedPageBreak/>
+        <w:t xml:space="preserve">The </w:t>
       </w:r>
       <w:r>
         <w:rPr>
@@ -3101,14 +4496,23 @@
           <w:szCs w:val="21"/>
           <w:lang w:val="en"/>
         </w:rPr>
-        <w:t xml:space="preserve"> section at the top — it covers the newest changes so you're not surprised by button changes</w:t>
+        <w:t xml:space="preserve"> </w:t>
+      </w:r>
+      <w:r>
+        <w:rPr>
+          <w:rFonts w:ascii="Segoe UI" w:eastAsia="Times New Roman" w:hAnsi="Segoe UI" w:cs="Segoe UI"/>
+          <w:sz w:val="21"/>
+          <w:szCs w:val="21"/>
+          <w:lang w:val="en"/>
+        </w:rPr>
+        <w:t>section at the top of Help covers the newest changes, including the partial-receive flow and the × Reship missing button</w:t>
       </w:r>
     </w:p>
     <w:p>
       <w:pPr>
         <w:numPr>
           <w:ilvl w:val="0"/>
-          <w:numId w:val="8"/>
+          <w:numId w:val="14"/>
         </w:numPr>
         <w:spacing w:before="60" w:after="60"/>
         <w:rPr>
@@ -3125,17 +4529,17 @@
           <w:szCs w:val="21"/>
           <w:lang w:val="en"/>
         </w:rPr>
-        <w:t xml:space="preserve">Check the </w:t>
-      </w:r>
-      <w:r>
-        <w:rPr>
-          <w:rStyle w:val="Strong"/>
-          <w:rFonts w:ascii="Segoe UI Emoji" w:eastAsia="Times New Roman" w:hAnsi="Segoe UI Emoji" w:cs="Segoe UI Emoji"/>
-          <w:sz w:val="21"/>
-          <w:szCs w:val="21"/>
-          <w:lang w:val="en"/>
-        </w:rPr>
-        <w:t>📦</w:t>
+        <w:t xml:space="preserve">The </w:t>
+      </w:r>
+      <w:r>
+        <w:rPr>
+          <w:rStyle w:val="Strong"/>
+          <w:rFonts w:ascii="Segoe UI Symbol" w:eastAsia="Times New Roman" w:hAnsi="Segoe UI Symbol" w:cs="Segoe UI Symbol"/>
+          <w:sz w:val="21"/>
+          <w:szCs w:val="21"/>
+          <w:lang w:val="en"/>
+        </w:rPr>
+        <w:t>❄</w:t>
       </w:r>
       <w:r>
         <w:rPr>
@@ -3154,7 +4558,7 @@
           <w:szCs w:val="21"/>
           <w:lang w:val="en"/>
         </w:rPr>
-        <w:t xml:space="preserve"> section if you handle sterile compounds (Tacrolimus/Cyclosporine ophth, oil-based injections, etc.)</w:t>
+        <w:t xml:space="preserve"> section is worth a read if [LOCATION] handles any sterile compounds (Tacrolimus/Cyclosporine ophth, oil-based injections, etc.)</w:t>
       </w:r>
     </w:p>
     <w:sectPr>
@@ -3170,13 +4574,13 @@
 <file path=word/numbering.xml><?xml version="1.0" encoding="utf-8"?>
 <w:numbering xmlns:wpc="http://schemas.microsoft.com/office/word/2010/wordprocessingCanvas" xmlns:cx="http://schemas.microsoft.com/office/drawing/2014/chartex" xmlns:cx1="http://schemas.microsoft.com/office/drawing/2015/9/8/chartex" xmlns:cx2="http://schemas.microsoft.com/office/drawing/2015/10/21/chartex" xmlns:cx3="http://schemas.microsoft.com/office/drawing/2016/5/9/chartex" xmlns:cx4="http://schemas.microsoft.com/office/drawing/2016/5/10/chartex" xmlns:cx5="http://schemas.microsoft.com/office/drawing/2016/5/11/chartex" xmlns:cx6="http://schemas.microsoft.com/office/drawing/2016/5/12/chartex" xmlns:cx7="http://schemas.microsoft.com/office/drawing/2016/5/13/chartex" xmlns:cx8="http://schemas.microsoft.com/office/drawing/2016/5/14/chartex" xmlns:mc="http://schemas.openxmlformats.org/markup-compatibility/2006" xmlns:aink="http://schemas.microsoft.com/office/drawing/2016/ink" xmlns:am3d="http://schemas.microsoft.com/office/drawing/2017/model3d" xmlns:o="urn:schemas-microsoft-com:office:office" xmlns:oel="http://schemas.microsoft.com/office/2019/extlst" xmlns:r="http://schemas.openxmlformats.org/officeDocument/2006/relationships" xmlns:m="http://schemas.openxmlformats.org/officeDocument/2006/math" xmlns:v="urn:schemas-microsoft-com:vml" xmlns:wp14="http://schemas.microsoft.com/office/word/2010/wordprocessingDrawing" xmlns:wp="http://schemas.openxmlformats.org/drawingml/2006/wordprocessingDrawing" xmlns:w10="urn:schemas-microsoft-com:office:word" xmlns:w="http://schemas.openxmlformats.org/wordprocessingml/2006/main" xmlns:w14="http://schemas.microsoft.com/office/word/2010/wordml" xmlns:w15="http://schemas.microsoft.com/office/word/2012/wordml" xmlns:w16cei="http://schemas.microsoft.com/office/word/2026/wordml/cei" xmlns:w16cex="http://schemas.microsoft.com/office/word/2018/wordml/cex" xmlns:w16cid="http://schemas.microsoft.com/office/word/2016/wordml/cid" xmlns:w16="http://schemas.microsoft.com/office/word/2018/wordml" xmlns:w16du="http://schemas.microsoft.com/office/word/2023/wordml/word16du" xmlns:w16sdtdh="http://schemas.microsoft.com/office/word/2020/wordml/sdtdatahash" xmlns:w16sdtfl="http://schemas.microsoft.com/office/word/2024/wordml/sdtformatlock" xmlns:w16se="http://schemas.microsoft.com/office/word/2015/wordml/symex" xmlns:wpg="http://schemas.microsoft.com/office/word/2010/wordprocessingGroup" xmlns:wpi="http://schemas.microsoft.com/office/word/2010/wordprocessingInk" xmlns:wne="http://schemas.microsoft.com/office/word/2006/wordml" xmlns:wps="http://schemas.microsoft.com/office/word/2010/wordprocessingShape" mc:Ignorable="w14 w15 w16se w16cid w16 w16cex w16sdtdh w16sdtfl w16du wp14">
   <w:abstractNum w:abstractNumId="0" w15:restartNumberingAfterBreak="0">
-    <w:nsid w:val="12C12463"/>
+    <w:nsid w:val="083D3525"/>
     <w:multiLevelType w:val="multilevel"/>
-    <w:tmpl w:val="5F42D298"/>
+    <w:tmpl w:val="13142290"/>
     <w:lvl w:ilvl="0">
       <w:start w:val="1"/>
-      <w:numFmt w:val="decimal"/>
-      <w:lvlText w:val="%1."/>
+      <w:numFmt w:val="bullet"/>
+      <w:lvlText w:val=""/>
       <w:lvlJc w:val="left"/>
       <w:pPr>
         <w:tabs>
@@ -3184,121 +4588,12 @@
         </w:tabs>
         <w:ind w:left="720" w:hanging="360"/>
       </w:pPr>
+      <w:rPr>
+        <w:rFonts w:ascii="Symbol" w:hAnsi="Symbol" w:hint="default"/>
+        <w:sz w:val="20"/>
+      </w:rPr>
     </w:lvl>
     <w:lvl w:ilvl="1" w:tentative="1">
-      <w:start w:val="1"/>
-      <w:numFmt w:val="decimal"/>
-      <w:lvlText w:val="%2."/>
-      <w:lvlJc w:val="left"/>
-      <w:pPr>
-        <w:tabs>
-          <w:tab w:val="num" w:pos="1440"/>
-        </w:tabs>
-        <w:ind w:left="1440" w:hanging="360"/>
-      </w:pPr>
-    </w:lvl>
-    <w:lvl w:ilvl="2" w:tentative="1">
-      <w:start w:val="1"/>
-      <w:numFmt w:val="decimal"/>
-      <w:lvlText w:val="%3."/>
-      <w:lvlJc w:val="left"/>
-      <w:pPr>
-        <w:tabs>
-          <w:tab w:val="num" w:pos="2160"/>
-        </w:tabs>
-        <w:ind w:left="2160" w:hanging="360"/>
-      </w:pPr>
-    </w:lvl>
-    <w:lvl w:ilvl="3" w:tentative="1">
-      <w:start w:val="1"/>
-      <w:numFmt w:val="decimal"/>
-      <w:lvlText w:val="%4."/>
-      <w:lvlJc w:val="left"/>
-      <w:pPr>
-        <w:tabs>
-          <w:tab w:val="num" w:pos="2880"/>
-        </w:tabs>
-        <w:ind w:left="2880" w:hanging="360"/>
-      </w:pPr>
-    </w:lvl>
-    <w:lvl w:ilvl="4" w:tentative="1">
-      <w:start w:val="1"/>
-      <w:numFmt w:val="decimal"/>
-      <w:lvlText w:val="%5."/>
-      <w:lvlJc w:val="left"/>
-      <w:pPr>
-        <w:tabs>
-          <w:tab w:val="num" w:pos="3600"/>
-        </w:tabs>
-        <w:ind w:left="3600" w:hanging="360"/>
-      </w:pPr>
-    </w:lvl>
-    <w:lvl w:ilvl="5" w:tentative="1">
-      <w:start w:val="1"/>
-      <w:numFmt w:val="decimal"/>
-      <w:lvlText w:val="%6."/>
-      <w:lvlJc w:val="left"/>
-      <w:pPr>
-        <w:tabs>
-          <w:tab w:val="num" w:pos="4320"/>
-        </w:tabs>
-        <w:ind w:left="4320" w:hanging="360"/>
-      </w:pPr>
-    </w:lvl>
-    <w:lvl w:ilvl="6" w:tentative="1">
-      <w:start w:val="1"/>
-      <w:numFmt w:val="decimal"/>
-      <w:lvlText w:val="%7."/>
-      <w:lvlJc w:val="left"/>
-      <w:pPr>
-        <w:tabs>
-          <w:tab w:val="num" w:pos="5040"/>
-        </w:tabs>
-        <w:ind w:left="5040" w:hanging="360"/>
-      </w:pPr>
-    </w:lvl>
-    <w:lvl w:ilvl="7" w:tentative="1">
-      <w:start w:val="1"/>
-      <w:numFmt w:val="decimal"/>
-      <w:lvlText w:val="%8."/>
-      <w:lvlJc w:val="left"/>
-      <w:pPr>
-        <w:tabs>
-          <w:tab w:val="num" w:pos="5760"/>
-        </w:tabs>
-        <w:ind w:left="5760" w:hanging="360"/>
-      </w:pPr>
-    </w:lvl>
-    <w:lvl w:ilvl="8" w:tentative="1">
-      <w:start w:val="1"/>
-      <w:numFmt w:val="decimal"/>
-      <w:lvlText w:val="%9."/>
-      <w:lvlJc w:val="left"/>
-      <w:pPr>
-        <w:tabs>
-          <w:tab w:val="num" w:pos="6480"/>
-        </w:tabs>
-        <w:ind w:left="6480" w:hanging="360"/>
-      </w:pPr>
-    </w:lvl>
-  </w:abstractNum>
-  <w:abstractNum w:abstractNumId="1" w15:restartNumberingAfterBreak="0">
-    <w:nsid w:val="1D6B5A81"/>
-    <w:multiLevelType w:val="multilevel"/>
-    <w:tmpl w:val="7CC65318"/>
-    <w:lvl w:ilvl="0">
-      <w:start w:val="1"/>
-      <w:numFmt w:val="decimal"/>
-      <w:lvlText w:val="%1."/>
-      <w:lvlJc w:val="left"/>
-      <w:pPr>
-        <w:tabs>
-          <w:tab w:val="num" w:pos="720"/>
-        </w:tabs>
-        <w:ind w:left="720" w:hanging="360"/>
-      </w:pPr>
-    </w:lvl>
-    <w:lvl w:ilvl="1">
       <w:start w:val="1"/>
       <w:numFmt w:val="bullet"/>
       <w:lvlText w:val="o"/>
@@ -3316,6 +4611,147 @@
     </w:lvl>
     <w:lvl w:ilvl="2" w:tentative="1">
       <w:start w:val="1"/>
+      <w:numFmt w:val="bullet"/>
+      <w:lvlText w:val=""/>
+      <w:lvlJc w:val="left"/>
+      <w:pPr>
+        <w:tabs>
+          <w:tab w:val="num" w:pos="2160"/>
+        </w:tabs>
+        <w:ind w:left="2160" w:hanging="360"/>
+      </w:pPr>
+      <w:rPr>
+        <w:rFonts w:ascii="Wingdings" w:hAnsi="Wingdings" w:hint="default"/>
+        <w:sz w:val="20"/>
+      </w:rPr>
+    </w:lvl>
+    <w:lvl w:ilvl="3" w:tentative="1">
+      <w:start w:val="1"/>
+      <w:numFmt w:val="bullet"/>
+      <w:lvlText w:val=""/>
+      <w:lvlJc w:val="left"/>
+      <w:pPr>
+        <w:tabs>
+          <w:tab w:val="num" w:pos="2880"/>
+        </w:tabs>
+        <w:ind w:left="2880" w:hanging="360"/>
+      </w:pPr>
+      <w:rPr>
+        <w:rFonts w:ascii="Wingdings" w:hAnsi="Wingdings" w:hint="default"/>
+        <w:sz w:val="20"/>
+      </w:rPr>
+    </w:lvl>
+    <w:lvl w:ilvl="4" w:tentative="1">
+      <w:start w:val="1"/>
+      <w:numFmt w:val="bullet"/>
+      <w:lvlText w:val=""/>
+      <w:lvlJc w:val="left"/>
+      <w:pPr>
+        <w:tabs>
+          <w:tab w:val="num" w:pos="3600"/>
+        </w:tabs>
+        <w:ind w:left="3600" w:hanging="360"/>
+      </w:pPr>
+      <w:rPr>
+        <w:rFonts w:ascii="Wingdings" w:hAnsi="Wingdings" w:hint="default"/>
+        <w:sz w:val="20"/>
+      </w:rPr>
+    </w:lvl>
+    <w:lvl w:ilvl="5" w:tentative="1">
+      <w:start w:val="1"/>
+      <w:numFmt w:val="bullet"/>
+      <w:lvlText w:val=""/>
+      <w:lvlJc w:val="left"/>
+      <w:pPr>
+        <w:tabs>
+          <w:tab w:val="num" w:pos="4320"/>
+        </w:tabs>
+        <w:ind w:left="4320" w:hanging="360"/>
+      </w:pPr>
+      <w:rPr>
+        <w:rFonts w:ascii="Wingdings" w:hAnsi="Wingdings" w:hint="default"/>
+        <w:sz w:val="20"/>
+      </w:rPr>
+    </w:lvl>
+    <w:lvl w:ilvl="6" w:tentative="1">
+      <w:start w:val="1"/>
+      <w:numFmt w:val="bullet"/>
+      <w:lvlText w:val=""/>
+      <w:lvlJc w:val="left"/>
+      <w:pPr>
+        <w:tabs>
+          <w:tab w:val="num" w:pos="5040"/>
+        </w:tabs>
+        <w:ind w:left="5040" w:hanging="360"/>
+      </w:pPr>
+      <w:rPr>
+        <w:rFonts w:ascii="Wingdings" w:hAnsi="Wingdings" w:hint="default"/>
+        <w:sz w:val="20"/>
+      </w:rPr>
+    </w:lvl>
+    <w:lvl w:ilvl="7" w:tentative="1">
+      <w:start w:val="1"/>
+      <w:numFmt w:val="bullet"/>
+      <w:lvlText w:val=""/>
+      <w:lvlJc w:val="left"/>
+      <w:pPr>
+        <w:tabs>
+          <w:tab w:val="num" w:pos="5760"/>
+        </w:tabs>
+        <w:ind w:left="5760" w:hanging="360"/>
+      </w:pPr>
+      <w:rPr>
+        <w:rFonts w:ascii="Wingdings" w:hAnsi="Wingdings" w:hint="default"/>
+        <w:sz w:val="20"/>
+      </w:rPr>
+    </w:lvl>
+    <w:lvl w:ilvl="8" w:tentative="1">
+      <w:start w:val="1"/>
+      <w:numFmt w:val="bullet"/>
+      <w:lvlText w:val=""/>
+      <w:lvlJc w:val="left"/>
+      <w:pPr>
+        <w:tabs>
+          <w:tab w:val="num" w:pos="6480"/>
+        </w:tabs>
+        <w:ind w:left="6480" w:hanging="360"/>
+      </w:pPr>
+      <w:rPr>
+        <w:rFonts w:ascii="Wingdings" w:hAnsi="Wingdings" w:hint="default"/>
+        <w:sz w:val="20"/>
+      </w:rPr>
+    </w:lvl>
+  </w:abstractNum>
+  <w:abstractNum w:abstractNumId="1" w15:restartNumberingAfterBreak="0">
+    <w:nsid w:val="09E6697C"/>
+    <w:multiLevelType w:val="multilevel"/>
+    <w:tmpl w:val="15105618"/>
+    <w:lvl w:ilvl="0">
+      <w:start w:val="1"/>
+      <w:numFmt w:val="decimal"/>
+      <w:lvlText w:val="%1."/>
+      <w:lvlJc w:val="left"/>
+      <w:pPr>
+        <w:tabs>
+          <w:tab w:val="num" w:pos="720"/>
+        </w:tabs>
+        <w:ind w:left="720" w:hanging="360"/>
+      </w:pPr>
+    </w:lvl>
+    <w:lvl w:ilvl="1" w:tentative="1">
+      <w:start w:val="1"/>
+      <w:numFmt w:val="decimal"/>
+      <w:lvlText w:val="%2."/>
+      <w:lvlJc w:val="left"/>
+      <w:pPr>
+        <w:tabs>
+          <w:tab w:val="num" w:pos="1440"/>
+        </w:tabs>
+        <w:ind w:left="1440" w:hanging="360"/>
+      </w:pPr>
+    </w:lvl>
+    <w:lvl w:ilvl="2" w:tentative="1">
+      <w:start w:val="1"/>
       <w:numFmt w:val="decimal"/>
       <w:lvlText w:val="%3."/>
       <w:lvlJc w:val="left"/>
@@ -3400,9 +4836,9 @@
     </w:lvl>
   </w:abstractNum>
   <w:abstractNum w:abstractNumId="2" w15:restartNumberingAfterBreak="0">
-    <w:nsid w:val="1ED746A7"/>
+    <w:nsid w:val="0D1C0CE4"/>
     <w:multiLevelType w:val="multilevel"/>
-    <w:tmpl w:val="5B6CC6C6"/>
+    <w:tmpl w:val="60F27B2C"/>
     <w:lvl w:ilvl="0">
       <w:start w:val="1"/>
       <w:numFmt w:val="decimal"/>
@@ -3513,235 +4949,9 @@
     </w:lvl>
   </w:abstractNum>
   <w:abstractNum w:abstractNumId="3" w15:restartNumberingAfterBreak="0">
-    <w:nsid w:val="22C756B9"/>
+    <w:nsid w:val="187E3D42"/>
     <w:multiLevelType w:val="multilevel"/>
-    <w:tmpl w:val="5F28E214"/>
-    <w:lvl w:ilvl="0">
-      <w:start w:val="1"/>
-      <w:numFmt w:val="decimal"/>
-      <w:lvlText w:val="%1."/>
-      <w:lvlJc w:val="left"/>
-      <w:pPr>
-        <w:tabs>
-          <w:tab w:val="num" w:pos="720"/>
-        </w:tabs>
-        <w:ind w:left="720" w:hanging="360"/>
-      </w:pPr>
-    </w:lvl>
-    <w:lvl w:ilvl="1" w:tentative="1">
-      <w:start w:val="1"/>
-      <w:numFmt w:val="decimal"/>
-      <w:lvlText w:val="%2."/>
-      <w:lvlJc w:val="left"/>
-      <w:pPr>
-        <w:tabs>
-          <w:tab w:val="num" w:pos="1440"/>
-        </w:tabs>
-        <w:ind w:left="1440" w:hanging="360"/>
-      </w:pPr>
-    </w:lvl>
-    <w:lvl w:ilvl="2" w:tentative="1">
-      <w:start w:val="1"/>
-      <w:numFmt w:val="decimal"/>
-      <w:lvlText w:val="%3."/>
-      <w:lvlJc w:val="left"/>
-      <w:pPr>
-        <w:tabs>
-          <w:tab w:val="num" w:pos="2160"/>
-        </w:tabs>
-        <w:ind w:left="2160" w:hanging="360"/>
-      </w:pPr>
-    </w:lvl>
-    <w:lvl w:ilvl="3" w:tentative="1">
-      <w:start w:val="1"/>
-      <w:numFmt w:val="decimal"/>
-      <w:lvlText w:val="%4."/>
-      <w:lvlJc w:val="left"/>
-      <w:pPr>
-        <w:tabs>
-          <w:tab w:val="num" w:pos="2880"/>
-        </w:tabs>
-        <w:ind w:left="2880" w:hanging="360"/>
-      </w:pPr>
-    </w:lvl>
-    <w:lvl w:ilvl="4" w:tentative="1">
-      <w:start w:val="1"/>
-      <w:numFmt w:val="decimal"/>
-      <w:lvlText w:val="%5."/>
-      <w:lvlJc w:val="left"/>
-      <w:pPr>
-        <w:tabs>
-          <w:tab w:val="num" w:pos="3600"/>
-        </w:tabs>
-        <w:ind w:left="3600" w:hanging="360"/>
-      </w:pPr>
-    </w:lvl>
-    <w:lvl w:ilvl="5" w:tentative="1">
-      <w:start w:val="1"/>
-      <w:numFmt w:val="decimal"/>
-      <w:lvlText w:val="%6."/>
-      <w:lvlJc w:val="left"/>
-      <w:pPr>
-        <w:tabs>
-          <w:tab w:val="num" w:pos="4320"/>
-        </w:tabs>
-        <w:ind w:left="4320" w:hanging="360"/>
-      </w:pPr>
-    </w:lvl>
-    <w:lvl w:ilvl="6" w:tentative="1">
-      <w:start w:val="1"/>
-      <w:numFmt w:val="decimal"/>
-      <w:lvlText w:val="%7."/>
-      <w:lvlJc w:val="left"/>
-      <w:pPr>
-        <w:tabs>
-          <w:tab w:val="num" w:pos="5040"/>
-        </w:tabs>
-        <w:ind w:left="5040" w:hanging="360"/>
-      </w:pPr>
-    </w:lvl>
-    <w:lvl w:ilvl="7" w:tentative="1">
-      <w:start w:val="1"/>
-      <w:numFmt w:val="decimal"/>
-      <w:lvlText w:val="%8."/>
-      <w:lvlJc w:val="left"/>
-      <w:pPr>
-        <w:tabs>
-          <w:tab w:val="num" w:pos="5760"/>
-        </w:tabs>
-        <w:ind w:left="5760" w:hanging="360"/>
-      </w:pPr>
-    </w:lvl>
-    <w:lvl w:ilvl="8" w:tentative="1">
-      <w:start w:val="1"/>
-      <w:numFmt w:val="decimal"/>
-      <w:lvlText w:val="%9."/>
-      <w:lvlJc w:val="left"/>
-      <w:pPr>
-        <w:tabs>
-          <w:tab w:val="num" w:pos="6480"/>
-        </w:tabs>
-        <w:ind w:left="6480" w:hanging="360"/>
-      </w:pPr>
-    </w:lvl>
-  </w:abstractNum>
-  <w:abstractNum w:abstractNumId="4" w15:restartNumberingAfterBreak="0">
-    <w:nsid w:val="31036BE9"/>
-    <w:multiLevelType w:val="multilevel"/>
-    <w:tmpl w:val="455A23CC"/>
-    <w:lvl w:ilvl="0">
-      <w:start w:val="1"/>
-      <w:numFmt w:val="decimal"/>
-      <w:lvlText w:val="%1."/>
-      <w:lvlJc w:val="left"/>
-      <w:pPr>
-        <w:tabs>
-          <w:tab w:val="num" w:pos="720"/>
-        </w:tabs>
-        <w:ind w:left="720" w:hanging="360"/>
-      </w:pPr>
-    </w:lvl>
-    <w:lvl w:ilvl="1" w:tentative="1">
-      <w:start w:val="1"/>
-      <w:numFmt w:val="decimal"/>
-      <w:lvlText w:val="%2."/>
-      <w:lvlJc w:val="left"/>
-      <w:pPr>
-        <w:tabs>
-          <w:tab w:val="num" w:pos="1440"/>
-        </w:tabs>
-        <w:ind w:left="1440" w:hanging="360"/>
-      </w:pPr>
-    </w:lvl>
-    <w:lvl w:ilvl="2" w:tentative="1">
-      <w:start w:val="1"/>
-      <w:numFmt w:val="decimal"/>
-      <w:lvlText w:val="%3."/>
-      <w:lvlJc w:val="left"/>
-      <w:pPr>
-        <w:tabs>
-          <w:tab w:val="num" w:pos="2160"/>
-        </w:tabs>
-        <w:ind w:left="2160" w:hanging="360"/>
-      </w:pPr>
-    </w:lvl>
-    <w:lvl w:ilvl="3" w:tentative="1">
-      <w:start w:val="1"/>
-      <w:numFmt w:val="decimal"/>
-      <w:lvlText w:val="%4."/>
-      <w:lvlJc w:val="left"/>
-      <w:pPr>
-        <w:tabs>
-          <w:tab w:val="num" w:pos="2880"/>
-        </w:tabs>
-        <w:ind w:left="2880" w:hanging="360"/>
-      </w:pPr>
-    </w:lvl>
-    <w:lvl w:ilvl="4" w:tentative="1">
-      <w:start w:val="1"/>
-      <w:numFmt w:val="decimal"/>
-      <w:lvlText w:val="%5."/>
-      <w:lvlJc w:val="left"/>
-      <w:pPr>
-        <w:tabs>
-          <w:tab w:val="num" w:pos="3600"/>
-        </w:tabs>
-        <w:ind w:left="3600" w:hanging="360"/>
-      </w:pPr>
-    </w:lvl>
-    <w:lvl w:ilvl="5" w:tentative="1">
-      <w:start w:val="1"/>
-      <w:numFmt w:val="decimal"/>
-      <w:lvlText w:val="%6."/>
-      <w:lvlJc w:val="left"/>
-      <w:pPr>
-        <w:tabs>
-          <w:tab w:val="num" w:pos="4320"/>
-        </w:tabs>
-        <w:ind w:left="4320" w:hanging="360"/>
-      </w:pPr>
-    </w:lvl>
-    <w:lvl w:ilvl="6" w:tentative="1">
-      <w:start w:val="1"/>
-      <w:numFmt w:val="decimal"/>
-      <w:lvlText w:val="%7."/>
-      <w:lvlJc w:val="left"/>
-      <w:pPr>
-        <w:tabs>
-          <w:tab w:val="num" w:pos="5040"/>
-        </w:tabs>
-        <w:ind w:left="5040" w:hanging="360"/>
-      </w:pPr>
-    </w:lvl>
-    <w:lvl w:ilvl="7" w:tentative="1">
-      <w:start w:val="1"/>
-      <w:numFmt w:val="decimal"/>
-      <w:lvlText w:val="%8."/>
-      <w:lvlJc w:val="left"/>
-      <w:pPr>
-        <w:tabs>
-          <w:tab w:val="num" w:pos="5760"/>
-        </w:tabs>
-        <w:ind w:left="5760" w:hanging="360"/>
-      </w:pPr>
-    </w:lvl>
-    <w:lvl w:ilvl="8" w:tentative="1">
-      <w:start w:val="1"/>
-      <w:numFmt w:val="decimal"/>
-      <w:lvlText w:val="%9."/>
-      <w:lvlJc w:val="left"/>
-      <w:pPr>
-        <w:tabs>
-          <w:tab w:val="num" w:pos="6480"/>
-        </w:tabs>
-        <w:ind w:left="6480" w:hanging="360"/>
-      </w:pPr>
-    </w:lvl>
-  </w:abstractNum>
-  <w:abstractNum w:abstractNumId="5" w15:restartNumberingAfterBreak="0">
-    <w:nsid w:val="5A374142"/>
-    <w:multiLevelType w:val="multilevel"/>
-    <w:tmpl w:val="7ADE3D5A"/>
+    <w:tmpl w:val="B864715E"/>
     <w:lvl w:ilvl="0">
       <w:start w:val="1"/>
       <w:numFmt w:val="bullet"/>
@@ -3887,10 +5097,123 @@
       </w:rPr>
     </w:lvl>
   </w:abstractNum>
-  <w:abstractNum w:abstractNumId="6" w15:restartNumberingAfterBreak="0">
-    <w:nsid w:val="5CB550D0"/>
+  <w:abstractNum w:abstractNumId="4" w15:restartNumberingAfterBreak="0">
+    <w:nsid w:val="1DC83126"/>
     <w:multiLevelType w:val="multilevel"/>
-    <w:tmpl w:val="148459E2"/>
+    <w:tmpl w:val="574C8F24"/>
+    <w:lvl w:ilvl="0">
+      <w:start w:val="1"/>
+      <w:numFmt w:val="decimal"/>
+      <w:lvlText w:val="%1."/>
+      <w:lvlJc w:val="left"/>
+      <w:pPr>
+        <w:tabs>
+          <w:tab w:val="num" w:pos="720"/>
+        </w:tabs>
+        <w:ind w:left="720" w:hanging="360"/>
+      </w:pPr>
+    </w:lvl>
+    <w:lvl w:ilvl="1" w:tentative="1">
+      <w:start w:val="1"/>
+      <w:numFmt w:val="decimal"/>
+      <w:lvlText w:val="%2."/>
+      <w:lvlJc w:val="left"/>
+      <w:pPr>
+        <w:tabs>
+          <w:tab w:val="num" w:pos="1440"/>
+        </w:tabs>
+        <w:ind w:left="1440" w:hanging="360"/>
+      </w:pPr>
+    </w:lvl>
+    <w:lvl w:ilvl="2" w:tentative="1">
+      <w:start w:val="1"/>
+      <w:numFmt w:val="decimal"/>
+      <w:lvlText w:val="%3."/>
+      <w:lvlJc w:val="left"/>
+      <w:pPr>
+        <w:tabs>
+          <w:tab w:val="num" w:pos="2160"/>
+        </w:tabs>
+        <w:ind w:left="2160" w:hanging="360"/>
+      </w:pPr>
+    </w:lvl>
+    <w:lvl w:ilvl="3" w:tentative="1">
+      <w:start w:val="1"/>
+      <w:numFmt w:val="decimal"/>
+      <w:lvlText w:val="%4."/>
+      <w:lvlJc w:val="left"/>
+      <w:pPr>
+        <w:tabs>
+          <w:tab w:val="num" w:pos="2880"/>
+        </w:tabs>
+        <w:ind w:left="2880" w:hanging="360"/>
+      </w:pPr>
+    </w:lvl>
+    <w:lvl w:ilvl="4" w:tentative="1">
+      <w:start w:val="1"/>
+      <w:numFmt w:val="decimal"/>
+      <w:lvlText w:val="%5."/>
+      <w:lvlJc w:val="left"/>
+      <w:pPr>
+        <w:tabs>
+          <w:tab w:val="num" w:pos="3600"/>
+        </w:tabs>
+        <w:ind w:left="3600" w:hanging="360"/>
+      </w:pPr>
+    </w:lvl>
+    <w:lvl w:ilvl="5" w:tentative="1">
+      <w:start w:val="1"/>
+      <w:numFmt w:val="decimal"/>
+      <w:lvlText w:val="%6."/>
+      <w:lvlJc w:val="left"/>
+      <w:pPr>
+        <w:tabs>
+          <w:tab w:val="num" w:pos="4320"/>
+        </w:tabs>
+        <w:ind w:left="4320" w:hanging="360"/>
+      </w:pPr>
+    </w:lvl>
+    <w:lvl w:ilvl="6" w:tentative="1">
+      <w:start w:val="1"/>
+      <w:numFmt w:val="decimal"/>
+      <w:lvlText w:val="%7."/>
+      <w:lvlJc w:val="left"/>
+      <w:pPr>
+        <w:tabs>
+          <w:tab w:val="num" w:pos="5040"/>
+        </w:tabs>
+        <w:ind w:left="5040" w:hanging="360"/>
+      </w:pPr>
+    </w:lvl>
+    <w:lvl w:ilvl="7" w:tentative="1">
+      <w:start w:val="1"/>
+      <w:numFmt w:val="decimal"/>
+      <w:lvlText w:val="%8."/>
+      <w:lvlJc w:val="left"/>
+      <w:pPr>
+        <w:tabs>
+          <w:tab w:val="num" w:pos="5760"/>
+        </w:tabs>
+        <w:ind w:left="5760" w:hanging="360"/>
+      </w:pPr>
+    </w:lvl>
+    <w:lvl w:ilvl="8" w:tentative="1">
+      <w:start w:val="1"/>
+      <w:numFmt w:val="decimal"/>
+      <w:lvlText w:val="%9."/>
+      <w:lvlJc w:val="left"/>
+      <w:pPr>
+        <w:tabs>
+          <w:tab w:val="num" w:pos="6480"/>
+        </w:tabs>
+        <w:ind w:left="6480" w:hanging="360"/>
+      </w:pPr>
+    </w:lvl>
+  </w:abstractNum>
+  <w:abstractNum w:abstractNumId="5" w15:restartNumberingAfterBreak="0">
+    <w:nsid w:val="20687734"/>
+    <w:multiLevelType w:val="multilevel"/>
+    <w:tmpl w:val="93D4C72E"/>
     <w:lvl w:ilvl="0">
       <w:start w:val="1"/>
       <w:numFmt w:val="bullet"/>
@@ -4036,10 +5359,10 @@
       </w:rPr>
     </w:lvl>
   </w:abstractNum>
-  <w:abstractNum w:abstractNumId="7" w15:restartNumberingAfterBreak="0">
-    <w:nsid w:val="5E0F27C0"/>
+  <w:abstractNum w:abstractNumId="6" w15:restartNumberingAfterBreak="0">
+    <w:nsid w:val="3356371A"/>
     <w:multiLevelType w:val="multilevel"/>
-    <w:tmpl w:val="38765F50"/>
+    <w:tmpl w:val="4F24AB46"/>
     <w:lvl w:ilvl="0">
       <w:start w:val="1"/>
       <w:numFmt w:val="bullet"/>
@@ -4185,28 +5508,909 @@
       </w:rPr>
     </w:lvl>
   </w:abstractNum>
-  <w:num w:numId="1" w16cid:durableId="1794321878">
+  <w:abstractNum w:abstractNumId="7" w15:restartNumberingAfterBreak="0">
+    <w:nsid w:val="41EC4EDF"/>
+    <w:multiLevelType w:val="multilevel"/>
+    <w:tmpl w:val="13D29D68"/>
+    <w:lvl w:ilvl="0">
+      <w:start w:val="1"/>
+      <w:numFmt w:val="decimal"/>
+      <w:lvlText w:val="%1."/>
+      <w:lvlJc w:val="left"/>
+      <w:pPr>
+        <w:tabs>
+          <w:tab w:val="num" w:pos="720"/>
+        </w:tabs>
+        <w:ind w:left="720" w:hanging="360"/>
+      </w:pPr>
+    </w:lvl>
+    <w:lvl w:ilvl="1" w:tentative="1">
+      <w:start w:val="1"/>
+      <w:numFmt w:val="decimal"/>
+      <w:lvlText w:val="%2."/>
+      <w:lvlJc w:val="left"/>
+      <w:pPr>
+        <w:tabs>
+          <w:tab w:val="num" w:pos="1440"/>
+        </w:tabs>
+        <w:ind w:left="1440" w:hanging="360"/>
+      </w:pPr>
+    </w:lvl>
+    <w:lvl w:ilvl="2" w:tentative="1">
+      <w:start w:val="1"/>
+      <w:numFmt w:val="decimal"/>
+      <w:lvlText w:val="%3."/>
+      <w:lvlJc w:val="left"/>
+      <w:pPr>
+        <w:tabs>
+          <w:tab w:val="num" w:pos="2160"/>
+        </w:tabs>
+        <w:ind w:left="2160" w:hanging="360"/>
+      </w:pPr>
+    </w:lvl>
+    <w:lvl w:ilvl="3" w:tentative="1">
+      <w:start w:val="1"/>
+      <w:numFmt w:val="decimal"/>
+      <w:lvlText w:val="%4."/>
+      <w:lvlJc w:val="left"/>
+      <w:pPr>
+        <w:tabs>
+          <w:tab w:val="num" w:pos="2880"/>
+        </w:tabs>
+        <w:ind w:left="2880" w:hanging="360"/>
+      </w:pPr>
+    </w:lvl>
+    <w:lvl w:ilvl="4" w:tentative="1">
+      <w:start w:val="1"/>
+      <w:numFmt w:val="decimal"/>
+      <w:lvlText w:val="%5."/>
+      <w:lvlJc w:val="left"/>
+      <w:pPr>
+        <w:tabs>
+          <w:tab w:val="num" w:pos="3600"/>
+        </w:tabs>
+        <w:ind w:left="3600" w:hanging="360"/>
+      </w:pPr>
+    </w:lvl>
+    <w:lvl w:ilvl="5" w:tentative="1">
+      <w:start w:val="1"/>
+      <w:numFmt w:val="decimal"/>
+      <w:lvlText w:val="%6."/>
+      <w:lvlJc w:val="left"/>
+      <w:pPr>
+        <w:tabs>
+          <w:tab w:val="num" w:pos="4320"/>
+        </w:tabs>
+        <w:ind w:left="4320" w:hanging="360"/>
+      </w:pPr>
+    </w:lvl>
+    <w:lvl w:ilvl="6" w:tentative="1">
+      <w:start w:val="1"/>
+      <w:numFmt w:val="decimal"/>
+      <w:lvlText w:val="%7."/>
+      <w:lvlJc w:val="left"/>
+      <w:pPr>
+        <w:tabs>
+          <w:tab w:val="num" w:pos="5040"/>
+        </w:tabs>
+        <w:ind w:left="5040" w:hanging="360"/>
+      </w:pPr>
+    </w:lvl>
+    <w:lvl w:ilvl="7" w:tentative="1">
+      <w:start w:val="1"/>
+      <w:numFmt w:val="decimal"/>
+      <w:lvlText w:val="%8."/>
+      <w:lvlJc w:val="left"/>
+      <w:pPr>
+        <w:tabs>
+          <w:tab w:val="num" w:pos="5760"/>
+        </w:tabs>
+        <w:ind w:left="5760" w:hanging="360"/>
+      </w:pPr>
+    </w:lvl>
+    <w:lvl w:ilvl="8" w:tentative="1">
+      <w:start w:val="1"/>
+      <w:numFmt w:val="decimal"/>
+      <w:lvlText w:val="%9."/>
+      <w:lvlJc w:val="left"/>
+      <w:pPr>
+        <w:tabs>
+          <w:tab w:val="num" w:pos="6480"/>
+        </w:tabs>
+        <w:ind w:left="6480" w:hanging="360"/>
+      </w:pPr>
+    </w:lvl>
+  </w:abstractNum>
+  <w:abstractNum w:abstractNumId="8" w15:restartNumberingAfterBreak="0">
+    <w:nsid w:val="4541217B"/>
+    <w:multiLevelType w:val="multilevel"/>
+    <w:tmpl w:val="38463D9C"/>
+    <w:lvl w:ilvl="0">
+      <w:start w:val="1"/>
+      <w:numFmt w:val="bullet"/>
+      <w:lvlText w:val=""/>
+      <w:lvlJc w:val="left"/>
+      <w:pPr>
+        <w:tabs>
+          <w:tab w:val="num" w:pos="720"/>
+        </w:tabs>
+        <w:ind w:left="720" w:hanging="360"/>
+      </w:pPr>
+      <w:rPr>
+        <w:rFonts w:ascii="Symbol" w:hAnsi="Symbol" w:hint="default"/>
+        <w:sz w:val="20"/>
+      </w:rPr>
+    </w:lvl>
+    <w:lvl w:ilvl="1" w:tentative="1">
+      <w:start w:val="1"/>
+      <w:numFmt w:val="bullet"/>
+      <w:lvlText w:val="o"/>
+      <w:lvlJc w:val="left"/>
+      <w:pPr>
+        <w:tabs>
+          <w:tab w:val="num" w:pos="1440"/>
+        </w:tabs>
+        <w:ind w:left="1440" w:hanging="360"/>
+      </w:pPr>
+      <w:rPr>
+        <w:rFonts w:ascii="Courier New" w:hAnsi="Courier New" w:hint="default"/>
+        <w:sz w:val="20"/>
+      </w:rPr>
+    </w:lvl>
+    <w:lvl w:ilvl="2" w:tentative="1">
+      <w:start w:val="1"/>
+      <w:numFmt w:val="bullet"/>
+      <w:lvlText w:val=""/>
+      <w:lvlJc w:val="left"/>
+      <w:pPr>
+        <w:tabs>
+          <w:tab w:val="num" w:pos="2160"/>
+        </w:tabs>
+        <w:ind w:left="2160" w:hanging="360"/>
+      </w:pPr>
+      <w:rPr>
+        <w:rFonts w:ascii="Wingdings" w:hAnsi="Wingdings" w:hint="default"/>
+        <w:sz w:val="20"/>
+      </w:rPr>
+    </w:lvl>
+    <w:lvl w:ilvl="3" w:tentative="1">
+      <w:start w:val="1"/>
+      <w:numFmt w:val="bullet"/>
+      <w:lvlText w:val=""/>
+      <w:lvlJc w:val="left"/>
+      <w:pPr>
+        <w:tabs>
+          <w:tab w:val="num" w:pos="2880"/>
+        </w:tabs>
+        <w:ind w:left="2880" w:hanging="360"/>
+      </w:pPr>
+      <w:rPr>
+        <w:rFonts w:ascii="Wingdings" w:hAnsi="Wingdings" w:hint="default"/>
+        <w:sz w:val="20"/>
+      </w:rPr>
+    </w:lvl>
+    <w:lvl w:ilvl="4" w:tentative="1">
+      <w:start w:val="1"/>
+      <w:numFmt w:val="bullet"/>
+      <w:lvlText w:val=""/>
+      <w:lvlJc w:val="left"/>
+      <w:pPr>
+        <w:tabs>
+          <w:tab w:val="num" w:pos="3600"/>
+        </w:tabs>
+        <w:ind w:left="3600" w:hanging="360"/>
+      </w:pPr>
+      <w:rPr>
+        <w:rFonts w:ascii="Wingdings" w:hAnsi="Wingdings" w:hint="default"/>
+        <w:sz w:val="20"/>
+      </w:rPr>
+    </w:lvl>
+    <w:lvl w:ilvl="5" w:tentative="1">
+      <w:start w:val="1"/>
+      <w:numFmt w:val="bullet"/>
+      <w:lvlText w:val=""/>
+      <w:lvlJc w:val="left"/>
+      <w:pPr>
+        <w:tabs>
+          <w:tab w:val="num" w:pos="4320"/>
+        </w:tabs>
+        <w:ind w:left="4320" w:hanging="360"/>
+      </w:pPr>
+      <w:rPr>
+        <w:rFonts w:ascii="Wingdings" w:hAnsi="Wingdings" w:hint="default"/>
+        <w:sz w:val="20"/>
+      </w:rPr>
+    </w:lvl>
+    <w:lvl w:ilvl="6" w:tentative="1">
+      <w:start w:val="1"/>
+      <w:numFmt w:val="bullet"/>
+      <w:lvlText w:val=""/>
+      <w:lvlJc w:val="left"/>
+      <w:pPr>
+        <w:tabs>
+          <w:tab w:val="num" w:pos="5040"/>
+        </w:tabs>
+        <w:ind w:left="5040" w:hanging="360"/>
+      </w:pPr>
+      <w:rPr>
+        <w:rFonts w:ascii="Wingdings" w:hAnsi="Wingdings" w:hint="default"/>
+        <w:sz w:val="20"/>
+      </w:rPr>
+    </w:lvl>
+    <w:lvl w:ilvl="7" w:tentative="1">
+      <w:start w:val="1"/>
+      <w:numFmt w:val="bullet"/>
+      <w:lvlText w:val=""/>
+      <w:lvlJc w:val="left"/>
+      <w:pPr>
+        <w:tabs>
+          <w:tab w:val="num" w:pos="5760"/>
+        </w:tabs>
+        <w:ind w:left="5760" w:hanging="360"/>
+      </w:pPr>
+      <w:rPr>
+        <w:rFonts w:ascii="Wingdings" w:hAnsi="Wingdings" w:hint="default"/>
+        <w:sz w:val="20"/>
+      </w:rPr>
+    </w:lvl>
+    <w:lvl w:ilvl="8" w:tentative="1">
+      <w:start w:val="1"/>
+      <w:numFmt w:val="bullet"/>
+      <w:lvlText w:val=""/>
+      <w:lvlJc w:val="left"/>
+      <w:pPr>
+        <w:tabs>
+          <w:tab w:val="num" w:pos="6480"/>
+        </w:tabs>
+        <w:ind w:left="6480" w:hanging="360"/>
+      </w:pPr>
+      <w:rPr>
+        <w:rFonts w:ascii="Wingdings" w:hAnsi="Wingdings" w:hint="default"/>
+        <w:sz w:val="20"/>
+      </w:rPr>
+    </w:lvl>
+  </w:abstractNum>
+  <w:abstractNum w:abstractNumId="9" w15:restartNumberingAfterBreak="0">
+    <w:nsid w:val="4E402237"/>
+    <w:multiLevelType w:val="multilevel"/>
+    <w:tmpl w:val="30ACA700"/>
+    <w:lvl w:ilvl="0">
+      <w:start w:val="1"/>
+      <w:numFmt w:val="decimal"/>
+      <w:lvlText w:val="%1."/>
+      <w:lvlJc w:val="left"/>
+      <w:pPr>
+        <w:tabs>
+          <w:tab w:val="num" w:pos="720"/>
+        </w:tabs>
+        <w:ind w:left="720" w:hanging="360"/>
+      </w:pPr>
+    </w:lvl>
+    <w:lvl w:ilvl="1" w:tentative="1">
+      <w:start w:val="1"/>
+      <w:numFmt w:val="decimal"/>
+      <w:lvlText w:val="%2."/>
+      <w:lvlJc w:val="left"/>
+      <w:pPr>
+        <w:tabs>
+          <w:tab w:val="num" w:pos="1440"/>
+        </w:tabs>
+        <w:ind w:left="1440" w:hanging="360"/>
+      </w:pPr>
+    </w:lvl>
+    <w:lvl w:ilvl="2" w:tentative="1">
+      <w:start w:val="1"/>
+      <w:numFmt w:val="decimal"/>
+      <w:lvlText w:val="%3."/>
+      <w:lvlJc w:val="left"/>
+      <w:pPr>
+        <w:tabs>
+          <w:tab w:val="num" w:pos="2160"/>
+        </w:tabs>
+        <w:ind w:left="2160" w:hanging="360"/>
+      </w:pPr>
+    </w:lvl>
+    <w:lvl w:ilvl="3" w:tentative="1">
+      <w:start w:val="1"/>
+      <w:numFmt w:val="decimal"/>
+      <w:lvlText w:val="%4."/>
+      <w:lvlJc w:val="left"/>
+      <w:pPr>
+        <w:tabs>
+          <w:tab w:val="num" w:pos="2880"/>
+        </w:tabs>
+        <w:ind w:left="2880" w:hanging="360"/>
+      </w:pPr>
+    </w:lvl>
+    <w:lvl w:ilvl="4" w:tentative="1">
+      <w:start w:val="1"/>
+      <w:numFmt w:val="decimal"/>
+      <w:lvlText w:val="%5."/>
+      <w:lvlJc w:val="left"/>
+      <w:pPr>
+        <w:tabs>
+          <w:tab w:val="num" w:pos="3600"/>
+        </w:tabs>
+        <w:ind w:left="3600" w:hanging="360"/>
+      </w:pPr>
+    </w:lvl>
+    <w:lvl w:ilvl="5" w:tentative="1">
+      <w:start w:val="1"/>
+      <w:numFmt w:val="decimal"/>
+      <w:lvlText w:val="%6."/>
+      <w:lvlJc w:val="left"/>
+      <w:pPr>
+        <w:tabs>
+          <w:tab w:val="num" w:pos="4320"/>
+        </w:tabs>
+        <w:ind w:left="4320" w:hanging="360"/>
+      </w:pPr>
+    </w:lvl>
+    <w:lvl w:ilvl="6" w:tentative="1">
+      <w:start w:val="1"/>
+      <w:numFmt w:val="decimal"/>
+      <w:lvlText w:val="%7."/>
+      <w:lvlJc w:val="left"/>
+      <w:pPr>
+        <w:tabs>
+          <w:tab w:val="num" w:pos="5040"/>
+        </w:tabs>
+        <w:ind w:left="5040" w:hanging="360"/>
+      </w:pPr>
+    </w:lvl>
+    <w:lvl w:ilvl="7" w:tentative="1">
+      <w:start w:val="1"/>
+      <w:numFmt w:val="decimal"/>
+      <w:lvlText w:val="%8."/>
+      <w:lvlJc w:val="left"/>
+      <w:pPr>
+        <w:tabs>
+          <w:tab w:val="num" w:pos="5760"/>
+        </w:tabs>
+        <w:ind w:left="5760" w:hanging="360"/>
+      </w:pPr>
+    </w:lvl>
+    <w:lvl w:ilvl="8" w:tentative="1">
+      <w:start w:val="1"/>
+      <w:numFmt w:val="decimal"/>
+      <w:lvlText w:val="%9."/>
+      <w:lvlJc w:val="left"/>
+      <w:pPr>
+        <w:tabs>
+          <w:tab w:val="num" w:pos="6480"/>
+        </w:tabs>
+        <w:ind w:left="6480" w:hanging="360"/>
+      </w:pPr>
+    </w:lvl>
+  </w:abstractNum>
+  <w:abstractNum w:abstractNumId="10" w15:restartNumberingAfterBreak="0">
+    <w:nsid w:val="546A3597"/>
+    <w:multiLevelType w:val="multilevel"/>
+    <w:tmpl w:val="30AC92A4"/>
+    <w:lvl w:ilvl="0">
+      <w:start w:val="1"/>
+      <w:numFmt w:val="bullet"/>
+      <w:lvlText w:val=""/>
+      <w:lvlJc w:val="left"/>
+      <w:pPr>
+        <w:tabs>
+          <w:tab w:val="num" w:pos="720"/>
+        </w:tabs>
+        <w:ind w:left="720" w:hanging="360"/>
+      </w:pPr>
+      <w:rPr>
+        <w:rFonts w:ascii="Symbol" w:hAnsi="Symbol" w:hint="default"/>
+        <w:sz w:val="20"/>
+      </w:rPr>
+    </w:lvl>
+    <w:lvl w:ilvl="1" w:tentative="1">
+      <w:start w:val="1"/>
+      <w:numFmt w:val="bullet"/>
+      <w:lvlText w:val="o"/>
+      <w:lvlJc w:val="left"/>
+      <w:pPr>
+        <w:tabs>
+          <w:tab w:val="num" w:pos="1440"/>
+        </w:tabs>
+        <w:ind w:left="1440" w:hanging="360"/>
+      </w:pPr>
+      <w:rPr>
+        <w:rFonts w:ascii="Courier New" w:hAnsi="Courier New" w:hint="default"/>
+        <w:sz w:val="20"/>
+      </w:rPr>
+    </w:lvl>
+    <w:lvl w:ilvl="2" w:tentative="1">
+      <w:start w:val="1"/>
+      <w:numFmt w:val="bullet"/>
+      <w:lvlText w:val=""/>
+      <w:lvlJc w:val="left"/>
+      <w:pPr>
+        <w:tabs>
+          <w:tab w:val="num" w:pos="2160"/>
+        </w:tabs>
+        <w:ind w:left="2160" w:hanging="360"/>
+      </w:pPr>
+      <w:rPr>
+        <w:rFonts w:ascii="Wingdings" w:hAnsi="Wingdings" w:hint="default"/>
+        <w:sz w:val="20"/>
+      </w:rPr>
+    </w:lvl>
+    <w:lvl w:ilvl="3" w:tentative="1">
+      <w:start w:val="1"/>
+      <w:numFmt w:val="bullet"/>
+      <w:lvlText w:val=""/>
+      <w:lvlJc w:val="left"/>
+      <w:pPr>
+        <w:tabs>
+          <w:tab w:val="num" w:pos="2880"/>
+        </w:tabs>
+        <w:ind w:left="2880" w:hanging="360"/>
+      </w:pPr>
+      <w:rPr>
+        <w:rFonts w:ascii="Wingdings" w:hAnsi="Wingdings" w:hint="default"/>
+        <w:sz w:val="20"/>
+      </w:rPr>
+    </w:lvl>
+    <w:lvl w:ilvl="4" w:tentative="1">
+      <w:start w:val="1"/>
+      <w:numFmt w:val="bullet"/>
+      <w:lvlText w:val=""/>
+      <w:lvlJc w:val="left"/>
+      <w:pPr>
+        <w:tabs>
+          <w:tab w:val="num" w:pos="3600"/>
+        </w:tabs>
+        <w:ind w:left="3600" w:hanging="360"/>
+      </w:pPr>
+      <w:rPr>
+        <w:rFonts w:ascii="Wingdings" w:hAnsi="Wingdings" w:hint="default"/>
+        <w:sz w:val="20"/>
+      </w:rPr>
+    </w:lvl>
+    <w:lvl w:ilvl="5" w:tentative="1">
+      <w:start w:val="1"/>
+      <w:numFmt w:val="bullet"/>
+      <w:lvlText w:val=""/>
+      <w:lvlJc w:val="left"/>
+      <w:pPr>
+        <w:tabs>
+          <w:tab w:val="num" w:pos="4320"/>
+        </w:tabs>
+        <w:ind w:left="4320" w:hanging="360"/>
+      </w:pPr>
+      <w:rPr>
+        <w:rFonts w:ascii="Wingdings" w:hAnsi="Wingdings" w:hint="default"/>
+        <w:sz w:val="20"/>
+      </w:rPr>
+    </w:lvl>
+    <w:lvl w:ilvl="6" w:tentative="1">
+      <w:start w:val="1"/>
+      <w:numFmt w:val="bullet"/>
+      <w:lvlText w:val=""/>
+      <w:lvlJc w:val="left"/>
+      <w:pPr>
+        <w:tabs>
+          <w:tab w:val="num" w:pos="5040"/>
+        </w:tabs>
+        <w:ind w:left="5040" w:hanging="360"/>
+      </w:pPr>
+      <w:rPr>
+        <w:rFonts w:ascii="Wingdings" w:hAnsi="Wingdings" w:hint="default"/>
+        <w:sz w:val="20"/>
+      </w:rPr>
+    </w:lvl>
+    <w:lvl w:ilvl="7" w:tentative="1">
+      <w:start w:val="1"/>
+      <w:numFmt w:val="bullet"/>
+      <w:lvlText w:val=""/>
+      <w:lvlJc w:val="left"/>
+      <w:pPr>
+        <w:tabs>
+          <w:tab w:val="num" w:pos="5760"/>
+        </w:tabs>
+        <w:ind w:left="5760" w:hanging="360"/>
+      </w:pPr>
+      <w:rPr>
+        <w:rFonts w:ascii="Wingdings" w:hAnsi="Wingdings" w:hint="default"/>
+        <w:sz w:val="20"/>
+      </w:rPr>
+    </w:lvl>
+    <w:lvl w:ilvl="8" w:tentative="1">
+      <w:start w:val="1"/>
+      <w:numFmt w:val="bullet"/>
+      <w:lvlText w:val=""/>
+      <w:lvlJc w:val="left"/>
+      <w:pPr>
+        <w:tabs>
+          <w:tab w:val="num" w:pos="6480"/>
+        </w:tabs>
+        <w:ind w:left="6480" w:hanging="360"/>
+      </w:pPr>
+      <w:rPr>
+        <w:rFonts w:ascii="Wingdings" w:hAnsi="Wingdings" w:hint="default"/>
+        <w:sz w:val="20"/>
+      </w:rPr>
+    </w:lvl>
+  </w:abstractNum>
+  <w:abstractNum w:abstractNumId="11" w15:restartNumberingAfterBreak="0">
+    <w:nsid w:val="574A6E9D"/>
+    <w:multiLevelType w:val="multilevel"/>
+    <w:tmpl w:val="A7108C78"/>
+    <w:lvl w:ilvl="0">
+      <w:start w:val="1"/>
+      <w:numFmt w:val="decimal"/>
+      <w:lvlText w:val="%1."/>
+      <w:lvlJc w:val="left"/>
+      <w:pPr>
+        <w:tabs>
+          <w:tab w:val="num" w:pos="720"/>
+        </w:tabs>
+        <w:ind w:left="720" w:hanging="360"/>
+      </w:pPr>
+    </w:lvl>
+    <w:lvl w:ilvl="1" w:tentative="1">
+      <w:start w:val="1"/>
+      <w:numFmt w:val="decimal"/>
+      <w:lvlText w:val="%2."/>
+      <w:lvlJc w:val="left"/>
+      <w:pPr>
+        <w:tabs>
+          <w:tab w:val="num" w:pos="1440"/>
+        </w:tabs>
+        <w:ind w:left="1440" w:hanging="360"/>
+      </w:pPr>
+    </w:lvl>
+    <w:lvl w:ilvl="2" w:tentative="1">
+      <w:start w:val="1"/>
+      <w:numFmt w:val="decimal"/>
+      <w:lvlText w:val="%3."/>
+      <w:lvlJc w:val="left"/>
+      <w:pPr>
+        <w:tabs>
+          <w:tab w:val="num" w:pos="2160"/>
+        </w:tabs>
+        <w:ind w:left="2160" w:hanging="360"/>
+      </w:pPr>
+    </w:lvl>
+    <w:lvl w:ilvl="3" w:tentative="1">
+      <w:start w:val="1"/>
+      <w:numFmt w:val="decimal"/>
+      <w:lvlText w:val="%4."/>
+      <w:lvlJc w:val="left"/>
+      <w:pPr>
+        <w:tabs>
+          <w:tab w:val="num" w:pos="2880"/>
+        </w:tabs>
+        <w:ind w:left="2880" w:hanging="360"/>
+      </w:pPr>
+    </w:lvl>
+    <w:lvl w:ilvl="4" w:tentative="1">
+      <w:start w:val="1"/>
+      <w:numFmt w:val="decimal"/>
+      <w:lvlText w:val="%5."/>
+      <w:lvlJc w:val="left"/>
+      <w:pPr>
+        <w:tabs>
+          <w:tab w:val="num" w:pos="3600"/>
+        </w:tabs>
+        <w:ind w:left="3600" w:hanging="360"/>
+      </w:pPr>
+    </w:lvl>
+    <w:lvl w:ilvl="5" w:tentative="1">
+      <w:start w:val="1"/>
+      <w:numFmt w:val="decimal"/>
+      <w:lvlText w:val="%6."/>
+      <w:lvlJc w:val="left"/>
+      <w:pPr>
+        <w:tabs>
+          <w:tab w:val="num" w:pos="4320"/>
+        </w:tabs>
+        <w:ind w:left="4320" w:hanging="360"/>
+      </w:pPr>
+    </w:lvl>
+    <w:lvl w:ilvl="6" w:tentative="1">
+      <w:start w:val="1"/>
+      <w:numFmt w:val="decimal"/>
+      <w:lvlText w:val="%7."/>
+      <w:lvlJc w:val="left"/>
+      <w:pPr>
+        <w:tabs>
+          <w:tab w:val="num" w:pos="5040"/>
+        </w:tabs>
+        <w:ind w:left="5040" w:hanging="360"/>
+      </w:pPr>
+    </w:lvl>
+    <w:lvl w:ilvl="7" w:tentative="1">
+      <w:start w:val="1"/>
+      <w:numFmt w:val="decimal"/>
+      <w:lvlText w:val="%8."/>
+      <w:lvlJc w:val="left"/>
+      <w:pPr>
+        <w:tabs>
+          <w:tab w:val="num" w:pos="5760"/>
+        </w:tabs>
+        <w:ind w:left="5760" w:hanging="360"/>
+      </w:pPr>
+    </w:lvl>
+    <w:lvl w:ilvl="8" w:tentative="1">
+      <w:start w:val="1"/>
+      <w:numFmt w:val="decimal"/>
+      <w:lvlText w:val="%9."/>
+      <w:lvlJc w:val="left"/>
+      <w:pPr>
+        <w:tabs>
+          <w:tab w:val="num" w:pos="6480"/>
+        </w:tabs>
+        <w:ind w:left="6480" w:hanging="360"/>
+      </w:pPr>
+    </w:lvl>
+  </w:abstractNum>
+  <w:abstractNum w:abstractNumId="12" w15:restartNumberingAfterBreak="0">
+    <w:nsid w:val="5B4E1BB3"/>
+    <w:multiLevelType w:val="multilevel"/>
+    <w:tmpl w:val="8C5060B0"/>
+    <w:lvl w:ilvl="0">
+      <w:start w:val="1"/>
+      <w:numFmt w:val="decimal"/>
+      <w:lvlText w:val="%1."/>
+      <w:lvlJc w:val="left"/>
+      <w:pPr>
+        <w:tabs>
+          <w:tab w:val="num" w:pos="720"/>
+        </w:tabs>
+        <w:ind w:left="720" w:hanging="360"/>
+      </w:pPr>
+    </w:lvl>
+    <w:lvl w:ilvl="1" w:tentative="1">
+      <w:start w:val="1"/>
+      <w:numFmt w:val="decimal"/>
+      <w:lvlText w:val="%2."/>
+      <w:lvlJc w:val="left"/>
+      <w:pPr>
+        <w:tabs>
+          <w:tab w:val="num" w:pos="1440"/>
+        </w:tabs>
+        <w:ind w:left="1440" w:hanging="360"/>
+      </w:pPr>
+    </w:lvl>
+    <w:lvl w:ilvl="2" w:tentative="1">
+      <w:start w:val="1"/>
+      <w:numFmt w:val="decimal"/>
+      <w:lvlText w:val="%3."/>
+      <w:lvlJc w:val="left"/>
+      <w:pPr>
+        <w:tabs>
+          <w:tab w:val="num" w:pos="2160"/>
+        </w:tabs>
+        <w:ind w:left="2160" w:hanging="360"/>
+      </w:pPr>
+    </w:lvl>
+    <w:lvl w:ilvl="3" w:tentative="1">
+      <w:start w:val="1"/>
+      <w:numFmt w:val="decimal"/>
+      <w:lvlText w:val="%4."/>
+      <w:lvlJc w:val="left"/>
+      <w:pPr>
+        <w:tabs>
+          <w:tab w:val="num" w:pos="2880"/>
+        </w:tabs>
+        <w:ind w:left="2880" w:hanging="360"/>
+      </w:pPr>
+    </w:lvl>
+    <w:lvl w:ilvl="4" w:tentative="1">
+      <w:start w:val="1"/>
+      <w:numFmt w:val="decimal"/>
+      <w:lvlText w:val="%5."/>
+      <w:lvlJc w:val="left"/>
+      <w:pPr>
+        <w:tabs>
+          <w:tab w:val="num" w:pos="3600"/>
+        </w:tabs>
+        <w:ind w:left="3600" w:hanging="360"/>
+      </w:pPr>
+    </w:lvl>
+    <w:lvl w:ilvl="5" w:tentative="1">
+      <w:start w:val="1"/>
+      <w:numFmt w:val="decimal"/>
+      <w:lvlText w:val="%6."/>
+      <w:lvlJc w:val="left"/>
+      <w:pPr>
+        <w:tabs>
+          <w:tab w:val="num" w:pos="4320"/>
+        </w:tabs>
+        <w:ind w:left="4320" w:hanging="360"/>
+      </w:pPr>
+    </w:lvl>
+    <w:lvl w:ilvl="6" w:tentative="1">
+      <w:start w:val="1"/>
+      <w:numFmt w:val="decimal"/>
+      <w:lvlText w:val="%7."/>
+      <w:lvlJc w:val="left"/>
+      <w:pPr>
+        <w:tabs>
+          <w:tab w:val="num" w:pos="5040"/>
+        </w:tabs>
+        <w:ind w:left="5040" w:hanging="360"/>
+      </w:pPr>
+    </w:lvl>
+    <w:lvl w:ilvl="7" w:tentative="1">
+      <w:start w:val="1"/>
+      <w:numFmt w:val="decimal"/>
+      <w:lvlText w:val="%8."/>
+      <w:lvlJc w:val="left"/>
+      <w:pPr>
+        <w:tabs>
+          <w:tab w:val="num" w:pos="5760"/>
+        </w:tabs>
+        <w:ind w:left="5760" w:hanging="360"/>
+      </w:pPr>
+    </w:lvl>
+    <w:lvl w:ilvl="8" w:tentative="1">
+      <w:start w:val="1"/>
+      <w:numFmt w:val="decimal"/>
+      <w:lvlText w:val="%9."/>
+      <w:lvlJc w:val="left"/>
+      <w:pPr>
+        <w:tabs>
+          <w:tab w:val="num" w:pos="6480"/>
+        </w:tabs>
+        <w:ind w:left="6480" w:hanging="360"/>
+      </w:pPr>
+    </w:lvl>
+  </w:abstractNum>
+  <w:abstractNum w:abstractNumId="13" w15:restartNumberingAfterBreak="0">
+    <w:nsid w:val="690D5D21"/>
+    <w:multiLevelType w:val="multilevel"/>
+    <w:tmpl w:val="16C00322"/>
+    <w:lvl w:ilvl="0">
+      <w:start w:val="1"/>
+      <w:numFmt w:val="decimal"/>
+      <w:lvlText w:val="%1."/>
+      <w:lvlJc w:val="left"/>
+      <w:pPr>
+        <w:tabs>
+          <w:tab w:val="num" w:pos="720"/>
+        </w:tabs>
+        <w:ind w:left="720" w:hanging="360"/>
+      </w:pPr>
+    </w:lvl>
+    <w:lvl w:ilvl="1" w:tentative="1">
+      <w:start w:val="1"/>
+      <w:numFmt w:val="decimal"/>
+      <w:lvlText w:val="%2."/>
+      <w:lvlJc w:val="left"/>
+      <w:pPr>
+        <w:tabs>
+          <w:tab w:val="num" w:pos="1440"/>
+        </w:tabs>
+        <w:ind w:left="1440" w:hanging="360"/>
+      </w:pPr>
+    </w:lvl>
+    <w:lvl w:ilvl="2" w:tentative="1">
+      <w:start w:val="1"/>
+      <w:numFmt w:val="decimal"/>
+      <w:lvlText w:val="%3."/>
+      <w:lvlJc w:val="left"/>
+      <w:pPr>
+        <w:tabs>
+          <w:tab w:val="num" w:pos="2160"/>
+        </w:tabs>
+        <w:ind w:left="2160" w:hanging="360"/>
+      </w:pPr>
+    </w:lvl>
+    <w:lvl w:ilvl="3" w:tentative="1">
+      <w:start w:val="1"/>
+      <w:numFmt w:val="decimal"/>
+      <w:lvlText w:val="%4."/>
+      <w:lvlJc w:val="left"/>
+      <w:pPr>
+        <w:tabs>
+          <w:tab w:val="num" w:pos="2880"/>
+        </w:tabs>
+        <w:ind w:left="2880" w:hanging="360"/>
+      </w:pPr>
+    </w:lvl>
+    <w:lvl w:ilvl="4" w:tentative="1">
+      <w:start w:val="1"/>
+      <w:numFmt w:val="decimal"/>
+      <w:lvlText w:val="%5."/>
+      <w:lvlJc w:val="left"/>
+      <w:pPr>
+        <w:tabs>
+          <w:tab w:val="num" w:pos="3600"/>
+        </w:tabs>
+        <w:ind w:left="3600" w:hanging="360"/>
+      </w:pPr>
+    </w:lvl>
+    <w:lvl w:ilvl="5" w:tentative="1">
+      <w:start w:val="1"/>
+      <w:numFmt w:val="decimal"/>
+      <w:lvlText w:val="%6."/>
+      <w:lvlJc w:val="left"/>
+      <w:pPr>
+        <w:tabs>
+          <w:tab w:val="num" w:pos="4320"/>
+        </w:tabs>
+        <w:ind w:left="4320" w:hanging="360"/>
+      </w:pPr>
+    </w:lvl>
+    <w:lvl w:ilvl="6" w:tentative="1">
+      <w:start w:val="1"/>
+      <w:numFmt w:val="decimal"/>
+      <w:lvlText w:val="%7."/>
+      <w:lvlJc w:val="left"/>
+      <w:pPr>
+        <w:tabs>
+          <w:tab w:val="num" w:pos="5040"/>
+        </w:tabs>
+        <w:ind w:left="5040" w:hanging="360"/>
+      </w:pPr>
+    </w:lvl>
+    <w:lvl w:ilvl="7" w:tentative="1">
+      <w:start w:val="1"/>
+      <w:numFmt w:val="decimal"/>
+      <w:lvlText w:val="%8."/>
+      <w:lvlJc w:val="left"/>
+      <w:pPr>
+        <w:tabs>
+          <w:tab w:val="num" w:pos="5760"/>
+        </w:tabs>
+        <w:ind w:left="5760" w:hanging="360"/>
+      </w:pPr>
+    </w:lvl>
+    <w:lvl w:ilvl="8" w:tentative="1">
+      <w:start w:val="1"/>
+      <w:numFmt w:val="decimal"/>
+      <w:lvlText w:val="%9."/>
+      <w:lvlJc w:val="left"/>
+      <w:pPr>
+        <w:tabs>
+          <w:tab w:val="num" w:pos="6480"/>
+        </w:tabs>
+        <w:ind w:left="6480" w:hanging="360"/>
+      </w:pPr>
+    </w:lvl>
+  </w:abstractNum>
+  <w:num w:numId="1" w16cid:durableId="284846407">
+    <w:abstractNumId w:val="9"/>
+  </w:num>
+  <w:num w:numId="2" w16cid:durableId="593974436">
+    <w:abstractNumId w:val="0"/>
+  </w:num>
+  <w:num w:numId="3" w16cid:durableId="1278364824">
+    <w:abstractNumId w:val="13"/>
+  </w:num>
+  <w:num w:numId="4" w16cid:durableId="1704207316">
+    <w:abstractNumId w:val="4"/>
+  </w:num>
+  <w:num w:numId="5" w16cid:durableId="190340674">
+    <w:abstractNumId w:val="8"/>
+  </w:num>
+  <w:num w:numId="6" w16cid:durableId="1434740452">
+    <w:abstractNumId w:val="12"/>
+  </w:num>
+  <w:num w:numId="7" w16cid:durableId="1643539182">
+    <w:abstractNumId w:val="2"/>
+  </w:num>
+  <w:num w:numId="8" w16cid:durableId="610404877">
+    <w:abstractNumId w:val="1"/>
+  </w:num>
+  <w:num w:numId="9" w16cid:durableId="475220551">
+    <w:abstractNumId w:val="7"/>
+  </w:num>
+  <w:num w:numId="10" w16cid:durableId="743642670">
+    <w:abstractNumId w:val="11"/>
+  </w:num>
+  <w:num w:numId="11" w16cid:durableId="476150795">
+    <w:abstractNumId w:val="10"/>
+  </w:num>
+  <w:num w:numId="12" w16cid:durableId="1234388968">
     <w:abstractNumId w:val="3"/>
   </w:num>
-  <w:num w:numId="2" w16cid:durableId="757293776">
-    <w:abstractNumId w:val="1"/>
-  </w:num>
-  <w:num w:numId="3" w16cid:durableId="122964737">
-    <w:abstractNumId w:val="2"/>
-  </w:num>
-  <w:num w:numId="4" w16cid:durableId="1283264342">
-    <w:abstractNumId w:val="4"/>
-  </w:num>
-  <w:num w:numId="5" w16cid:durableId="1650016473">
+  <w:num w:numId="13" w16cid:durableId="576476382">
     <w:abstractNumId w:val="6"/>
   </w:num>
-  <w:num w:numId="6" w16cid:durableId="1419474148">
-    <w:abstractNumId w:val="0"/>
-  </w:num>
-  <w:num w:numId="7" w16cid:durableId="2045405436">
-    <w:abstractNumId w:val="7"/>
-  </w:num>
-  <w:num w:numId="8" w16cid:durableId="415707237">
+  <w:num w:numId="14" w16cid:durableId="1497646008">
     <w:abstractNumId w:val="5"/>
   </w:num>
 </w:numbering>
@@ -4228,7 +6432,7 @@
     <w:lsdException w:name="heading 1" w:uiPriority="9" w:qFormat="1"/>
     <w:lsdException w:name="heading 2" w:uiPriority="9" w:qFormat="1"/>
     <w:lsdException w:name="heading 3" w:uiPriority="9" w:qFormat="1"/>
-    <w:lsdException w:name="heading 4" w:semiHidden="1" w:uiPriority="9" w:unhideWhenUsed="1" w:qFormat="1"/>
+    <w:lsdException w:name="heading 4" w:uiPriority="9" w:qFormat="1"/>
     <w:lsdException w:name="heading 5" w:semiHidden="1" w:uiPriority="9" w:unhideWhenUsed="1" w:qFormat="1"/>
     <w:lsdException w:name="heading 6" w:semiHidden="1" w:uiPriority="9" w:unhideWhenUsed="1" w:qFormat="1"/>
     <w:lsdException w:name="heading 7" w:semiHidden="1" w:uiPriority="9" w:unhideWhenUsed="1" w:qFormat="1"/>
@@ -4662,6 +6866,21 @@
       <w:bCs/>
     </w:rPr>
   </w:style>
+  <w:style w:type="paragraph" w:styleId="Heading4">
+    <w:name w:val="heading 4"/>
+    <w:basedOn w:val="Normal"/>
+    <w:link w:val="Heading4Char"/>
+    <w:uiPriority w:val="9"/>
+    <w:qFormat/>
+    <w:pPr>
+      <w:spacing w:before="100" w:beforeAutospacing="1" w:after="100" w:afterAutospacing="1"/>
+      <w:outlineLvl w:val="3"/>
+    </w:pPr>
+    <w:rPr>
+      <w:b/>
+      <w:bCs/>
+    </w:rPr>
+  </w:style>
   <w:style w:type="character" w:default="1" w:styleId="DefaultParagraphFont">
     <w:name w:val="Default Paragraph Font"/>
     <w:uiPriority w:val="1"/>
@@ -4884,6 +7103,21 @@
     <w:rPr>
       <w:i/>
       <w:iCs/>
+    </w:rPr>
+  </w:style>
+  <w:style w:type="character" w:customStyle="1" w:styleId="Heading4Char">
+    <w:name w:val="Heading 4 Char"/>
+    <w:basedOn w:val="DefaultParagraphFont"/>
+    <w:link w:val="Heading4"/>
+    <w:uiPriority w:val="9"/>
+    <w:semiHidden/>
+    <w:rPr>
+      <w:rFonts w:asciiTheme="minorHAnsi" w:eastAsiaTheme="majorEastAsia" w:hAnsiTheme="minorHAnsi" w:cstheme="majorBidi"/>
+      <w:i/>
+      <w:iCs/>
+      <w:color w:val="0F4761" w:themeColor="accent1" w:themeShade="BF"/>
+      <w:sz w:val="24"/>
+      <w:szCs w:val="24"/>
     </w:rPr>
   </w:style>
 </w:styles>
